--- a/docs/testing/uc1_test_cases.docx
+++ b/docs/testing/uc1_test_cases.docx
@@ -2664,7 +2664,23 @@
                 <w:sz w:val="20"/>
                 <w:szCs w:val="20"/>
               </w:rPr>
+              <w:t xml:space="preserve">100 * </w:t>
+            </w:r>
+            <w:r>
+              <w:rPr>
+                <w:rStyle w:val="VerbatimChar"/>
+                <w:sz w:val="20"/>
+                <w:szCs w:val="20"/>
+              </w:rPr>
               <w:t>150</w:t>
+            </w:r>
+            <w:r>
+              <w:rPr>
+                <w:rStyle w:val="VerbatimChar"/>
+                <w:sz w:val="20"/>
+                <w:szCs w:val="20"/>
+              </w:rPr>
+              <w:t xml:space="preserve"> * 50</w:t>
             </w:r>
           </w:p>
         </w:tc>
@@ -4582,34 +4598,62 @@
                 <w:szCs w:val="20"/>
               </w:rPr>
             </w:pPr>
-          </w:p>
-        </w:tc>
-        <w:tc>
-          <w:tcPr>
-            <w:tcW w:w="1131" w:type="dxa"/>
-          </w:tcPr>
-          <w:p>
-            <w:pPr>
-              <w:pStyle w:val="Compact"/>
-              <w:rPr>
-                <w:sz w:val="20"/>
-                <w:szCs w:val="20"/>
-              </w:rPr>
-            </w:pPr>
-          </w:p>
-        </w:tc>
-        <w:tc>
-          <w:tcPr>
-            <w:tcW w:w="1131" w:type="dxa"/>
-          </w:tcPr>
-          <w:p>
-            <w:pPr>
-              <w:pStyle w:val="Compact"/>
-              <w:rPr>
-                <w:sz w:val="20"/>
-                <w:szCs w:val="20"/>
-              </w:rPr>
-            </w:pPr>
+            <w:r>
+              <w:rPr>
+                <w:sz w:val="20"/>
+                <w:szCs w:val="20"/>
+              </w:rPr>
+              <w:t>The app initializes two tabs i.e. AI Chat panel and AI Advice Report</w:t>
+            </w:r>
+            <w:r>
+              <w:rPr>
+                <w:sz w:val="20"/>
+                <w:szCs w:val="20"/>
+              </w:rPr>
+              <w:t>.</w:t>
+            </w:r>
+          </w:p>
+        </w:tc>
+        <w:tc>
+          <w:tcPr>
+            <w:tcW w:w="1131" w:type="dxa"/>
+          </w:tcPr>
+          <w:p>
+            <w:pPr>
+              <w:pStyle w:val="Compact"/>
+              <w:rPr>
+                <w:sz w:val="20"/>
+                <w:szCs w:val="20"/>
+              </w:rPr>
+            </w:pPr>
+            <w:r>
+              <w:rPr>
+                <w:sz w:val="20"/>
+                <w:szCs w:val="20"/>
+              </w:rPr>
+              <w:t>Pass</w:t>
+            </w:r>
+          </w:p>
+        </w:tc>
+        <w:tc>
+          <w:tcPr>
+            <w:tcW w:w="1131" w:type="dxa"/>
+          </w:tcPr>
+          <w:p>
+            <w:pPr>
+              <w:pStyle w:val="Compact"/>
+              <w:rPr>
+                <w:sz w:val="20"/>
+                <w:szCs w:val="20"/>
+              </w:rPr>
+            </w:pPr>
+            <w:r>
+              <w:rPr>
+                <w:sz w:val="20"/>
+                <w:szCs w:val="20"/>
+              </w:rPr>
+              <w:t>When starting with AI mode, the app initializes two tabs i.e. AI Chat panel and AI Advice report.</w:t>
+            </w:r>
           </w:p>
         </w:tc>
       </w:tr>
@@ -4780,34 +4824,87 @@
                 <w:szCs w:val="20"/>
               </w:rPr>
             </w:pPr>
-          </w:p>
-        </w:tc>
-        <w:tc>
-          <w:tcPr>
-            <w:tcW w:w="1131" w:type="dxa"/>
-          </w:tcPr>
-          <w:p>
-            <w:pPr>
-              <w:pStyle w:val="Compact"/>
-              <w:rPr>
-                <w:sz w:val="20"/>
-                <w:szCs w:val="20"/>
-              </w:rPr>
-            </w:pPr>
-          </w:p>
-        </w:tc>
-        <w:tc>
-          <w:tcPr>
-            <w:tcW w:w="1131" w:type="dxa"/>
-          </w:tcPr>
-          <w:p>
-            <w:pPr>
-              <w:pStyle w:val="Compact"/>
-              <w:rPr>
-                <w:sz w:val="20"/>
-                <w:szCs w:val="20"/>
-              </w:rPr>
-            </w:pPr>
+            <w:r>
+              <w:rPr>
+                <w:sz w:val="20"/>
+                <w:szCs w:val="20"/>
+              </w:rPr>
+              <w:t>After description of general information, the app verifies the given data.</w:t>
+            </w:r>
+          </w:p>
+          <w:p>
+            <w:pPr>
+              <w:pStyle w:val="Compact"/>
+              <w:rPr>
+                <w:sz w:val="20"/>
+                <w:szCs w:val="20"/>
+              </w:rPr>
+            </w:pPr>
+            <w:r>
+              <w:rPr>
+                <w:sz w:val="20"/>
+                <w:szCs w:val="20"/>
+              </w:rPr>
+              <w:t xml:space="preserve">On ‘Accept Changes’ button clicked, it </w:t>
+            </w:r>
+            <w:r>
+              <w:rPr>
+                <w:sz w:val="20"/>
+                <w:szCs w:val="20"/>
+              </w:rPr>
+              <w:lastRenderedPageBreak/>
+              <w:t>gives result message, ‘Changes applied and saved to database’.</w:t>
+            </w:r>
+          </w:p>
+        </w:tc>
+        <w:tc>
+          <w:tcPr>
+            <w:tcW w:w="1131" w:type="dxa"/>
+          </w:tcPr>
+          <w:p>
+            <w:pPr>
+              <w:pStyle w:val="Compact"/>
+              <w:rPr>
+                <w:sz w:val="20"/>
+                <w:szCs w:val="20"/>
+              </w:rPr>
+            </w:pPr>
+            <w:r>
+              <w:rPr>
+                <w:sz w:val="20"/>
+                <w:szCs w:val="20"/>
+              </w:rPr>
+              <w:lastRenderedPageBreak/>
+              <w:t>Pass</w:t>
+            </w:r>
+          </w:p>
+        </w:tc>
+        <w:tc>
+          <w:tcPr>
+            <w:tcW w:w="1131" w:type="dxa"/>
+          </w:tcPr>
+          <w:p>
+            <w:pPr>
+              <w:pStyle w:val="Compact"/>
+              <w:rPr>
+                <w:sz w:val="20"/>
+                <w:szCs w:val="20"/>
+              </w:rPr>
+            </w:pPr>
+            <w:r>
+              <w:rPr>
+                <w:sz w:val="20"/>
+                <w:szCs w:val="20"/>
+              </w:rPr>
+              <w:t xml:space="preserve">The general information successfully </w:t>
+            </w:r>
+            <w:r>
+              <w:rPr>
+                <w:sz w:val="20"/>
+                <w:szCs w:val="20"/>
+              </w:rPr>
+              <w:t>filled and saved to the database after the verification.</w:t>
+            </w:r>
           </w:p>
         </w:tc>
       </w:tr>
@@ -4894,58 +4991,71 @@
                 <w:sz w:val="20"/>
                 <w:szCs w:val="20"/>
               </w:rPr>
-              <w:t xml:space="preserve">File uploads successfully and displays </w:t>
-            </w:r>
-            <w:r>
-              <w:rPr>
-                <w:sz w:val="20"/>
-                <w:szCs w:val="20"/>
-              </w:rPr>
-              <w:lastRenderedPageBreak/>
-              <w:t>as a thumbnail preview.</w:t>
-            </w:r>
-          </w:p>
-        </w:tc>
-        <w:tc>
-          <w:tcPr>
-            <w:tcW w:w="1131" w:type="dxa"/>
-          </w:tcPr>
-          <w:p>
-            <w:pPr>
-              <w:pStyle w:val="Compact"/>
-              <w:rPr>
-                <w:sz w:val="20"/>
-                <w:szCs w:val="20"/>
-              </w:rPr>
-            </w:pPr>
-          </w:p>
-        </w:tc>
-        <w:tc>
-          <w:tcPr>
-            <w:tcW w:w="1131" w:type="dxa"/>
-          </w:tcPr>
-          <w:p>
-            <w:pPr>
-              <w:pStyle w:val="Compact"/>
-              <w:rPr>
-                <w:sz w:val="20"/>
-                <w:szCs w:val="20"/>
-              </w:rPr>
-            </w:pPr>
-          </w:p>
-        </w:tc>
-        <w:tc>
-          <w:tcPr>
-            <w:tcW w:w="1131" w:type="dxa"/>
-          </w:tcPr>
-          <w:p>
-            <w:pPr>
-              <w:pStyle w:val="Compact"/>
-              <w:rPr>
-                <w:sz w:val="20"/>
-                <w:szCs w:val="20"/>
-              </w:rPr>
-            </w:pPr>
+              <w:t>File uploads successfully and displays as a thumbnail preview.</w:t>
+            </w:r>
+          </w:p>
+        </w:tc>
+        <w:tc>
+          <w:tcPr>
+            <w:tcW w:w="1131" w:type="dxa"/>
+          </w:tcPr>
+          <w:p>
+            <w:pPr>
+              <w:pStyle w:val="Compact"/>
+              <w:rPr>
+                <w:sz w:val="20"/>
+                <w:szCs w:val="20"/>
+              </w:rPr>
+            </w:pPr>
+            <w:r>
+              <w:rPr>
+                <w:sz w:val="20"/>
+                <w:szCs w:val="20"/>
+              </w:rPr>
+              <w:t>The app asks whether to approve or not with the approve button. On ‘Approve’ button clicked, it shows successful message.</w:t>
+            </w:r>
+          </w:p>
+        </w:tc>
+        <w:tc>
+          <w:tcPr>
+            <w:tcW w:w="1131" w:type="dxa"/>
+          </w:tcPr>
+          <w:p>
+            <w:pPr>
+              <w:pStyle w:val="Compact"/>
+              <w:rPr>
+                <w:sz w:val="20"/>
+                <w:szCs w:val="20"/>
+              </w:rPr>
+            </w:pPr>
+            <w:r>
+              <w:rPr>
+                <w:sz w:val="20"/>
+                <w:szCs w:val="20"/>
+              </w:rPr>
+              <w:t>Pass</w:t>
+            </w:r>
+          </w:p>
+        </w:tc>
+        <w:tc>
+          <w:tcPr>
+            <w:tcW w:w="1131" w:type="dxa"/>
+          </w:tcPr>
+          <w:p>
+            <w:pPr>
+              <w:pStyle w:val="Compact"/>
+              <w:rPr>
+                <w:sz w:val="20"/>
+                <w:szCs w:val="20"/>
+              </w:rPr>
+            </w:pPr>
+            <w:r>
+              <w:rPr>
+                <w:sz w:val="20"/>
+                <w:szCs w:val="20"/>
+              </w:rPr>
+              <w:t>The user/Integrator could successfully upload their cell or cell environment condition photos in valid PNG files.</w:t>
+            </w:r>
           </w:p>
         </w:tc>
       </w:tr>
@@ -5030,6 +5140,13 @@
             </w:r>
             <w:r>
               <w:rPr>
+                <w:sz w:val="20"/>
+                <w:szCs w:val="20"/>
+              </w:rPr>
+              <w:t xml:space="preserve">100 * </w:t>
+            </w:r>
+            <w:r>
+              <w:rPr>
                 <w:rStyle w:val="VerbatimChar"/>
                 <w:sz w:val="20"/>
                 <w:szCs w:val="20"/>
@@ -5038,6 +5155,14 @@
             </w:r>
             <w:r>
               <w:rPr>
+                <w:rStyle w:val="VerbatimChar"/>
+                <w:sz w:val="20"/>
+                <w:szCs w:val="20"/>
+              </w:rPr>
+              <w:t xml:space="preserve"> * 50</w:t>
+            </w:r>
+            <w:r>
+              <w:rPr>
                 <w:sz w:val="20"/>
                 <w:szCs w:val="20"/>
               </w:rPr>
@@ -5116,34 +5241,104 @@
                 <w:szCs w:val="20"/>
               </w:rPr>
             </w:pPr>
-          </w:p>
-        </w:tc>
-        <w:tc>
-          <w:tcPr>
-            <w:tcW w:w="1131" w:type="dxa"/>
-          </w:tcPr>
-          <w:p>
-            <w:pPr>
-              <w:pStyle w:val="Compact"/>
-              <w:rPr>
-                <w:sz w:val="20"/>
-                <w:szCs w:val="20"/>
-              </w:rPr>
-            </w:pPr>
-          </w:p>
-        </w:tc>
-        <w:tc>
-          <w:tcPr>
-            <w:tcW w:w="1131" w:type="dxa"/>
-          </w:tcPr>
-          <w:p>
-            <w:pPr>
-              <w:pStyle w:val="Compact"/>
-              <w:rPr>
-                <w:sz w:val="20"/>
-                <w:szCs w:val="20"/>
-              </w:rPr>
-            </w:pPr>
+            <w:r>
+              <w:rPr>
+                <w:sz w:val="20"/>
+                <w:szCs w:val="20"/>
+              </w:rPr>
+              <w:t xml:space="preserve">The app verifies provided part details along with </w:t>
+            </w:r>
+            <w:r>
+              <w:rPr>
+                <w:sz w:val="20"/>
+                <w:szCs w:val="20"/>
+              </w:rPr>
+              <w:t>assigning</w:t>
+            </w:r>
+            <w:r>
+              <w:rPr>
+                <w:sz w:val="20"/>
+                <w:szCs w:val="20"/>
+              </w:rPr>
+              <w:t xml:space="preserve"> previously </w:t>
+            </w:r>
+            <w:r>
+              <w:rPr>
+                <w:sz w:val="20"/>
+                <w:szCs w:val="20"/>
+              </w:rPr>
+              <w:t>sent</w:t>
+            </w:r>
+            <w:r>
+              <w:rPr>
+                <w:sz w:val="20"/>
+                <w:szCs w:val="20"/>
+              </w:rPr>
+              <w:t xml:space="preserve"> PNG file</w:t>
+            </w:r>
+            <w:r>
+              <w:rPr>
+                <w:sz w:val="20"/>
+                <w:szCs w:val="20"/>
+              </w:rPr>
+              <w:t>s to Part1.</w:t>
+            </w:r>
+          </w:p>
+        </w:tc>
+        <w:tc>
+          <w:tcPr>
+            <w:tcW w:w="1131" w:type="dxa"/>
+          </w:tcPr>
+          <w:p>
+            <w:pPr>
+              <w:pStyle w:val="Compact"/>
+              <w:rPr>
+                <w:sz w:val="20"/>
+                <w:szCs w:val="20"/>
+              </w:rPr>
+            </w:pPr>
+            <w:r>
+              <w:rPr>
+                <w:sz w:val="20"/>
+                <w:szCs w:val="20"/>
+              </w:rPr>
+              <w:t>Pass</w:t>
+            </w:r>
+          </w:p>
+        </w:tc>
+        <w:tc>
+          <w:tcPr>
+            <w:tcW w:w="1131" w:type="dxa"/>
+          </w:tcPr>
+          <w:p>
+            <w:pPr>
+              <w:pStyle w:val="Compact"/>
+              <w:rPr>
+                <w:sz w:val="20"/>
+                <w:szCs w:val="20"/>
+              </w:rPr>
+            </w:pPr>
+            <w:r>
+              <w:rPr>
+                <w:sz w:val="20"/>
+                <w:szCs w:val="20"/>
+              </w:rPr>
+              <w:t xml:space="preserve">The app asks to approve assigning previously sent PNG image files in Part1. It asks about CAD </w:t>
+            </w:r>
+            <w:r>
+              <w:rPr>
+                <w:sz w:val="20"/>
+                <w:szCs w:val="20"/>
+              </w:rPr>
+              <w:t>files</w:t>
+            </w:r>
+            <w:r>
+              <w:rPr>
+                <w:sz w:val="20"/>
+                <w:szCs w:val="20"/>
+              </w:rPr>
+              <w:t xml:space="preserve"> available for Part1, is cycle time data an absolute max or average over a bin/shift for Part1, is Part1 very shiny, does part1 have any oil/soap/lubrication.</w:t>
+            </w:r>
           </w:p>
         </w:tc>
       </w:tr>
@@ -5260,34 +5455,72 @@
                 <w:szCs w:val="20"/>
               </w:rPr>
             </w:pPr>
-          </w:p>
-        </w:tc>
-        <w:tc>
-          <w:tcPr>
-            <w:tcW w:w="1131" w:type="dxa"/>
-          </w:tcPr>
-          <w:p>
-            <w:pPr>
-              <w:pStyle w:val="Compact"/>
-              <w:rPr>
-                <w:sz w:val="20"/>
-                <w:szCs w:val="20"/>
-              </w:rPr>
-            </w:pPr>
-          </w:p>
-        </w:tc>
-        <w:tc>
-          <w:tcPr>
-            <w:tcW w:w="1131" w:type="dxa"/>
-          </w:tcPr>
-          <w:p>
-            <w:pPr>
-              <w:pStyle w:val="Compact"/>
-              <w:rPr>
-                <w:sz w:val="20"/>
-                <w:szCs w:val="20"/>
-              </w:rPr>
-            </w:pPr>
+            <w:r>
+              <w:rPr>
+                <w:sz w:val="20"/>
+                <w:szCs w:val="20"/>
+              </w:rPr>
+              <w:t xml:space="preserve">The app asks to proceed with an ‘approve’ button. On approved, it shows, </w:t>
+            </w:r>
+            <w:r>
+              <w:rPr>
+                <w:sz w:val="20"/>
+                <w:szCs w:val="20"/>
+              </w:rPr>
+              <w:lastRenderedPageBreak/>
+              <w:t>‘Changes applied and saved to database.’</w:t>
+            </w:r>
+          </w:p>
+        </w:tc>
+        <w:tc>
+          <w:tcPr>
+            <w:tcW w:w="1131" w:type="dxa"/>
+          </w:tcPr>
+          <w:p>
+            <w:pPr>
+              <w:pStyle w:val="Compact"/>
+              <w:rPr>
+                <w:sz w:val="20"/>
+                <w:szCs w:val="20"/>
+              </w:rPr>
+            </w:pPr>
+            <w:r>
+              <w:rPr>
+                <w:sz w:val="20"/>
+                <w:szCs w:val="20"/>
+              </w:rPr>
+              <w:lastRenderedPageBreak/>
+              <w:t>Pass</w:t>
+            </w:r>
+          </w:p>
+        </w:tc>
+        <w:tc>
+          <w:tcPr>
+            <w:tcW w:w="1131" w:type="dxa"/>
+          </w:tcPr>
+          <w:p>
+            <w:pPr>
+              <w:pStyle w:val="Compact"/>
+              <w:rPr>
+                <w:sz w:val="20"/>
+                <w:szCs w:val="20"/>
+              </w:rPr>
+            </w:pPr>
+            <w:r>
+              <w:rPr>
+                <w:sz w:val="20"/>
+                <w:szCs w:val="20"/>
+              </w:rPr>
+              <w:t xml:space="preserve">The app successfully allows the User or Integrator to upload an available </w:t>
+            </w:r>
+            <w:r>
+              <w:rPr>
+                <w:sz w:val="20"/>
+                <w:szCs w:val="20"/>
+              </w:rPr>
+              <w:lastRenderedPageBreak/>
+              <w:t>CAD file for Part1.</w:t>
+            </w:r>
           </w:p>
         </w:tc>
       </w:tr>
@@ -5435,34 +5668,62 @@
                 <w:szCs w:val="20"/>
               </w:rPr>
             </w:pPr>
-          </w:p>
-        </w:tc>
-        <w:tc>
-          <w:tcPr>
-            <w:tcW w:w="1131" w:type="dxa"/>
-          </w:tcPr>
-          <w:p>
-            <w:pPr>
-              <w:pStyle w:val="Compact"/>
-              <w:rPr>
-                <w:sz w:val="20"/>
-                <w:szCs w:val="20"/>
-              </w:rPr>
-            </w:pPr>
-          </w:p>
-        </w:tc>
-        <w:tc>
-          <w:tcPr>
-            <w:tcW w:w="1131" w:type="dxa"/>
-          </w:tcPr>
-          <w:p>
-            <w:pPr>
-              <w:pStyle w:val="Compact"/>
-              <w:rPr>
-                <w:sz w:val="20"/>
-                <w:szCs w:val="20"/>
-              </w:rPr>
-            </w:pPr>
+            <w:r>
+              <w:rPr>
+                <w:sz w:val="20"/>
+                <w:szCs w:val="20"/>
+              </w:rPr>
+              <w:t>When text ‘Save Draft’ is sent to AI Chat panel, it asks to approve assigning previous CAD file to project.</w:t>
+            </w:r>
+            <w:r>
+              <w:rPr>
+                <w:sz w:val="20"/>
+                <w:szCs w:val="20"/>
+              </w:rPr>
+              <w:br/>
+            </w:r>
+          </w:p>
+        </w:tc>
+        <w:tc>
+          <w:tcPr>
+            <w:tcW w:w="1131" w:type="dxa"/>
+          </w:tcPr>
+          <w:p>
+            <w:pPr>
+              <w:pStyle w:val="Compact"/>
+              <w:rPr>
+                <w:sz w:val="20"/>
+                <w:szCs w:val="20"/>
+              </w:rPr>
+            </w:pPr>
+            <w:r>
+              <w:rPr>
+                <w:sz w:val="20"/>
+                <w:szCs w:val="20"/>
+              </w:rPr>
+              <w:t>Fail</w:t>
+            </w:r>
+          </w:p>
+        </w:tc>
+        <w:tc>
+          <w:tcPr>
+            <w:tcW w:w="1131" w:type="dxa"/>
+          </w:tcPr>
+          <w:p>
+            <w:pPr>
+              <w:pStyle w:val="Compact"/>
+              <w:rPr>
+                <w:sz w:val="20"/>
+                <w:szCs w:val="20"/>
+              </w:rPr>
+            </w:pPr>
+            <w:r>
+              <w:rPr>
+                <w:sz w:val="20"/>
+                <w:szCs w:val="20"/>
+              </w:rPr>
+              <w:t>To save draft, the user or integrator must click on dashboard since there is not any button called save draft. The app does not give output as expected.</w:t>
+            </w:r>
           </w:p>
         </w:tc>
       </w:tr>
@@ -5812,15 +6073,7 @@
                 <w:sz w:val="20"/>
                 <w:szCs w:val="20"/>
               </w:rPr>
-              <w:t xml:space="preserve">App initializes a blank questionnaire template without opening the </w:t>
-            </w:r>
-            <w:r>
-              <w:rPr>
-                <w:sz w:val="20"/>
-                <w:szCs w:val="20"/>
-              </w:rPr>
-              <w:lastRenderedPageBreak/>
-              <w:t>AI Chat panel.</w:t>
+              <w:t>App initializes a blank questionnaire template without opening the AI Chat panel.</w:t>
             </w:r>
           </w:p>
         </w:tc>
@@ -5841,7 +6094,6 @@
                 <w:sz w:val="20"/>
                 <w:szCs w:val="20"/>
               </w:rPr>
-              <w:lastRenderedPageBreak/>
               <w:t xml:space="preserve"> A blank questionnaire template without the AI Chat panel.</w:t>
             </w:r>
           </w:p>
@@ -5884,15 +6136,21 @@
                 <w:sz w:val="20"/>
                 <w:szCs w:val="20"/>
               </w:rPr>
-              <w:t xml:space="preserve">The app initialized a blank questionnaire template with each field </w:t>
-            </w:r>
-            <w:r>
-              <w:rPr>
-                <w:sz w:val="20"/>
-                <w:szCs w:val="20"/>
-              </w:rPr>
-              <w:lastRenderedPageBreak/>
-              <w:t>example text answer without opening the AI Chat panel.</w:t>
+              <w:t>The app initialized a blank questionnaire template with each field example text answer</w:t>
+            </w:r>
+            <w:r>
+              <w:rPr>
+                <w:sz w:val="20"/>
+                <w:szCs w:val="20"/>
+              </w:rPr>
+              <w:t xml:space="preserve"> </w:t>
+            </w:r>
+            <w:r>
+              <w:rPr>
+                <w:sz w:val="20"/>
+                <w:szCs w:val="20"/>
+              </w:rPr>
+              <w:t>without opening the AI Chat panel.</w:t>
             </w:r>
           </w:p>
         </w:tc>
@@ -5917,8 +6175,103 @@
                 <w:sz w:val="20"/>
                 <w:szCs w:val="20"/>
               </w:rPr>
+              <w:t>2</w:t>
+            </w:r>
+          </w:p>
+        </w:tc>
+        <w:tc>
+          <w:tcPr>
+            <w:tcW w:w="1368" w:type="dxa"/>
+          </w:tcPr>
+          <w:p>
+            <w:pPr>
+              <w:pStyle w:val="Compact"/>
+              <w:rPr>
+                <w:sz w:val="20"/>
+                <w:szCs w:val="20"/>
+              </w:rPr>
+            </w:pPr>
+            <w:r>
+              <w:rPr>
+                <w:sz w:val="20"/>
+                <w:szCs w:val="20"/>
+              </w:rPr>
+              <w:t>B3-B10: General Info</w:t>
+            </w:r>
+          </w:p>
+        </w:tc>
+        <w:tc>
+          <w:tcPr>
+            <w:tcW w:w="1604" w:type="dxa"/>
+          </w:tcPr>
+          <w:p>
+            <w:pPr>
+              <w:pStyle w:val="Compact"/>
+              <w:rPr>
+                <w:sz w:val="20"/>
+                <w:szCs w:val="20"/>
+              </w:rPr>
+            </w:pPr>
+            <w:r>
+              <w:rPr>
+                <w:sz w:val="20"/>
+                <w:szCs w:val="20"/>
+              </w:rPr>
+              <w:t xml:space="preserve">Project Name: </w:t>
+            </w:r>
+            <w:r>
+              <w:rPr>
+                <w:rStyle w:val="VerbatimChar"/>
+                <w:sz w:val="20"/>
+                <w:szCs w:val="20"/>
+              </w:rPr>
+              <w:t>"Beta Project"</w:t>
+            </w:r>
+            <w:r>
+              <w:rPr>
+                <w:sz w:val="20"/>
+                <w:szCs w:val="20"/>
+              </w:rPr>
+              <w:t xml:space="preserve">, Parts: </w:t>
+            </w:r>
+            <w:r>
+              <w:rPr>
+                <w:rStyle w:val="VerbatimChar"/>
+                <w:sz w:val="20"/>
+                <w:szCs w:val="20"/>
+              </w:rPr>
+              <w:t>5</w:t>
+            </w:r>
+            <w:r>
+              <w:rPr>
+                <w:sz w:val="20"/>
+                <w:szCs w:val="20"/>
+              </w:rPr>
+              <w:t xml:space="preserve">, Bin: Last option, Dimensions: </w:t>
+            </w:r>
+            <w:r>
+              <w:rPr>
+                <w:rStyle w:val="VerbatimChar"/>
+                <w:sz w:val="20"/>
+                <w:szCs w:val="20"/>
+              </w:rPr>
+              <w:t>800x600x400</w:t>
+            </w:r>
+            <w:r>
+              <w:rPr>
+                <w:sz w:val="20"/>
+                <w:szCs w:val="20"/>
+              </w:rPr>
+              <w:t xml:space="preserve">, Robot: Last option, Notes: </w:t>
+            </w:r>
+            <w:r>
+              <w:rPr>
+                <w:rStyle w:val="VerbatimChar"/>
+                <w:sz w:val="20"/>
+                <w:szCs w:val="20"/>
+              </w:rPr>
               <w:lastRenderedPageBreak/>
-              <w:t>2</w:t>
+              <w:t>[Blank]</w:t>
             </w:r>
           </w:p>
         </w:tc>
@@ -5939,81 +6292,51 @@
                 <w:sz w:val="20"/>
                 <w:szCs w:val="20"/>
               </w:rPr>
-              <w:t>B3-B10: General Info</w:t>
-            </w:r>
-          </w:p>
-        </w:tc>
-        <w:tc>
-          <w:tcPr>
-            <w:tcW w:w="1604" w:type="dxa"/>
-          </w:tcPr>
-          <w:p>
-            <w:pPr>
-              <w:pStyle w:val="Compact"/>
-              <w:rPr>
-                <w:sz w:val="20"/>
-                <w:szCs w:val="20"/>
-              </w:rPr>
-            </w:pPr>
-            <w:r>
-              <w:rPr>
-                <w:sz w:val="20"/>
-                <w:szCs w:val="20"/>
-              </w:rPr>
-              <w:t xml:space="preserve">Project Name: </w:t>
-            </w:r>
-            <w:r>
-              <w:rPr>
-                <w:rStyle w:val="VerbatimChar"/>
-                <w:sz w:val="20"/>
-                <w:szCs w:val="20"/>
-              </w:rPr>
-              <w:t>"Beta Project"</w:t>
-            </w:r>
-            <w:r>
-              <w:rPr>
-                <w:sz w:val="20"/>
-                <w:szCs w:val="20"/>
-              </w:rPr>
-              <w:t xml:space="preserve">, Parts: </w:t>
-            </w:r>
-            <w:r>
-              <w:rPr>
-                <w:rStyle w:val="VerbatimChar"/>
-                <w:sz w:val="20"/>
-                <w:szCs w:val="20"/>
-              </w:rPr>
-              <w:t>5</w:t>
-            </w:r>
-            <w:r>
-              <w:rPr>
-                <w:sz w:val="20"/>
-                <w:szCs w:val="20"/>
-              </w:rPr>
-              <w:t xml:space="preserve">, Bin: Last option, Dimensions: </w:t>
-            </w:r>
-            <w:r>
-              <w:rPr>
-                <w:rStyle w:val="VerbatimChar"/>
-                <w:sz w:val="20"/>
-                <w:szCs w:val="20"/>
-              </w:rPr>
-              <w:t>800x600x400</w:t>
-            </w:r>
-            <w:r>
-              <w:rPr>
-                <w:sz w:val="20"/>
-                <w:szCs w:val="20"/>
-              </w:rPr>
-              <w:t xml:space="preserve">, Robot: Last option, Notes: </w:t>
-            </w:r>
-            <w:r>
-              <w:rPr>
-                <w:rStyle w:val="VerbatimChar"/>
-                <w:sz w:val="20"/>
-                <w:szCs w:val="20"/>
-              </w:rPr>
-              <w:t>[Blank]</w:t>
+              <w:lastRenderedPageBreak/>
+              <w:t>Mandatory field</w:t>
+            </w:r>
+            <w:r>
+              <w:rPr>
+                <w:sz w:val="20"/>
+                <w:szCs w:val="20"/>
+              </w:rPr>
+              <w:t>s</w:t>
+            </w:r>
+            <w:r>
+              <w:rPr>
+                <w:sz w:val="20"/>
+                <w:szCs w:val="20"/>
+              </w:rPr>
+              <w:t xml:space="preserve"> accept </w:t>
+            </w:r>
+            <w:r>
+              <w:rPr>
+                <w:sz w:val="20"/>
+                <w:szCs w:val="20"/>
+              </w:rPr>
+              <w:t xml:space="preserve">given </w:t>
+            </w:r>
+            <w:r>
+              <w:rPr>
+                <w:sz w:val="20"/>
+                <w:szCs w:val="20"/>
+              </w:rPr>
+              <w:t>input</w:t>
+            </w:r>
+            <w:r>
+              <w:rPr>
+                <w:sz w:val="20"/>
+                <w:szCs w:val="20"/>
+              </w:rPr>
+              <w:t xml:space="preserve">; blank optional fields do not trigger validation </w:t>
+            </w:r>
+            <w:r>
+              <w:rPr>
+                <w:sz w:val="20"/>
+                <w:szCs w:val="20"/>
+              </w:rPr>
+              <w:lastRenderedPageBreak/>
+              <w:t>warnings.</w:t>
             </w:r>
           </w:p>
         </w:tc>
@@ -6034,7 +6357,23 @@
                 <w:sz w:val="20"/>
                 <w:szCs w:val="20"/>
               </w:rPr>
-              <w:t>Mandatory fields accept inputs; blank optional fields do not trigger validation warnings.</w:t>
+              <w:lastRenderedPageBreak/>
+              <w:t>Mandatory fields accept inputs,</w:t>
+            </w:r>
+            <w:r>
+              <w:rPr>
+                <w:sz w:val="20"/>
+                <w:szCs w:val="20"/>
+              </w:rPr>
+              <w:t xml:space="preserve"> when last option is selected on Preferred Robot Brand field another field appears </w:t>
+            </w:r>
+            <w:r>
+              <w:rPr>
+                <w:sz w:val="20"/>
+                <w:szCs w:val="20"/>
+              </w:rPr>
+              <w:lastRenderedPageBreak/>
+              <w:t xml:space="preserve">i.e. Specify Robot Brand and Model [1.05_other] </w:t>
             </w:r>
           </w:p>
         </w:tc>
@@ -6055,23 +6394,8 @@
                 <w:sz w:val="20"/>
                 <w:szCs w:val="20"/>
               </w:rPr>
-              <w:t>Mandatory fields accept inputs,</w:t>
-            </w:r>
-          </w:p>
-          <w:p>
-            <w:pPr>
-              <w:pStyle w:val="Compact"/>
-              <w:rPr>
-                <w:sz w:val="20"/>
-                <w:szCs w:val="20"/>
-              </w:rPr>
-            </w:pPr>
-            <w:r>
-              <w:rPr>
-                <w:sz w:val="20"/>
-                <w:szCs w:val="20"/>
-              </w:rPr>
-              <w:t>‘Parts’ field suggests adding 4 more-part tabs for those 5 different parts in the project. When choosing last option, i.e. others, another questionnaire appears below that questionnaire. blank optional fields do not trigger validation warnings.</w:t>
+              <w:lastRenderedPageBreak/>
+              <w:t>Pass</w:t>
             </w:r>
           </w:p>
         </w:tc>
@@ -6092,91 +6416,29 @@
                 <w:sz w:val="20"/>
                 <w:szCs w:val="20"/>
               </w:rPr>
-              <w:t>Pass</w:t>
-            </w:r>
-          </w:p>
-        </w:tc>
-        <w:tc>
-          <w:tcPr>
-            <w:tcW w:w="1368" w:type="dxa"/>
-          </w:tcPr>
-          <w:p>
-            <w:pPr>
-              <w:pStyle w:val="Compact"/>
-              <w:rPr>
-                <w:sz w:val="20"/>
-                <w:szCs w:val="20"/>
-              </w:rPr>
-            </w:pPr>
-            <w:r>
-              <w:rPr>
-                <w:sz w:val="20"/>
-                <w:szCs w:val="20"/>
-              </w:rPr>
-              <w:t>The app suggests</w:t>
-            </w:r>
-            <w:r>
-              <w:rPr>
-                <w:sz w:val="20"/>
-                <w:szCs w:val="20"/>
-              </w:rPr>
-              <w:t xml:space="preserve"> adding or creating more part tabs </w:t>
-            </w:r>
-            <w:r>
-              <w:rPr>
-                <w:sz w:val="20"/>
-                <w:szCs w:val="20"/>
-              </w:rPr>
-              <w:t>according to</w:t>
-            </w:r>
-            <w:r>
-              <w:rPr>
-                <w:sz w:val="20"/>
-                <w:szCs w:val="20"/>
-              </w:rPr>
-              <w:t xml:space="preserve"> ‘</w:t>
-            </w:r>
-            <w:r>
-              <w:rPr>
-                <w:sz w:val="20"/>
-                <w:szCs w:val="20"/>
-              </w:rPr>
-              <w:t>tota</w:t>
-            </w:r>
-            <w:r>
-              <w:rPr>
-                <w:sz w:val="20"/>
-                <w:szCs w:val="20"/>
-              </w:rPr>
-              <w:t xml:space="preserve">lly </w:t>
-            </w:r>
-            <w:r>
-              <w:rPr>
-                <w:sz w:val="20"/>
-                <w:szCs w:val="20"/>
-              </w:rPr>
-              <w:t>different parts</w:t>
-            </w:r>
-            <w:r>
-              <w:rPr>
-                <w:sz w:val="20"/>
-                <w:szCs w:val="20"/>
-              </w:rPr>
-              <w:t xml:space="preserve"> questionnaire’s field</w:t>
-            </w:r>
-            <w:r>
-              <w:rPr>
-                <w:sz w:val="20"/>
-                <w:szCs w:val="20"/>
-              </w:rPr>
-              <w:t xml:space="preserve"> input</w:t>
-            </w:r>
-            <w:r>
-              <w:rPr>
-                <w:sz w:val="20"/>
-                <w:szCs w:val="20"/>
-              </w:rPr>
-              <w:t xml:space="preserve"> value. When choosing the last option, i.e. other, another questionnaire appears below that questionnaire which asks to specify robot brand and model.</w:t>
+              <w:t xml:space="preserve">The mandatory fields </w:t>
+            </w:r>
+            <w:r>
+              <w:rPr>
+                <w:sz w:val="20"/>
+                <w:szCs w:val="20"/>
+              </w:rPr>
+              <w:t>accept</w:t>
+            </w:r>
+            <w:r>
+              <w:rPr>
+                <w:sz w:val="20"/>
+                <w:szCs w:val="20"/>
+              </w:rPr>
+              <w:t xml:space="preserve"> given inputs where optional fields do not trigger validation </w:t>
+            </w:r>
+            <w:r>
+              <w:rPr>
+                <w:sz w:val="20"/>
+                <w:szCs w:val="20"/>
+              </w:rPr>
+              <w:lastRenderedPageBreak/>
+              <w:t>warnings.</w:t>
             </w:r>
           </w:p>
         </w:tc>
@@ -6280,6 +6542,13 @@
                 <w:szCs w:val="20"/>
               </w:rPr>
             </w:pPr>
+            <w:r>
+              <w:rPr>
+                <w:sz w:val="20"/>
+                <w:szCs w:val="20"/>
+              </w:rPr>
+              <w:t>Uploaded photos appear in that field.</w:t>
+            </w:r>
           </w:p>
         </w:tc>
         <w:tc>
@@ -6294,6 +6563,13 @@
                 <w:szCs w:val="20"/>
               </w:rPr>
             </w:pPr>
+            <w:r>
+              <w:rPr>
+                <w:sz w:val="20"/>
+                <w:szCs w:val="20"/>
+              </w:rPr>
+              <w:t>Pass</w:t>
+            </w:r>
           </w:p>
         </w:tc>
         <w:tc>
@@ -6308,6 +6584,27 @@
                 <w:szCs w:val="20"/>
               </w:rPr>
             </w:pPr>
+            <w:r>
+              <w:rPr>
+                <w:sz w:val="20"/>
+                <w:szCs w:val="20"/>
+              </w:rPr>
+              <w:t xml:space="preserve">The app successfully </w:t>
+            </w:r>
+            <w:r>
+              <w:rPr>
+                <w:sz w:val="20"/>
+                <w:szCs w:val="20"/>
+              </w:rPr>
+              <w:t>uploads</w:t>
+            </w:r>
+            <w:r>
+              <w:rPr>
+                <w:sz w:val="20"/>
+                <w:szCs w:val="20"/>
+              </w:rPr>
+              <w:t xml:space="preserve"> jpg image files in the ‘Upload Cell &amp; Environment Photos’ field.</w:t>
+            </w:r>
           </w:p>
         </w:tc>
       </w:tr>
@@ -6388,7 +6685,30 @@
                 <w:sz w:val="20"/>
                 <w:szCs w:val="20"/>
               </w:rPr>
-              <w:t xml:space="preserve">, Weight: </w:t>
+              <w:t>,</w:t>
+            </w:r>
+          </w:p>
+          <w:p>
+            <w:pPr>
+              <w:pStyle w:val="Compact"/>
+              <w:rPr>
+                <w:sz w:val="20"/>
+                <w:szCs w:val="20"/>
+              </w:rPr>
+            </w:pPr>
+            <w:r>
+              <w:rPr>
+                <w:sz w:val="20"/>
+                <w:szCs w:val="20"/>
+              </w:rPr>
+              <w:t>Dimensions: 100 * 150 * 50,</w:t>
+            </w:r>
+            <w:r>
+              <w:rPr>
+                <w:sz w:val="20"/>
+                <w:szCs w:val="20"/>
+              </w:rPr>
+              <w:t xml:space="preserve"> Weight: </w:t>
             </w:r>
             <w:r>
               <w:rPr>
@@ -6463,6 +6783,13 @@
                 <w:szCs w:val="20"/>
               </w:rPr>
             </w:pPr>
+            <w:r>
+              <w:rPr>
+                <w:sz w:val="20"/>
+                <w:szCs w:val="20"/>
+              </w:rPr>
+              <w:t>All Mandatory part detail fields accept given inputs.</w:t>
+            </w:r>
           </w:p>
         </w:tc>
         <w:tc>
@@ -6477,6 +6804,13 @@
                 <w:szCs w:val="20"/>
               </w:rPr>
             </w:pPr>
+            <w:r>
+              <w:rPr>
+                <w:sz w:val="20"/>
+                <w:szCs w:val="20"/>
+              </w:rPr>
+              <w:t>Pass</w:t>
+            </w:r>
           </w:p>
         </w:tc>
         <w:tc>
@@ -6491,6 +6825,13 @@
                 <w:szCs w:val="20"/>
               </w:rPr>
             </w:pPr>
+            <w:r>
+              <w:rPr>
+                <w:sz w:val="20"/>
+                <w:szCs w:val="20"/>
+              </w:rPr>
+              <w:t>Mandatory fields or optional fields do not show any errors to given data.</w:t>
+            </w:r>
           </w:p>
         </w:tc>
       </w:tr>
@@ -6577,17 +6918,15 @@
                 <w:sz w:val="20"/>
                 <w:szCs w:val="20"/>
               </w:rPr>
-              <w:t xml:space="preserve">JPG images </w:t>
-            </w:r>
-            <w:proofErr w:type="gramStart"/>
-            <w:r>
-              <w:rPr>
-                <w:sz w:val="20"/>
-                <w:szCs w:val="20"/>
-              </w:rPr>
-              <w:t>upload</w:t>
-            </w:r>
-            <w:proofErr w:type="gramEnd"/>
+              <w:t>JPG images upload</w:t>
+            </w:r>
+            <w:r>
+              <w:rPr>
+                <w:sz w:val="20"/>
+                <w:szCs w:val="20"/>
+              </w:rPr>
+              <w:t>s</w:t>
+            </w:r>
             <w:r>
               <w:rPr>
                 <w:sz w:val="20"/>
@@ -6609,6 +6948,13 @@
                 <w:szCs w:val="20"/>
               </w:rPr>
             </w:pPr>
+            <w:r>
+              <w:rPr>
+                <w:sz w:val="20"/>
+                <w:szCs w:val="20"/>
+              </w:rPr>
+              <w:t>Uploaded photos in JPG successfully.</w:t>
+            </w:r>
           </w:p>
         </w:tc>
         <w:tc>
@@ -6623,6 +6969,13 @@
                 <w:szCs w:val="20"/>
               </w:rPr>
             </w:pPr>
+            <w:r>
+              <w:rPr>
+                <w:sz w:val="20"/>
+                <w:szCs w:val="20"/>
+              </w:rPr>
+              <w:t>Pass</w:t>
+            </w:r>
           </w:p>
         </w:tc>
         <w:tc>
@@ -6637,6 +6990,13 @@
                 <w:szCs w:val="20"/>
               </w:rPr>
             </w:pPr>
+            <w:r>
+              <w:rPr>
+                <w:sz w:val="20"/>
+                <w:szCs w:val="20"/>
+              </w:rPr>
+              <w:t>The JPG image files are uploaded successfully. CAD is set to “No”.</w:t>
+            </w:r>
           </w:p>
         </w:tc>
       </w:tr>
@@ -6731,7 +7091,14 @@
                 <w:sz w:val="20"/>
                 <w:szCs w:val="20"/>
               </w:rPr>
-              <w:t xml:space="preserve">"Draft </w:t>
+              <w:t>"Draft saved successfully"</w:t>
+            </w:r>
+            <w:r>
+              <w:rPr>
+                <w:sz w:val="20"/>
+                <w:szCs w:val="20"/>
+              </w:rPr>
+              <w:t xml:space="preserve">. Project card appears on Dashboard with </w:t>
             </w:r>
             <w:r>
               <w:rPr>
@@ -6739,22 +7106,6 @@
                 <w:sz w:val="20"/>
                 <w:szCs w:val="20"/>
               </w:rPr>
-              <w:lastRenderedPageBreak/>
-              <w:t>saved successfully"</w:t>
-            </w:r>
-            <w:r>
-              <w:rPr>
-                <w:sz w:val="20"/>
-                <w:szCs w:val="20"/>
-              </w:rPr>
-              <w:t xml:space="preserve">. Project card appears on Dashboard with </w:t>
-            </w:r>
-            <w:r>
-              <w:rPr>
-                <w:rStyle w:val="VerbatimChar"/>
-                <w:sz w:val="20"/>
-                <w:szCs w:val="20"/>
-              </w:rPr>
               <w:t>"Draft"</w:t>
             </w:r>
             <w:r>
@@ -6778,6 +7129,13 @@
                 <w:szCs w:val="20"/>
               </w:rPr>
             </w:pPr>
+            <w:r>
+              <w:rPr>
+                <w:sz w:val="20"/>
+                <w:szCs w:val="20"/>
+              </w:rPr>
+              <w:t>When the user or integrator click on the Dashboard tab on the top navigation bar, the project card appears on Dashboard with “Draft” status.</w:t>
+            </w:r>
           </w:p>
         </w:tc>
         <w:tc>
@@ -6792,6 +7150,13 @@
                 <w:szCs w:val="20"/>
               </w:rPr>
             </w:pPr>
+            <w:r>
+              <w:rPr>
+                <w:sz w:val="20"/>
+                <w:szCs w:val="20"/>
+              </w:rPr>
+              <w:t>Fail</w:t>
+            </w:r>
           </w:p>
         </w:tc>
         <w:tc>
@@ -6806,6 +7171,41 @@
                 <w:szCs w:val="20"/>
               </w:rPr>
             </w:pPr>
+            <w:r>
+              <w:rPr>
+                <w:sz w:val="20"/>
+                <w:szCs w:val="20"/>
+              </w:rPr>
+              <w:t>There is not any selection button to save as draft. However</w:t>
+            </w:r>
+            <w:r>
+              <w:rPr>
+                <w:sz w:val="20"/>
+                <w:szCs w:val="20"/>
+              </w:rPr>
+              <w:t>,</w:t>
+            </w:r>
+            <w:r>
+              <w:rPr>
+                <w:sz w:val="20"/>
+                <w:szCs w:val="20"/>
+              </w:rPr>
+              <w:t xml:space="preserve"> the user or Integrator could proceed by clicking to the</w:t>
+            </w:r>
+            <w:r>
+              <w:rPr>
+                <w:sz w:val="20"/>
+                <w:szCs w:val="20"/>
+              </w:rPr>
+              <w:t xml:space="preserve"> d</w:t>
+            </w:r>
+            <w:r>
+              <w:rPr>
+                <w:sz w:val="20"/>
+                <w:szCs w:val="20"/>
+              </w:rPr>
+              <w:t>ashboard tab.</w:t>
+            </w:r>
           </w:p>
         </w:tc>
       </w:tr>
@@ -7092,6 +7492,7 @@
                 <w:sz w:val="20"/>
                 <w:szCs w:val="20"/>
               </w:rPr>
+              <w:lastRenderedPageBreak/>
               <w:t>1</w:t>
             </w:r>
           </w:p>
@@ -7885,15 +8286,7 @@
                 <w:sz w:val="20"/>
                 <w:szCs w:val="20"/>
               </w:rPr>
-              <w:t xml:space="preserve">Form blocks navigation, displays validation summary, </w:t>
-            </w:r>
-            <w:r>
-              <w:rPr>
-                <w:sz w:val="20"/>
-                <w:szCs w:val="20"/>
-              </w:rPr>
-              <w:lastRenderedPageBreak/>
-              <w:t xml:space="preserve">and scrolls focus </w:t>
+              <w:t xml:space="preserve">Form blocks navigation, displays validation summary, and scrolls focus </w:t>
             </w:r>
             <w:proofErr w:type="gramStart"/>
             <w:r>
@@ -8398,7 +8791,15 @@
                 <w:sz w:val="20"/>
                 <w:szCs w:val="20"/>
               </w:rPr>
-              <w:t>B4: Expected Parts</w:t>
+              <w:t xml:space="preserve">B4: Expected </w:t>
+            </w:r>
+            <w:r>
+              <w:rPr>
+                <w:sz w:val="20"/>
+                <w:szCs w:val="20"/>
+              </w:rPr>
+              <w:lastRenderedPageBreak/>
+              <w:t>Parts</w:t>
             </w:r>
           </w:p>
         </w:tc>
@@ -8420,6 +8821,7 @@
                 <w:sz w:val="20"/>
                 <w:szCs w:val="20"/>
               </w:rPr>
+              <w:lastRenderedPageBreak/>
               <w:t>1</w:t>
             </w:r>
           </w:p>
@@ -8441,7 +8843,15 @@
                 <w:sz w:val="20"/>
                 <w:szCs w:val="20"/>
               </w:rPr>
-              <w:t>Value is accepted.</w:t>
+              <w:t xml:space="preserve">Value is </w:t>
+            </w:r>
+            <w:r>
+              <w:rPr>
+                <w:sz w:val="20"/>
+                <w:szCs w:val="20"/>
+              </w:rPr>
+              <w:lastRenderedPageBreak/>
+              <w:t>accepted.</w:t>
             </w:r>
           </w:p>
         </w:tc>
@@ -9476,7 +9886,6 @@
                 <w:sz w:val="20"/>
                 <w:szCs w:val="20"/>
               </w:rPr>
-              <w:lastRenderedPageBreak/>
               <w:t>2</w:t>
             </w:r>
           </w:p>
@@ -9940,7 +10349,15 @@
                 <w:sz w:val="20"/>
                 <w:szCs w:val="20"/>
               </w:rPr>
-              <w:t>Multi-image drop zone accepts up to the maximum permitted file uploads (e.g. 5).</w:t>
+              <w:t xml:space="preserve">Multi-image drop zone accepts up to the maximum </w:t>
+            </w:r>
+            <w:r>
+              <w:rPr>
+                <w:sz w:val="20"/>
+                <w:szCs w:val="20"/>
+              </w:rPr>
+              <w:lastRenderedPageBreak/>
+              <w:t>permitted file uploads (e.g. 5).</w:t>
             </w:r>
           </w:p>
         </w:tc>
@@ -10809,16 +11226,7 @@
                 <w:sz w:val="20"/>
                 <w:szCs w:val="20"/>
               </w:rPr>
-              <w:t xml:space="preserve">"Dimensions must be </w:t>
-            </w:r>
-            <w:r>
-              <w:rPr>
-                <w:rStyle w:val="VerbatimChar"/>
-                <w:sz w:val="20"/>
-                <w:szCs w:val="20"/>
-              </w:rPr>
-              <w:lastRenderedPageBreak/>
-              <w:t>positive values"</w:t>
+              <w:t>"Dimensions must be positive values"</w:t>
             </w:r>
             <w:r>
               <w:rPr>
@@ -11199,6 +11607,7 @@
                 <w:sz w:val="20"/>
                 <w:szCs w:val="20"/>
               </w:rPr>
+              <w:lastRenderedPageBreak/>
               <w:t>6</w:t>
             </w:r>
           </w:p>
@@ -11816,16 +12225,7 @@
                 <w:sz w:val="20"/>
                 <w:szCs w:val="20"/>
               </w:rPr>
-              <w:t xml:space="preserve">"File is corrupt </w:t>
-            </w:r>
-            <w:r>
-              <w:rPr>
-                <w:rStyle w:val="VerbatimChar"/>
-                <w:sz w:val="20"/>
-                <w:szCs w:val="20"/>
-              </w:rPr>
-              <w:lastRenderedPageBreak/>
-              <w:t>or empty."</w:t>
+              <w:t>"File is corrupt or empty."</w:t>
             </w:r>
           </w:p>
         </w:tc>
@@ -12125,7 +12525,16 @@
                 <w:sz w:val="20"/>
                 <w:szCs w:val="20"/>
               </w:rPr>
-              <w:t>"Image size exceeds the maximum limit of 5MB."</w:t>
+              <w:t xml:space="preserve">"Image size exceeds the maximum limit of </w:t>
+            </w:r>
+            <w:r>
+              <w:rPr>
+                <w:rStyle w:val="VerbatimChar"/>
+                <w:sz w:val="20"/>
+                <w:szCs w:val="20"/>
+              </w:rPr>
+              <w:lastRenderedPageBreak/>
+              <w:t>5MB."</w:t>
             </w:r>
           </w:p>
         </w:tc>
@@ -12867,15 +13276,7 @@
                 <w:sz w:val="20"/>
                 <w:szCs w:val="20"/>
               </w:rPr>
-              <w:t xml:space="preserve"> visible on the </w:t>
-            </w:r>
-            <w:r>
-              <w:rPr>
-                <w:sz w:val="20"/>
-                <w:szCs w:val="20"/>
-              </w:rPr>
-              <w:lastRenderedPageBreak/>
-              <w:t>Engineer’s evaluator dashboard.</w:t>
+              <w:t xml:space="preserve"> visible on the Engineer’s evaluator dashboard.</w:t>
             </w:r>
           </w:p>
         </w:tc>

--- a/docs/testing/uc1_test_cases.docx
+++ b/docs/testing/uc1_test_cases.docx
@@ -640,6 +640,13 @@
               </w:rPr>
               <w:t>Start with AI</w:t>
             </w:r>
+            <w:r>
+              <w:rPr>
+                <w:sz w:val="20"/>
+                <w:szCs w:val="20"/>
+              </w:rPr>
+              <w:t>/Start Manually</w:t>
+            </w:r>
           </w:p>
         </w:tc>
         <w:tc>
@@ -913,23 +920,7 @@
                 <w:sz w:val="20"/>
                 <w:szCs w:val="20"/>
               </w:rPr>
-              <w:t xml:space="preserve"> </w:t>
-            </w:r>
-            <w:proofErr w:type="gramStart"/>
-            <w:r>
-              <w:rPr>
-                <w:sz w:val="20"/>
-                <w:szCs w:val="20"/>
-              </w:rPr>
-              <w:t>chars</w:t>
-            </w:r>
-            <w:proofErr w:type="gramEnd"/>
-            <w:r>
-              <w:rPr>
-                <w:sz w:val="20"/>
-                <w:szCs w:val="20"/>
-              </w:rPr>
-              <w:t xml:space="preserve"> (Max)</w:t>
+              <w:t xml:space="preserve"> chars (Max)</w:t>
             </w:r>
           </w:p>
         </w:tc>
@@ -1191,17 +1182,29 @@
             <w:r>
               <w:rPr>
                 <w:rStyle w:val="VerbatimChar"/>
-                <w:sz w:val="20"/>
-                <w:szCs w:val="20"/>
-              </w:rPr>
-              <w:t>0</w:t>
-            </w:r>
-            <w:r>
-              <w:rPr>
-                <w:sz w:val="20"/>
-                <w:szCs w:val="20"/>
-              </w:rPr>
-              <w:t xml:space="preserve"> (Zero)</w:t>
+              </w:rPr>
+              <w:t>-1</w:t>
+            </w:r>
+            <w:r>
+              <w:rPr>
+                <w:sz w:val="20"/>
+                <w:szCs w:val="20"/>
+              </w:rPr>
+              <w:t xml:space="preserve"> (</w:t>
+            </w:r>
+            <w:r>
+              <w:rPr>
+                <w:sz w:val="20"/>
+                <w:szCs w:val="20"/>
+              </w:rPr>
+              <w:t>Negative</w:t>
+            </w:r>
+            <w:r>
+              <w:rPr>
+                <w:sz w:val="20"/>
+                <w:szCs w:val="20"/>
+              </w:rPr>
+              <w:t>)</w:t>
             </w:r>
           </w:p>
         </w:tc>
@@ -2807,11 +2810,7 @@
               <w:t>0</w:t>
             </w:r>
             <w:r>
-              <w:rPr>
-                <w:sz w:val="20"/>
-                <w:szCs w:val="20"/>
-              </w:rPr>
-              <w:t xml:space="preserve"> (Zero)</w:t>
+              <w:t xml:space="preserve"> (zero)</w:t>
             </w:r>
           </w:p>
         </w:tc>
@@ -2880,6 +2879,7 @@
                 <w:sz w:val="20"/>
                 <w:szCs w:val="20"/>
               </w:rPr>
+              <w:lastRenderedPageBreak/>
               <w:t>B15</w:t>
             </w:r>
           </w:p>
@@ -3123,7 +3123,6 @@
                 <w:sz w:val="20"/>
                 <w:szCs w:val="20"/>
               </w:rPr>
-              <w:lastRenderedPageBreak/>
               <w:t>B16</w:t>
             </w:r>
           </w:p>
@@ -4603,14 +4602,7 @@
                 <w:sz w:val="20"/>
                 <w:szCs w:val="20"/>
               </w:rPr>
-              <w:t>The app initializes two tabs i.e. AI Chat panel and AI Advice Report</w:t>
-            </w:r>
-            <w:r>
-              <w:rPr>
-                <w:sz w:val="20"/>
-                <w:szCs w:val="20"/>
-              </w:rPr>
-              <w:t>.</w:t>
+              <w:t>The app initializes two tabs i.e. AI Chat panel and AI Advice Report.</w:t>
             </w:r>
           </w:p>
         </w:tc>
@@ -4772,6 +4764,7 @@
                 <w:sz w:val="20"/>
                 <w:szCs w:val="20"/>
               </w:rPr>
+              <w:lastRenderedPageBreak/>
               <w:t>1200x800x600</w:t>
             </w:r>
             <w:r>
@@ -4808,6 +4801,7 @@
                 <w:sz w:val="20"/>
                 <w:szCs w:val="20"/>
               </w:rPr>
+              <w:lastRenderedPageBreak/>
               <w:t>Form fields accept values successfully. AI helper suggestions are responsive.</w:t>
             </w:r>
           </w:p>
@@ -4829,23 +4823,7 @@
                 <w:sz w:val="20"/>
                 <w:szCs w:val="20"/>
               </w:rPr>
-              <w:t>After description of general information, the app verifies the given data.</w:t>
-            </w:r>
-          </w:p>
-          <w:p>
-            <w:pPr>
-              <w:pStyle w:val="Compact"/>
-              <w:rPr>
-                <w:sz w:val="20"/>
-                <w:szCs w:val="20"/>
-              </w:rPr>
-            </w:pPr>
-            <w:r>
-              <w:rPr>
-                <w:sz w:val="20"/>
-                <w:szCs w:val="20"/>
-              </w:rPr>
-              <w:t xml:space="preserve">On ‘Accept Changes’ button clicked, it </w:t>
+              <w:t xml:space="preserve">The app allows user (Integrator or Evaluator) for the verification when the user </w:t>
             </w:r>
             <w:r>
               <w:rPr>
@@ -4853,7 +4831,7 @@
                 <w:szCs w:val="20"/>
               </w:rPr>
               <w:lastRenderedPageBreak/>
-              <w:t>gives result message, ‘Changes applied and saved to database’.</w:t>
+              <w:t>confirms it displays “Changes applied and saved to database.”</w:t>
             </w:r>
           </w:p>
         </w:tc>
@@ -4896,14 +4874,64 @@
                 <w:sz w:val="20"/>
                 <w:szCs w:val="20"/>
               </w:rPr>
-              <w:t xml:space="preserve">The general information successfully </w:t>
-            </w:r>
-            <w:r>
-              <w:rPr>
-                <w:sz w:val="20"/>
-                <w:szCs w:val="20"/>
-              </w:rPr>
-              <w:t>filled and saved to the database after the verification.</w:t>
+              <w:t>The general</w:t>
+            </w:r>
+            <w:r>
+              <w:rPr>
+                <w:sz w:val="20"/>
+                <w:szCs w:val="20"/>
+              </w:rPr>
+              <w:t xml:space="preserve"> project details</w:t>
+            </w:r>
+            <w:r>
+              <w:rPr>
+                <w:sz w:val="20"/>
+                <w:szCs w:val="20"/>
+              </w:rPr>
+              <w:t xml:space="preserve"> successfully </w:t>
+            </w:r>
+            <w:r>
+              <w:rPr>
+                <w:sz w:val="20"/>
+                <w:szCs w:val="20"/>
+              </w:rPr>
+              <w:t>stored</w:t>
+            </w:r>
+            <w:r>
+              <w:rPr>
+                <w:sz w:val="20"/>
+                <w:szCs w:val="20"/>
+              </w:rPr>
+              <w:t xml:space="preserve"> to the database</w:t>
+            </w:r>
+            <w:r>
+              <w:rPr>
+                <w:sz w:val="20"/>
+                <w:szCs w:val="20"/>
+              </w:rPr>
+              <w:t xml:space="preserve"> along with</w:t>
+            </w:r>
+            <w:r>
+              <w:rPr>
+                <w:sz w:val="20"/>
+                <w:szCs w:val="20"/>
+              </w:rPr>
+              <w:t xml:space="preserve"> the </w:t>
+            </w:r>
+            <w:r>
+              <w:rPr>
+                <w:sz w:val="20"/>
+                <w:szCs w:val="20"/>
+              </w:rPr>
+              <w:t xml:space="preserve">manual </w:t>
+            </w:r>
+            <w:r>
+              <w:rPr>
+                <w:sz w:val="20"/>
+                <w:szCs w:val="20"/>
+              </w:rPr>
+              <w:lastRenderedPageBreak/>
+              <w:t>verification.</w:t>
             </w:r>
           </w:p>
         </w:tc>
@@ -5012,7 +5040,21 @@
                 <w:sz w:val="20"/>
                 <w:szCs w:val="20"/>
               </w:rPr>
-              <w:t>The app asks whether to approve or not with the approve button. On ‘Approve’ button clicked, it shows successful message.</w:t>
+              <w:t xml:space="preserve">The app asks whether to approve or not with the approve button. On ‘Approve’ button clicked, it </w:t>
+            </w:r>
+            <w:r>
+              <w:rPr>
+                <w:sz w:val="20"/>
+                <w:szCs w:val="20"/>
+              </w:rPr>
+              <w:t>displays</w:t>
+            </w:r>
+            <w:r>
+              <w:rPr>
+                <w:sz w:val="20"/>
+                <w:szCs w:val="20"/>
+              </w:rPr>
+              <w:t xml:space="preserve"> successful message.</w:t>
             </w:r>
           </w:p>
         </w:tc>
@@ -5140,13 +5182,6 @@
             </w:r>
             <w:r>
               <w:rPr>
-                <w:sz w:val="20"/>
-                <w:szCs w:val="20"/>
-              </w:rPr>
-              <w:t xml:space="preserve">100 * </w:t>
-            </w:r>
-            <w:r>
-              <w:rPr>
                 <w:rStyle w:val="VerbatimChar"/>
                 <w:sz w:val="20"/>
                 <w:szCs w:val="20"/>
@@ -5155,18 +5190,25 @@
             </w:r>
             <w:r>
               <w:rPr>
+                <w:sz w:val="20"/>
+                <w:szCs w:val="20"/>
+              </w:rPr>
+              <w:t xml:space="preserve">, Weight: </w:t>
+            </w:r>
+            <w:r>
+              <w:rPr>
                 <w:rStyle w:val="VerbatimChar"/>
                 <w:sz w:val="20"/>
                 <w:szCs w:val="20"/>
               </w:rPr>
-              <w:t xml:space="preserve"> * 50</w:t>
-            </w:r>
-            <w:r>
-              <w:rPr>
-                <w:sz w:val="20"/>
-                <w:szCs w:val="20"/>
-              </w:rPr>
-              <w:t xml:space="preserve">, Weight: </w:t>
+              <w:t>2.5</w:t>
+            </w:r>
+            <w:r>
+              <w:rPr>
+                <w:sz w:val="20"/>
+                <w:szCs w:val="20"/>
+              </w:rPr>
+              <w:t xml:space="preserve">, Material: </w:t>
             </w:r>
             <w:r>
               <w:rPr>
@@ -5174,14 +5216,14 @@
                 <w:sz w:val="20"/>
                 <w:szCs w:val="20"/>
               </w:rPr>
-              <w:t>2.5</w:t>
-            </w:r>
-            <w:r>
-              <w:rPr>
-                <w:sz w:val="20"/>
-                <w:szCs w:val="20"/>
-              </w:rPr>
-              <w:t xml:space="preserve">, Material: </w:t>
+              <w:t>"Shiny Steel"</w:t>
+            </w:r>
+            <w:r>
+              <w:rPr>
+                <w:sz w:val="20"/>
+                <w:szCs w:val="20"/>
+              </w:rPr>
+              <w:t xml:space="preserve">, Cycle Time: </w:t>
             </w:r>
             <w:r>
               <w:rPr>
@@ -5189,21 +5231,6 @@
                 <w:sz w:val="20"/>
                 <w:szCs w:val="20"/>
               </w:rPr>
-              <w:t>"Shiny Steel"</w:t>
-            </w:r>
-            <w:r>
-              <w:rPr>
-                <w:sz w:val="20"/>
-                <w:szCs w:val="20"/>
-              </w:rPr>
-              <w:t xml:space="preserve">, Cycle Time: </w:t>
-            </w:r>
-            <w:r>
-              <w:rPr>
-                <w:rStyle w:val="VerbatimChar"/>
-                <w:sz w:val="20"/>
-                <w:szCs w:val="20"/>
-              </w:rPr>
               <w:t>15</w:t>
             </w:r>
           </w:p>
@@ -5246,42 +5273,63 @@
                 <w:sz w:val="20"/>
                 <w:szCs w:val="20"/>
               </w:rPr>
-              <w:t xml:space="preserve">The app verifies provided part details along with </w:t>
-            </w:r>
-            <w:r>
-              <w:rPr>
-                <w:sz w:val="20"/>
-                <w:szCs w:val="20"/>
-              </w:rPr>
-              <w:t>assigning</w:t>
-            </w:r>
-            <w:r>
-              <w:rPr>
-                <w:sz w:val="20"/>
-                <w:szCs w:val="20"/>
-              </w:rPr>
-              <w:t xml:space="preserve"> previously </w:t>
-            </w:r>
-            <w:r>
-              <w:rPr>
-                <w:sz w:val="20"/>
-                <w:szCs w:val="20"/>
-              </w:rPr>
-              <w:t>sent</w:t>
-            </w:r>
-            <w:r>
-              <w:rPr>
-                <w:sz w:val="20"/>
-                <w:szCs w:val="20"/>
-              </w:rPr>
-              <w:t xml:space="preserve"> PNG file</w:t>
-            </w:r>
-            <w:r>
-              <w:rPr>
-                <w:sz w:val="20"/>
-                <w:szCs w:val="20"/>
-              </w:rPr>
-              <w:t>s to Part1.</w:t>
+              <w:t>The app</w:t>
+            </w:r>
+            <w:r>
+              <w:rPr>
+                <w:sz w:val="20"/>
+                <w:szCs w:val="20"/>
+              </w:rPr>
+              <w:t xml:space="preserve"> allows the user (Integrator or Evaluator) to</w:t>
+            </w:r>
+            <w:r>
+              <w:rPr>
+                <w:sz w:val="20"/>
+                <w:szCs w:val="20"/>
+              </w:rPr>
+              <w:t xml:space="preserve"> verif</w:t>
+            </w:r>
+            <w:r>
+              <w:rPr>
+                <w:sz w:val="20"/>
+                <w:szCs w:val="20"/>
+              </w:rPr>
+              <w:t xml:space="preserve">y </w:t>
+            </w:r>
+            <w:r>
+              <w:rPr>
+                <w:sz w:val="20"/>
+                <w:szCs w:val="20"/>
+              </w:rPr>
+              <w:t xml:space="preserve">provided part </w:t>
+            </w:r>
+            <w:r>
+              <w:rPr>
+                <w:sz w:val="20"/>
+                <w:szCs w:val="20"/>
+              </w:rPr>
+              <w:t>details</w:t>
+            </w:r>
+            <w:r>
+              <w:rPr>
+                <w:sz w:val="20"/>
+                <w:szCs w:val="20"/>
+              </w:rPr>
+              <w:t xml:space="preserve"> first</w:t>
+            </w:r>
+            <w:r>
+              <w:rPr>
+                <w:sz w:val="20"/>
+                <w:szCs w:val="20"/>
+              </w:rPr>
+              <w:t>.</w:t>
+            </w:r>
+            <w:r>
+              <w:rPr>
+                <w:sz w:val="20"/>
+                <w:szCs w:val="20"/>
+              </w:rPr>
+              <w:t xml:space="preserve"> On ‘Approve button clicked’, it displays the successful message.</w:t>
             </w:r>
           </w:p>
         </w:tc>
@@ -5323,21 +5371,7 @@
                 <w:sz w:val="20"/>
                 <w:szCs w:val="20"/>
               </w:rPr>
-              <w:t xml:space="preserve">The app asks to approve assigning previously sent PNG image files in Part1. It asks about CAD </w:t>
-            </w:r>
-            <w:r>
-              <w:rPr>
-                <w:sz w:val="20"/>
-                <w:szCs w:val="20"/>
-              </w:rPr>
-              <w:t>files</w:t>
-            </w:r>
-            <w:r>
-              <w:rPr>
-                <w:sz w:val="20"/>
-                <w:szCs w:val="20"/>
-              </w:rPr>
-              <w:t xml:space="preserve"> available for Part1, is cycle time data an absolute max or average over a bin/shift for Part1, is Part1 very shiny, does part1 have any oil/soap/lubrication.</w:t>
+              <w:t>The app successfully stored the Part1 details in the database.</w:t>
             </w:r>
           </w:p>
         </w:tc>
@@ -5460,36 +5494,27 @@
                 <w:sz w:val="20"/>
                 <w:szCs w:val="20"/>
               </w:rPr>
-              <w:t xml:space="preserve">The app asks to proceed with an ‘approve’ button. On approved, it shows, </w:t>
-            </w:r>
-            <w:r>
-              <w:rPr>
-                <w:sz w:val="20"/>
-                <w:szCs w:val="20"/>
-              </w:rPr>
-              <w:lastRenderedPageBreak/>
-              <w:t>‘Changes applied and saved to database.’</w:t>
-            </w:r>
-          </w:p>
-        </w:tc>
-        <w:tc>
-          <w:tcPr>
-            <w:tcW w:w="1131" w:type="dxa"/>
-          </w:tcPr>
-          <w:p>
-            <w:pPr>
-              <w:pStyle w:val="Compact"/>
-              <w:rPr>
-                <w:sz w:val="20"/>
-                <w:szCs w:val="20"/>
-              </w:rPr>
-            </w:pPr>
-            <w:r>
-              <w:rPr>
-                <w:sz w:val="20"/>
-                <w:szCs w:val="20"/>
-              </w:rPr>
-              <w:lastRenderedPageBreak/>
+              <w:t>The app allows user (Integrator) to verify first. On ‘Apply Changes’ button clicked, it stores to the database successfully.</w:t>
+            </w:r>
+          </w:p>
+        </w:tc>
+        <w:tc>
+          <w:tcPr>
+            <w:tcW w:w="1131" w:type="dxa"/>
+          </w:tcPr>
+          <w:p>
+            <w:pPr>
+              <w:pStyle w:val="Compact"/>
+              <w:rPr>
+                <w:sz w:val="20"/>
+                <w:szCs w:val="20"/>
+              </w:rPr>
+            </w:pPr>
+            <w:r>
+              <w:rPr>
+                <w:sz w:val="20"/>
+                <w:szCs w:val="20"/>
+              </w:rPr>
               <w:t>Pass</w:t>
             </w:r>
           </w:p>
@@ -5511,15 +5536,49 @@
                 <w:sz w:val="20"/>
                 <w:szCs w:val="20"/>
               </w:rPr>
-              <w:t xml:space="preserve">The app successfully allows the User or Integrator to upload an available </w:t>
-            </w:r>
-            <w:r>
-              <w:rPr>
-                <w:sz w:val="20"/>
-                <w:szCs w:val="20"/>
-              </w:rPr>
-              <w:lastRenderedPageBreak/>
-              <w:t>CAD file for Part1.</w:t>
+              <w:t xml:space="preserve">The app successfully </w:t>
+            </w:r>
+            <w:r>
+              <w:rPr>
+                <w:sz w:val="20"/>
+                <w:szCs w:val="20"/>
+              </w:rPr>
+              <w:t>stored</w:t>
+            </w:r>
+            <w:r>
+              <w:rPr>
+                <w:sz w:val="20"/>
+                <w:szCs w:val="20"/>
+              </w:rPr>
+              <w:t xml:space="preserve"> </w:t>
+            </w:r>
+            <w:r>
+              <w:rPr>
+                <w:sz w:val="20"/>
+                <w:szCs w:val="20"/>
+              </w:rPr>
+              <w:t>the PNG</w:t>
+            </w:r>
+            <w:r>
+              <w:rPr>
+                <w:sz w:val="20"/>
+                <w:szCs w:val="20"/>
+              </w:rPr>
+              <w:t xml:space="preserve"> CAD file for Part1</w:t>
+            </w:r>
+            <w:r>
+              <w:rPr>
+                <w:sz w:val="20"/>
+                <w:szCs w:val="20"/>
+              </w:rPr>
+              <w:t xml:space="preserve"> along with the verification</w:t>
+            </w:r>
+            <w:r>
+              <w:rPr>
+                <w:sz w:val="20"/>
+                <w:szCs w:val="20"/>
+              </w:rPr>
+              <w:t>.</w:t>
             </w:r>
           </w:p>
         </w:tc>
@@ -5615,7 +5674,16 @@
                 <w:sz w:val="20"/>
                 <w:szCs w:val="20"/>
               </w:rPr>
-              <w:t>"Draft saved successfully"</w:t>
+              <w:t>"Draft saved successful</w:t>
+            </w:r>
+            <w:r>
+              <w:rPr>
+                <w:rStyle w:val="VerbatimChar"/>
+                <w:sz w:val="20"/>
+                <w:szCs w:val="20"/>
+              </w:rPr>
+              <w:lastRenderedPageBreak/>
+              <w:t>ly"</w:t>
             </w:r>
             <w:r>
               <w:rPr>
@@ -5673,34 +5741,37 @@
                 <w:sz w:val="20"/>
                 <w:szCs w:val="20"/>
               </w:rPr>
-              <w:t>When text ‘Save Draft’ is sent to AI Chat panel, it asks to approve assigning previous CAD file to project.</w:t>
-            </w:r>
-            <w:r>
-              <w:rPr>
-                <w:sz w:val="20"/>
-                <w:szCs w:val="20"/>
-              </w:rPr>
-              <w:br/>
-            </w:r>
-          </w:p>
-        </w:tc>
-        <w:tc>
-          <w:tcPr>
-            <w:tcW w:w="1131" w:type="dxa"/>
-          </w:tcPr>
-          <w:p>
-            <w:pPr>
-              <w:pStyle w:val="Compact"/>
-              <w:rPr>
-                <w:sz w:val="20"/>
-                <w:szCs w:val="20"/>
-              </w:rPr>
-            </w:pPr>
-            <w:r>
-              <w:rPr>
-                <w:sz w:val="20"/>
-                <w:szCs w:val="20"/>
-              </w:rPr>
+              <w:lastRenderedPageBreak/>
+              <w:t xml:space="preserve">There is no button called ‘Save Draft’. The Integrator could save it </w:t>
+            </w:r>
+            <w:r>
+              <w:rPr>
+                <w:sz w:val="20"/>
+                <w:szCs w:val="20"/>
+              </w:rPr>
+              <w:lastRenderedPageBreak/>
+              <w:t>by clicking at the dashboard tab located in the navigation bar.</w:t>
+            </w:r>
+          </w:p>
+        </w:tc>
+        <w:tc>
+          <w:tcPr>
+            <w:tcW w:w="1131" w:type="dxa"/>
+          </w:tcPr>
+          <w:p>
+            <w:pPr>
+              <w:pStyle w:val="Compact"/>
+              <w:rPr>
+                <w:sz w:val="20"/>
+                <w:szCs w:val="20"/>
+              </w:rPr>
+            </w:pPr>
+            <w:r>
+              <w:rPr>
+                <w:sz w:val="20"/>
+                <w:szCs w:val="20"/>
+              </w:rPr>
+              <w:lastRenderedPageBreak/>
               <w:t>Fail</w:t>
             </w:r>
           </w:p>
@@ -5722,7 +5793,15 @@
                 <w:sz w:val="20"/>
                 <w:szCs w:val="20"/>
               </w:rPr>
-              <w:t>To save draft, the user or integrator must click on dashboard since there is not any button called save draft. The app does not give output as expected.</w:t>
+              <w:t xml:space="preserve">The Integrator user has to click on dashboard tab on the </w:t>
+            </w:r>
+            <w:r>
+              <w:rPr>
+                <w:sz w:val="20"/>
+                <w:szCs w:val="20"/>
+              </w:rPr>
+              <w:lastRenderedPageBreak/>
+              <w:t>navigation bar to check their draft project.</w:t>
             </w:r>
           </w:p>
         </w:tc>
@@ -5740,6 +5819,7 @@
           <w:sz w:val="20"/>
           <w:szCs w:val="20"/>
         </w:rPr>
+        <w:lastRenderedPageBreak/>
         <w:pict w14:anchorId="34385EAA">
           <v:rect id="_x0000_i1027" style="width:0;height:1.5pt" o:hralign="center" o:hrstd="t" o:hr="t"/>
         </w:pict>
@@ -6094,7 +6174,35 @@
                 <w:sz w:val="20"/>
                 <w:szCs w:val="20"/>
               </w:rPr>
-              <w:t xml:space="preserve"> A blank questionnaire template without the AI Chat panel.</w:t>
+              <w:t xml:space="preserve"> A blank questionnaire template</w:t>
+            </w:r>
+            <w:r>
+              <w:rPr>
+                <w:sz w:val="20"/>
+                <w:szCs w:val="20"/>
+              </w:rPr>
+              <w:t xml:space="preserve"> is displayed to the Integrator user</w:t>
+            </w:r>
+            <w:r>
+              <w:rPr>
+                <w:sz w:val="20"/>
+                <w:szCs w:val="20"/>
+              </w:rPr>
+              <w:t xml:space="preserve"> without the AI Chat panel</w:t>
+            </w:r>
+            <w:r>
+              <w:rPr>
+                <w:sz w:val="20"/>
+                <w:szCs w:val="20"/>
+              </w:rPr>
+              <w:t xml:space="preserve"> along with the user contact information</w:t>
+            </w:r>
+            <w:r>
+              <w:rPr>
+                <w:sz w:val="20"/>
+                <w:szCs w:val="20"/>
+              </w:rPr>
+              <w:t>.</w:t>
             </w:r>
           </w:p>
         </w:tc>
@@ -6136,21 +6244,21 @@
                 <w:sz w:val="20"/>
                 <w:szCs w:val="20"/>
               </w:rPr>
-              <w:t>The app initialized a blank questionnaire template with each field example text answer</w:t>
-            </w:r>
-            <w:r>
-              <w:rPr>
-                <w:sz w:val="20"/>
-                <w:szCs w:val="20"/>
-              </w:rPr>
-              <w:t xml:space="preserve"> </w:t>
-            </w:r>
-            <w:r>
-              <w:rPr>
-                <w:sz w:val="20"/>
-                <w:szCs w:val="20"/>
-              </w:rPr>
-              <w:t>without opening the AI Chat panel.</w:t>
+              <w:t>The Project &amp; Cell Info tab UI was displayed to the Integrator user along with the user contact information</w:t>
+            </w:r>
+            <w:r>
+              <w:rPr>
+                <w:sz w:val="20"/>
+                <w:szCs w:val="20"/>
+              </w:rPr>
+              <w:t xml:space="preserve"> where list of tabs displayed on the left side for storing other relevant details</w:t>
+            </w:r>
+            <w:r>
+              <w:rPr>
+                <w:sz w:val="20"/>
+                <w:szCs w:val="20"/>
+              </w:rPr>
+              <w:t>.</w:t>
             </w:r>
           </w:p>
         </w:tc>
@@ -6270,8 +6378,307 @@
                 <w:sz w:val="20"/>
                 <w:szCs w:val="20"/>
               </w:rPr>
+              <w:t>[Blank]</w:t>
+            </w:r>
+          </w:p>
+        </w:tc>
+        <w:tc>
+          <w:tcPr>
+            <w:tcW w:w="1368" w:type="dxa"/>
+          </w:tcPr>
+          <w:p>
+            <w:pPr>
+              <w:pStyle w:val="Compact"/>
+              <w:rPr>
+                <w:sz w:val="20"/>
+                <w:szCs w:val="20"/>
+              </w:rPr>
+            </w:pPr>
+            <w:r>
+              <w:rPr>
+                <w:sz w:val="20"/>
+                <w:szCs w:val="20"/>
+              </w:rPr>
+              <w:t>Mandatory field</w:t>
+            </w:r>
+            <w:r>
+              <w:rPr>
+                <w:sz w:val="20"/>
+                <w:szCs w:val="20"/>
+              </w:rPr>
+              <w:t>s</w:t>
+            </w:r>
+            <w:r>
+              <w:rPr>
+                <w:sz w:val="20"/>
+                <w:szCs w:val="20"/>
+              </w:rPr>
+              <w:t xml:space="preserve"> accept </w:t>
+            </w:r>
+            <w:r>
+              <w:rPr>
+                <w:sz w:val="20"/>
+                <w:szCs w:val="20"/>
+              </w:rPr>
+              <w:t xml:space="preserve">given </w:t>
+            </w:r>
+            <w:r>
+              <w:rPr>
+                <w:sz w:val="20"/>
+                <w:szCs w:val="20"/>
+              </w:rPr>
+              <w:t>input</w:t>
+            </w:r>
+            <w:r>
+              <w:rPr>
+                <w:sz w:val="20"/>
+                <w:szCs w:val="20"/>
+              </w:rPr>
+              <w:t>; blank optional fields do not trigger validation warnings.</w:t>
+            </w:r>
+          </w:p>
+        </w:tc>
+        <w:tc>
+          <w:tcPr>
+            <w:tcW w:w="1368" w:type="dxa"/>
+          </w:tcPr>
+          <w:p>
+            <w:pPr>
+              <w:pStyle w:val="Compact"/>
+              <w:rPr>
+                <w:sz w:val="20"/>
+                <w:szCs w:val="20"/>
+              </w:rPr>
+            </w:pPr>
+            <w:r>
+              <w:rPr>
+                <w:sz w:val="20"/>
+                <w:szCs w:val="20"/>
+              </w:rPr>
+              <w:t>Mandatory fields accept</w:t>
+            </w:r>
+            <w:r>
+              <w:rPr>
+                <w:sz w:val="20"/>
+                <w:szCs w:val="20"/>
+              </w:rPr>
+              <w:t>ed</w:t>
+            </w:r>
+            <w:r>
+              <w:rPr>
+                <w:sz w:val="20"/>
+                <w:szCs w:val="20"/>
+              </w:rPr>
+              <w:t xml:space="preserve"> input</w:t>
+            </w:r>
+            <w:r>
+              <w:rPr>
+                <w:sz w:val="20"/>
+                <w:szCs w:val="20"/>
+              </w:rPr>
+              <w:t xml:space="preserve"> details as expected.</w:t>
+            </w:r>
+            <w:r>
+              <w:rPr>
+                <w:sz w:val="20"/>
+                <w:szCs w:val="20"/>
+              </w:rPr>
+              <w:t xml:space="preserve"> </w:t>
+            </w:r>
+          </w:p>
+        </w:tc>
+        <w:tc>
+          <w:tcPr>
+            <w:tcW w:w="1368" w:type="dxa"/>
+          </w:tcPr>
+          <w:p>
+            <w:pPr>
+              <w:pStyle w:val="Compact"/>
+              <w:rPr>
+                <w:sz w:val="20"/>
+                <w:szCs w:val="20"/>
+              </w:rPr>
+            </w:pPr>
+            <w:r>
+              <w:rPr>
+                <w:sz w:val="20"/>
+                <w:szCs w:val="20"/>
+              </w:rPr>
+              <w:t>Pass</w:t>
+            </w:r>
+          </w:p>
+        </w:tc>
+        <w:tc>
+          <w:tcPr>
+            <w:tcW w:w="1368" w:type="dxa"/>
+          </w:tcPr>
+          <w:p>
+            <w:pPr>
+              <w:pStyle w:val="Compact"/>
+              <w:rPr>
+                <w:sz w:val="20"/>
+                <w:szCs w:val="20"/>
+              </w:rPr>
+            </w:pPr>
+            <w:r>
+              <w:rPr>
+                <w:sz w:val="20"/>
+                <w:szCs w:val="20"/>
+              </w:rPr>
+              <w:t xml:space="preserve">The mandatory fields </w:t>
+            </w:r>
+            <w:r>
+              <w:rPr>
+                <w:sz w:val="20"/>
+                <w:szCs w:val="20"/>
+              </w:rPr>
+              <w:t>accept</w:t>
+            </w:r>
+            <w:r>
+              <w:rPr>
+                <w:sz w:val="20"/>
+                <w:szCs w:val="20"/>
+              </w:rPr>
+              <w:t>ed the</w:t>
+            </w:r>
+            <w:r>
+              <w:rPr>
+                <w:sz w:val="20"/>
+                <w:szCs w:val="20"/>
+              </w:rPr>
+              <w:t xml:space="preserve"> given input</w:t>
+            </w:r>
+            <w:r>
+              <w:rPr>
+                <w:sz w:val="20"/>
+                <w:szCs w:val="20"/>
+              </w:rPr>
+              <w:t xml:space="preserve"> details</w:t>
+            </w:r>
+            <w:r>
+              <w:rPr>
+                <w:sz w:val="20"/>
+                <w:szCs w:val="20"/>
+              </w:rPr>
+              <w:t xml:space="preserve"> where optional fields d</w:t>
+            </w:r>
+            <w:r>
+              <w:rPr>
+                <w:sz w:val="20"/>
+                <w:szCs w:val="20"/>
+              </w:rPr>
+              <w:t>id</w:t>
+            </w:r>
+            <w:r>
+              <w:rPr>
+                <w:sz w:val="20"/>
+                <w:szCs w:val="20"/>
+              </w:rPr>
+              <w:t xml:space="preserve"> not </w:t>
+            </w:r>
+            <w:r>
+              <w:rPr>
+                <w:sz w:val="20"/>
+                <w:szCs w:val="20"/>
+              </w:rPr>
+              <w:t>trigger</w:t>
+            </w:r>
+            <w:r>
+              <w:rPr>
+                <w:sz w:val="20"/>
+                <w:szCs w:val="20"/>
+              </w:rPr>
+              <w:t xml:space="preserve"> </w:t>
+            </w:r>
+            <w:r>
+              <w:rPr>
+                <w:sz w:val="20"/>
+                <w:szCs w:val="20"/>
+              </w:rPr>
+              <w:t xml:space="preserve">any </w:t>
+            </w:r>
+            <w:r>
+              <w:rPr>
+                <w:sz w:val="20"/>
+                <w:szCs w:val="20"/>
+              </w:rPr>
+              <w:t>validation warnings.</w:t>
+            </w:r>
+          </w:p>
+        </w:tc>
+      </w:tr>
+      <w:tr>
+        <w:tc>
+          <w:tcPr>
+            <w:tcW w:w="1368" w:type="dxa"/>
+          </w:tcPr>
+          <w:p>
+            <w:pPr>
+              <w:pStyle w:val="Compact"/>
+              <w:rPr>
+                <w:sz w:val="20"/>
+                <w:szCs w:val="20"/>
+              </w:rPr>
+            </w:pPr>
+            <w:r>
+              <w:rPr>
+                <w:b/>
+                <w:bCs/>
+                <w:sz w:val="20"/>
+                <w:szCs w:val="20"/>
+              </w:rPr>
+              <w:t>3</w:t>
+            </w:r>
+          </w:p>
+        </w:tc>
+        <w:tc>
+          <w:tcPr>
+            <w:tcW w:w="1368" w:type="dxa"/>
+          </w:tcPr>
+          <w:p>
+            <w:pPr>
+              <w:pStyle w:val="Compact"/>
+              <w:rPr>
+                <w:sz w:val="20"/>
+                <w:szCs w:val="20"/>
+              </w:rPr>
+            </w:pPr>
+            <w:r>
+              <w:rPr>
+                <w:sz w:val="20"/>
+                <w:szCs w:val="20"/>
+              </w:rPr>
+              <w:t xml:space="preserve">B11: Cell </w:t>
+            </w:r>
+            <w:r>
+              <w:rPr>
+                <w:sz w:val="20"/>
+                <w:szCs w:val="20"/>
+              </w:rPr>
               <w:lastRenderedPageBreak/>
-              <w:t>[Blank]</w:t>
+              <w:t>Photos</w:t>
+            </w:r>
+          </w:p>
+        </w:tc>
+        <w:tc>
+          <w:tcPr>
+            <w:tcW w:w="1604" w:type="dxa"/>
+          </w:tcPr>
+          <w:p>
+            <w:pPr>
+              <w:pStyle w:val="Compact"/>
+              <w:rPr>
+                <w:sz w:val="20"/>
+                <w:szCs w:val="20"/>
+              </w:rPr>
+            </w:pPr>
+            <w:r>
+              <w:rPr>
+                <w:sz w:val="20"/>
+                <w:szCs w:val="20"/>
+              </w:rPr>
+              <w:lastRenderedPageBreak/>
+              <w:t>Valid JPG file</w:t>
             </w:r>
           </w:p>
         </w:tc>
@@ -6292,88 +6699,52 @@
                 <w:sz w:val="20"/>
                 <w:szCs w:val="20"/>
               </w:rPr>
+              <w:t xml:space="preserve">JPG image uploads </w:t>
+            </w:r>
+            <w:r>
+              <w:rPr>
+                <w:sz w:val="20"/>
+                <w:szCs w:val="20"/>
+              </w:rPr>
               <w:lastRenderedPageBreak/>
-              <w:t>Mandatory field</w:t>
-            </w:r>
-            <w:r>
-              <w:rPr>
-                <w:sz w:val="20"/>
-                <w:szCs w:val="20"/>
-              </w:rPr>
-              <w:t>s</w:t>
-            </w:r>
-            <w:r>
-              <w:rPr>
-                <w:sz w:val="20"/>
-                <w:szCs w:val="20"/>
-              </w:rPr>
-              <w:t xml:space="preserve"> accept </w:t>
-            </w:r>
-            <w:r>
-              <w:rPr>
-                <w:sz w:val="20"/>
-                <w:szCs w:val="20"/>
-              </w:rPr>
-              <w:t xml:space="preserve">given </w:t>
-            </w:r>
-            <w:r>
-              <w:rPr>
-                <w:sz w:val="20"/>
-                <w:szCs w:val="20"/>
-              </w:rPr>
-              <w:t>input</w:t>
-            </w:r>
-            <w:r>
-              <w:rPr>
-                <w:sz w:val="20"/>
-                <w:szCs w:val="20"/>
-              </w:rPr>
-              <w:t xml:space="preserve">; blank optional fields do not trigger validation </w:t>
-            </w:r>
+              <w:t>successfully.</w:t>
+            </w:r>
+          </w:p>
+        </w:tc>
+        <w:tc>
+          <w:tcPr>
+            <w:tcW w:w="1368" w:type="dxa"/>
+          </w:tcPr>
+          <w:p>
+            <w:pPr>
+              <w:pStyle w:val="Compact"/>
+              <w:rPr>
+                <w:sz w:val="20"/>
+                <w:szCs w:val="20"/>
+              </w:rPr>
+            </w:pPr>
             <w:r>
               <w:rPr>
                 <w:sz w:val="20"/>
                 <w:szCs w:val="20"/>
               </w:rPr>
               <w:lastRenderedPageBreak/>
-              <w:t>warnings.</w:t>
-            </w:r>
-          </w:p>
-        </w:tc>
-        <w:tc>
-          <w:tcPr>
-            <w:tcW w:w="1368" w:type="dxa"/>
-          </w:tcPr>
-          <w:p>
-            <w:pPr>
-              <w:pStyle w:val="Compact"/>
-              <w:rPr>
-                <w:sz w:val="20"/>
-                <w:szCs w:val="20"/>
-              </w:rPr>
-            </w:pPr>
+              <w:t xml:space="preserve">JPG images are uploaded </w:t>
+            </w:r>
             <w:r>
               <w:rPr>
                 <w:sz w:val="20"/>
                 <w:szCs w:val="20"/>
               </w:rPr>
               <w:lastRenderedPageBreak/>
-              <w:t>Mandatory fields accept inputs,</w:t>
-            </w:r>
-            <w:r>
-              <w:rPr>
-                <w:sz w:val="20"/>
-                <w:szCs w:val="20"/>
-              </w:rPr>
-              <w:t xml:space="preserve"> when last option is selected on Preferred Robot Brand field another field appears </w:t>
-            </w:r>
-            <w:r>
-              <w:rPr>
-                <w:sz w:val="20"/>
-                <w:szCs w:val="20"/>
-              </w:rPr>
-              <w:lastRenderedPageBreak/>
-              <w:t xml:space="preserve">i.e. Specify Robot Brand and Model [1.05_other] </w:t>
+              <w:t>successfully</w:t>
+            </w:r>
+            <w:r>
+              <w:rPr>
+                <w:sz w:val="20"/>
+                <w:szCs w:val="20"/>
+              </w:rPr>
+              <w:t>.</w:t>
             </w:r>
           </w:p>
         </w:tc>
@@ -6416,21 +6787,7 @@
                 <w:sz w:val="20"/>
                 <w:szCs w:val="20"/>
               </w:rPr>
-              <w:t xml:space="preserve">The mandatory fields </w:t>
-            </w:r>
-            <w:r>
-              <w:rPr>
-                <w:sz w:val="20"/>
-                <w:szCs w:val="20"/>
-              </w:rPr>
-              <w:t>accept</w:t>
-            </w:r>
-            <w:r>
-              <w:rPr>
-                <w:sz w:val="20"/>
-                <w:szCs w:val="20"/>
-              </w:rPr>
-              <w:t xml:space="preserve"> given inputs where optional fields do not trigger validation </w:t>
+              <w:t xml:space="preserve">The app successfully </w:t>
             </w:r>
             <w:r>
               <w:rPr>
@@ -6438,7 +6795,70 @@
                 <w:szCs w:val="20"/>
               </w:rPr>
               <w:lastRenderedPageBreak/>
-              <w:t>warnings.</w:t>
+              <w:t>upload</w:t>
+            </w:r>
+            <w:r>
+              <w:rPr>
+                <w:sz w:val="20"/>
+                <w:szCs w:val="20"/>
+              </w:rPr>
+              <w:t>ed</w:t>
+            </w:r>
+            <w:r>
+              <w:rPr>
+                <w:sz w:val="20"/>
+                <w:szCs w:val="20"/>
+              </w:rPr>
+              <w:t xml:space="preserve"> jpg image files in the ‘Upload Cell &amp; Environment Photos’ </w:t>
+            </w:r>
+            <w:r>
+              <w:rPr>
+                <w:sz w:val="20"/>
+                <w:szCs w:val="20"/>
+              </w:rPr>
+              <w:t xml:space="preserve">questionnaire </w:t>
+            </w:r>
+            <w:r>
+              <w:rPr>
+                <w:sz w:val="20"/>
+                <w:szCs w:val="20"/>
+              </w:rPr>
+              <w:t>field</w:t>
+            </w:r>
+            <w:r>
+              <w:rPr>
+                <w:sz w:val="20"/>
+                <w:szCs w:val="20"/>
+              </w:rPr>
+              <w:t xml:space="preserve"> without </w:t>
+            </w:r>
+            <w:r>
+              <w:rPr>
+                <w:sz w:val="20"/>
+                <w:szCs w:val="20"/>
+              </w:rPr>
+              <w:t xml:space="preserve">displaying </w:t>
+            </w:r>
+            <w:r>
+              <w:rPr>
+                <w:sz w:val="20"/>
+                <w:szCs w:val="20"/>
+              </w:rPr>
+              <w:t>any warnings or unusual error</w:t>
+            </w:r>
+            <w:r>
+              <w:rPr>
+                <w:sz w:val="20"/>
+                <w:szCs w:val="20"/>
+              </w:rPr>
+              <w:t xml:space="preserve"> message</w:t>
+            </w:r>
+            <w:r>
+              <w:rPr>
+                <w:sz w:val="20"/>
+                <w:szCs w:val="20"/>
+              </w:rPr>
+              <w:t>.</w:t>
             </w:r>
           </w:p>
         </w:tc>
@@ -6463,7 +6883,8 @@
                 <w:sz w:val="20"/>
                 <w:szCs w:val="20"/>
               </w:rPr>
-              <w:t>3</w:t>
+              <w:lastRenderedPageBreak/>
+              <w:t>4</w:t>
             </w:r>
           </w:p>
         </w:tc>
@@ -6484,7 +6905,7 @@
                 <w:sz w:val="20"/>
                 <w:szCs w:val="20"/>
               </w:rPr>
-              <w:t>B11: Cell Photos</w:t>
+              <w:t>B13-B18: Part Details</w:t>
             </w:r>
           </w:p>
         </w:tc>
@@ -6505,7 +6926,136 @@
                 <w:sz w:val="20"/>
                 <w:szCs w:val="20"/>
               </w:rPr>
-              <w:t>Valid JPG file</w:t>
+              <w:t xml:space="preserve">Part Name: </w:t>
+            </w:r>
+            <w:r>
+              <w:rPr>
+                <w:rStyle w:val="VerbatimChar"/>
+                <w:sz w:val="20"/>
+                <w:szCs w:val="20"/>
+              </w:rPr>
+              <w:t>"Part B"</w:t>
+            </w:r>
+            <w:r>
+              <w:rPr>
+                <w:sz w:val="20"/>
+                <w:szCs w:val="20"/>
+              </w:rPr>
+              <w:t>,</w:t>
+            </w:r>
+          </w:p>
+          <w:p>
+            <w:pPr>
+              <w:pStyle w:val="Compact"/>
+              <w:rPr>
+                <w:sz w:val="20"/>
+                <w:szCs w:val="20"/>
+              </w:rPr>
+            </w:pPr>
+            <w:r>
+              <w:rPr>
+                <w:sz w:val="20"/>
+                <w:szCs w:val="20"/>
+              </w:rPr>
+              <w:t xml:space="preserve">Dimensions: </w:t>
+            </w:r>
+            <w:r>
+              <w:rPr>
+                <w:sz w:val="20"/>
+                <w:szCs w:val="20"/>
+              </w:rPr>
+              <w:t>200 mm</w:t>
+            </w:r>
+            <w:r>
+              <w:rPr>
+                <w:sz w:val="20"/>
+                <w:szCs w:val="20"/>
+              </w:rPr>
+              <w:t>,</w:t>
+            </w:r>
+            <w:r>
+              <w:rPr>
+                <w:sz w:val="20"/>
+                <w:szCs w:val="20"/>
+              </w:rPr>
+              <w:t xml:space="preserve"> Weight: </w:t>
+            </w:r>
+            <w:r>
+              <w:rPr>
+                <w:rStyle w:val="VerbatimChar"/>
+                <w:sz w:val="20"/>
+                <w:szCs w:val="20"/>
+              </w:rPr>
+              <w:t>8.0</w:t>
+            </w:r>
+            <w:r>
+              <w:rPr>
+                <w:sz w:val="20"/>
+                <w:szCs w:val="20"/>
+              </w:rPr>
+              <w:t xml:space="preserve">, Material: </w:t>
+            </w:r>
+            <w:r>
+              <w:rPr>
+                <w:rStyle w:val="VerbatimChar"/>
+                <w:sz w:val="20"/>
+                <w:szCs w:val="20"/>
+              </w:rPr>
+              <w:t>"Cast Iron"</w:t>
+            </w:r>
+            <w:r>
+              <w:rPr>
+                <w:sz w:val="20"/>
+                <w:szCs w:val="20"/>
+              </w:rPr>
+              <w:t xml:space="preserve">, </w:t>
+            </w:r>
+            <w:r>
+              <w:rPr>
+                <w:sz w:val="20"/>
+                <w:szCs w:val="20"/>
+              </w:rPr>
+              <w:t xml:space="preserve">Cycle Time (sec): </w:t>
+            </w:r>
+            <w:r>
+              <w:rPr>
+                <w:b/>
+                <w:bCs/>
+                <w:sz w:val="20"/>
+                <w:szCs w:val="20"/>
+              </w:rPr>
+              <w:t>30</w:t>
+            </w:r>
+            <w:r>
+              <w:rPr>
+                <w:sz w:val="20"/>
+                <w:szCs w:val="20"/>
+              </w:rPr>
+              <w:t>,</w:t>
+            </w:r>
+            <w:r>
+              <w:rPr>
+                <w:b/>
+                <w:bCs/>
+                <w:sz w:val="20"/>
+                <w:szCs w:val="20"/>
+              </w:rPr>
+              <w:t xml:space="preserve"> </w:t>
+            </w:r>
+            <w:r>
+              <w:rPr>
+                <w:sz w:val="20"/>
+                <w:szCs w:val="20"/>
+              </w:rPr>
+              <w:t xml:space="preserve">Notes: </w:t>
+            </w:r>
+            <w:r>
+              <w:rPr>
+                <w:rStyle w:val="VerbatimChar"/>
+                <w:sz w:val="20"/>
+                <w:szCs w:val="20"/>
+              </w:rPr>
+              <w:t>[Blank]</w:t>
             </w:r>
           </w:p>
         </w:tc>
@@ -6526,7 +7076,7 @@
                 <w:sz w:val="20"/>
                 <w:szCs w:val="20"/>
               </w:rPr>
-              <w:t>JPG image uploads successfully.</w:t>
+              <w:t>Part details are saved successfully.</w:t>
             </w:r>
           </w:p>
         </w:tc>
@@ -6547,7 +7097,7 @@
                 <w:sz w:val="20"/>
                 <w:szCs w:val="20"/>
               </w:rPr>
-              <w:t>Uploaded photos appear in that field.</w:t>
+              <w:t>All Mandatory part detail fields accept given inputs.</w:t>
             </w:r>
           </w:p>
         </w:tc>
@@ -6589,21 +7139,7 @@
                 <w:sz w:val="20"/>
                 <w:szCs w:val="20"/>
               </w:rPr>
-              <w:t xml:space="preserve">The app successfully </w:t>
-            </w:r>
-            <w:r>
-              <w:rPr>
-                <w:sz w:val="20"/>
-                <w:szCs w:val="20"/>
-              </w:rPr>
-              <w:t>uploads</w:t>
-            </w:r>
-            <w:r>
-              <w:rPr>
-                <w:sz w:val="20"/>
-                <w:szCs w:val="20"/>
-              </w:rPr>
-              <w:t xml:space="preserve"> jpg image files in the ‘Upload Cell &amp; Environment Photos’ field.</w:t>
+              <w:t>Mandatory fields or optional fields do not show any errors to given data.</w:t>
             </w:r>
           </w:p>
         </w:tc>
@@ -6628,7 +7164,7 @@
                 <w:sz w:val="20"/>
                 <w:szCs w:val="20"/>
               </w:rPr>
-              <w:t>4</w:t>
+              <w:t>5</w:t>
             </w:r>
           </w:p>
         </w:tc>
@@ -6649,7 +7185,7 @@
                 <w:sz w:val="20"/>
                 <w:szCs w:val="20"/>
               </w:rPr>
-              <w:t>B13-B18: Part Details</w:t>
+              <w:t>B19-B32: Part Media</w:t>
             </w:r>
           </w:p>
         </w:tc>
@@ -6670,83 +7206,7 @@
                 <w:sz w:val="20"/>
                 <w:szCs w:val="20"/>
               </w:rPr>
-              <w:t xml:space="preserve">Part Name: </w:t>
-            </w:r>
-            <w:r>
-              <w:rPr>
-                <w:rStyle w:val="VerbatimChar"/>
-                <w:sz w:val="20"/>
-                <w:szCs w:val="20"/>
-              </w:rPr>
-              <w:t>"Part B"</w:t>
-            </w:r>
-            <w:r>
-              <w:rPr>
-                <w:sz w:val="20"/>
-                <w:szCs w:val="20"/>
-              </w:rPr>
-              <w:t>,</w:t>
-            </w:r>
-          </w:p>
-          <w:p>
-            <w:pPr>
-              <w:pStyle w:val="Compact"/>
-              <w:rPr>
-                <w:sz w:val="20"/>
-                <w:szCs w:val="20"/>
-              </w:rPr>
-            </w:pPr>
-            <w:r>
-              <w:rPr>
-                <w:sz w:val="20"/>
-                <w:szCs w:val="20"/>
-              </w:rPr>
-              <w:t>Dimensions: 100 * 150 * 50,</w:t>
-            </w:r>
-            <w:r>
-              <w:rPr>
-                <w:sz w:val="20"/>
-                <w:szCs w:val="20"/>
-              </w:rPr>
-              <w:t xml:space="preserve"> Weight: </w:t>
-            </w:r>
-            <w:r>
-              <w:rPr>
-                <w:rStyle w:val="VerbatimChar"/>
-                <w:sz w:val="20"/>
-                <w:szCs w:val="20"/>
-              </w:rPr>
-              <w:t>8.0</w:t>
-            </w:r>
-            <w:r>
-              <w:rPr>
-                <w:sz w:val="20"/>
-                <w:szCs w:val="20"/>
-              </w:rPr>
-              <w:t xml:space="preserve">, Material: </w:t>
-            </w:r>
-            <w:r>
-              <w:rPr>
-                <w:rStyle w:val="VerbatimChar"/>
-                <w:sz w:val="20"/>
-                <w:szCs w:val="20"/>
-              </w:rPr>
-              <w:t>"Cast Iron"</w:t>
-            </w:r>
-            <w:r>
-              <w:rPr>
-                <w:sz w:val="20"/>
-                <w:szCs w:val="20"/>
-              </w:rPr>
-              <w:t xml:space="preserve">, Notes: </w:t>
-            </w:r>
-            <w:r>
-              <w:rPr>
-                <w:rStyle w:val="VerbatimChar"/>
-                <w:sz w:val="20"/>
-                <w:szCs w:val="20"/>
-              </w:rPr>
-              <w:t>[Blank]</w:t>
+              <w:t>CAD: No, Part</w:t>
             </w:r>
           </w:p>
         </w:tc>
@@ -6767,7 +7227,77 @@
                 <w:sz w:val="20"/>
                 <w:szCs w:val="20"/>
               </w:rPr>
-              <w:t>Part details are saved successfully.</w:t>
+              <w:t>CAD is set to “No”</w:t>
+            </w:r>
+            <w:r>
+              <w:rPr>
+                <w:sz w:val="20"/>
+                <w:szCs w:val="20"/>
+              </w:rPr>
+              <w:t>.</w:t>
+            </w:r>
+            <w:r>
+              <w:rPr>
+                <w:sz w:val="20"/>
+                <w:szCs w:val="20"/>
+              </w:rPr>
+              <w:t xml:space="preserve"> </w:t>
+            </w:r>
+            <w:r>
+              <w:rPr>
+                <w:sz w:val="20"/>
+                <w:szCs w:val="20"/>
+              </w:rPr>
+              <w:t>N</w:t>
+            </w:r>
+            <w:r>
+              <w:rPr>
+                <w:sz w:val="20"/>
+                <w:szCs w:val="20"/>
+              </w:rPr>
+              <w:t>othing appear</w:t>
+            </w:r>
+            <w:r>
+              <w:rPr>
+                <w:sz w:val="20"/>
+                <w:szCs w:val="20"/>
+              </w:rPr>
+              <w:t>s</w:t>
+            </w:r>
+            <w:r>
+              <w:rPr>
+                <w:sz w:val="20"/>
+                <w:szCs w:val="20"/>
+              </w:rPr>
+              <w:t xml:space="preserve"> </w:t>
+            </w:r>
+            <w:r>
+              <w:rPr>
+                <w:sz w:val="20"/>
+                <w:szCs w:val="20"/>
+              </w:rPr>
+              <w:t>below this</w:t>
+            </w:r>
+            <w:r>
+              <w:rPr>
+                <w:sz w:val="20"/>
+                <w:szCs w:val="20"/>
+              </w:rPr>
+              <w:t xml:space="preserve"> questionnaire field</w:t>
+            </w:r>
+            <w:r>
+              <w:rPr>
+                <w:sz w:val="20"/>
+                <w:szCs w:val="20"/>
+              </w:rPr>
+              <w:t>.</w:t>
+            </w:r>
+            <w:r>
+              <w:rPr>
+                <w:sz w:val="20"/>
+                <w:szCs w:val="20"/>
+              </w:rPr>
+              <w:t xml:space="preserve"> </w:t>
             </w:r>
           </w:p>
         </w:tc>
@@ -6788,7 +7318,14 @@
                 <w:sz w:val="20"/>
                 <w:szCs w:val="20"/>
               </w:rPr>
-              <w:t>All Mandatory part detail fields accept given inputs.</w:t>
+              <w:t>CAD questionnaire field [2.06] is set to ‘No’ option</w:t>
+            </w:r>
+            <w:r>
+              <w:rPr>
+                <w:sz w:val="20"/>
+                <w:szCs w:val="20"/>
+              </w:rPr>
+              <w:t>.</w:t>
             </w:r>
           </w:p>
         </w:tc>
@@ -6830,7 +7367,28 @@
                 <w:sz w:val="20"/>
                 <w:szCs w:val="20"/>
               </w:rPr>
-              <w:t>Mandatory fields or optional fields do not show any errors to given data.</w:t>
+              <w:t>No JPG file was uploaded on this questionnaire field since n</w:t>
+            </w:r>
+            <w:r>
+              <w:rPr>
+                <w:sz w:val="20"/>
+                <w:szCs w:val="20"/>
+              </w:rPr>
+              <w:t>othing displayed on [2.06] field</w:t>
+            </w:r>
+            <w:r>
+              <w:rPr>
+                <w:sz w:val="20"/>
+                <w:szCs w:val="20"/>
+              </w:rPr>
+              <w:t xml:space="preserve"> to upload,</w:t>
+            </w:r>
+            <w:r>
+              <w:rPr>
+                <w:sz w:val="20"/>
+                <w:szCs w:val="20"/>
+              </w:rPr>
+              <w:t xml:space="preserve"> when option was set to ‘No’.</w:t>
             </w:r>
           </w:p>
         </w:tc>
@@ -6855,7 +7413,7 @@
                 <w:sz w:val="20"/>
                 <w:szCs w:val="20"/>
               </w:rPr>
-              <w:t>5</w:t>
+              <w:t>6</w:t>
             </w:r>
           </w:p>
         </w:tc>
@@ -6876,7 +7434,7 @@
                 <w:sz w:val="20"/>
                 <w:szCs w:val="20"/>
               </w:rPr>
-              <w:t>B19-B32: Part Media</w:t>
+              <w:t>B33: Action Selection</w:t>
             </w:r>
           </w:p>
         </w:tc>
@@ -6897,7 +7455,7 @@
                 <w:sz w:val="20"/>
                 <w:szCs w:val="20"/>
               </w:rPr>
-              <w:t>CAD: No, Part Images: Valid JPG</w:t>
+              <w:t>Save Draft</w:t>
             </w:r>
           </w:p>
         </w:tc>
@@ -6918,21 +7476,37 @@
                 <w:sz w:val="20"/>
                 <w:szCs w:val="20"/>
               </w:rPr>
-              <w:t>JPG images upload</w:t>
-            </w:r>
-            <w:r>
-              <w:rPr>
-                <w:sz w:val="20"/>
-                <w:szCs w:val="20"/>
-              </w:rPr>
-              <w:t>s</w:t>
-            </w:r>
-            <w:r>
-              <w:rPr>
-                <w:sz w:val="20"/>
-                <w:szCs w:val="20"/>
-              </w:rPr>
-              <w:t xml:space="preserve"> successfully. CAD is set to “No”.</w:t>
+              <w:t xml:space="preserve">Toast: </w:t>
+            </w:r>
+            <w:r>
+              <w:rPr>
+                <w:rStyle w:val="VerbatimChar"/>
+                <w:sz w:val="20"/>
+                <w:szCs w:val="20"/>
+              </w:rPr>
+              <w:t>"Draft saved successfully"</w:t>
+            </w:r>
+            <w:r>
+              <w:rPr>
+                <w:sz w:val="20"/>
+                <w:szCs w:val="20"/>
+              </w:rPr>
+              <w:t xml:space="preserve">. Project card appears on Dashboard with </w:t>
+            </w:r>
+            <w:r>
+              <w:rPr>
+                <w:rStyle w:val="VerbatimChar"/>
+                <w:sz w:val="20"/>
+                <w:szCs w:val="20"/>
+              </w:rPr>
+              <w:t>"Draft"</w:t>
+            </w:r>
+            <w:r>
+              <w:rPr>
+                <w:sz w:val="20"/>
+                <w:szCs w:val="20"/>
+              </w:rPr>
+              <w:t xml:space="preserve"> status.</w:t>
             </w:r>
           </w:p>
         </w:tc>
@@ -6953,7 +7527,7 @@
                 <w:sz w:val="20"/>
                 <w:szCs w:val="20"/>
               </w:rPr>
-              <w:t>Uploaded photos in JPG successfully.</w:t>
+              <w:t>Same as TC1 B33: Action selection.</w:t>
             </w:r>
           </w:p>
         </w:tc>
@@ -6974,7 +7548,7 @@
                 <w:sz w:val="20"/>
                 <w:szCs w:val="20"/>
               </w:rPr>
-              <w:t>Pass</w:t>
+              <w:t>Fail</w:t>
             </w:r>
           </w:p>
         </w:tc>
@@ -6995,216 +7569,7 @@
                 <w:sz w:val="20"/>
                 <w:szCs w:val="20"/>
               </w:rPr>
-              <w:t>The JPG image files are uploaded successfully. CAD is set to “No”.</w:t>
-            </w:r>
-          </w:p>
-        </w:tc>
-      </w:tr>
-      <w:tr>
-        <w:tc>
-          <w:tcPr>
-            <w:tcW w:w="1368" w:type="dxa"/>
-          </w:tcPr>
-          <w:p>
-            <w:pPr>
-              <w:pStyle w:val="Compact"/>
-              <w:rPr>
-                <w:sz w:val="20"/>
-                <w:szCs w:val="20"/>
-              </w:rPr>
-            </w:pPr>
-            <w:r>
-              <w:rPr>
-                <w:b/>
-                <w:bCs/>
-                <w:sz w:val="20"/>
-                <w:szCs w:val="20"/>
-              </w:rPr>
-              <w:t>6</w:t>
-            </w:r>
-          </w:p>
-        </w:tc>
-        <w:tc>
-          <w:tcPr>
-            <w:tcW w:w="1368" w:type="dxa"/>
-          </w:tcPr>
-          <w:p>
-            <w:pPr>
-              <w:pStyle w:val="Compact"/>
-              <w:rPr>
-                <w:sz w:val="20"/>
-                <w:szCs w:val="20"/>
-              </w:rPr>
-            </w:pPr>
-            <w:r>
-              <w:rPr>
-                <w:sz w:val="20"/>
-                <w:szCs w:val="20"/>
-              </w:rPr>
-              <w:t>B33: Action Selection</w:t>
-            </w:r>
-          </w:p>
-        </w:tc>
-        <w:tc>
-          <w:tcPr>
-            <w:tcW w:w="1604" w:type="dxa"/>
-          </w:tcPr>
-          <w:p>
-            <w:pPr>
-              <w:pStyle w:val="Compact"/>
-              <w:rPr>
-                <w:sz w:val="20"/>
-                <w:szCs w:val="20"/>
-              </w:rPr>
-            </w:pPr>
-            <w:r>
-              <w:rPr>
-                <w:sz w:val="20"/>
-                <w:szCs w:val="20"/>
-              </w:rPr>
-              <w:t>Save Draft</w:t>
-            </w:r>
-          </w:p>
-        </w:tc>
-        <w:tc>
-          <w:tcPr>
-            <w:tcW w:w="1368" w:type="dxa"/>
-          </w:tcPr>
-          <w:p>
-            <w:pPr>
-              <w:pStyle w:val="Compact"/>
-              <w:rPr>
-                <w:sz w:val="20"/>
-                <w:szCs w:val="20"/>
-              </w:rPr>
-            </w:pPr>
-            <w:r>
-              <w:rPr>
-                <w:sz w:val="20"/>
-                <w:szCs w:val="20"/>
-              </w:rPr>
-              <w:t xml:space="preserve">Toast: </w:t>
-            </w:r>
-            <w:r>
-              <w:rPr>
-                <w:rStyle w:val="VerbatimChar"/>
-                <w:sz w:val="20"/>
-                <w:szCs w:val="20"/>
-              </w:rPr>
-              <w:t>"Draft saved successfully"</w:t>
-            </w:r>
-            <w:r>
-              <w:rPr>
-                <w:sz w:val="20"/>
-                <w:szCs w:val="20"/>
-              </w:rPr>
-              <w:t xml:space="preserve">. Project card appears on Dashboard with </w:t>
-            </w:r>
-            <w:r>
-              <w:rPr>
-                <w:rStyle w:val="VerbatimChar"/>
-                <w:sz w:val="20"/>
-                <w:szCs w:val="20"/>
-              </w:rPr>
-              <w:t>"Draft"</w:t>
-            </w:r>
-            <w:r>
-              <w:rPr>
-                <w:sz w:val="20"/>
-                <w:szCs w:val="20"/>
-              </w:rPr>
-              <w:t xml:space="preserve"> status.</w:t>
-            </w:r>
-          </w:p>
-        </w:tc>
-        <w:tc>
-          <w:tcPr>
-            <w:tcW w:w="1368" w:type="dxa"/>
-          </w:tcPr>
-          <w:p>
-            <w:pPr>
-              <w:pStyle w:val="Compact"/>
-              <w:rPr>
-                <w:sz w:val="20"/>
-                <w:szCs w:val="20"/>
-              </w:rPr>
-            </w:pPr>
-            <w:r>
-              <w:rPr>
-                <w:sz w:val="20"/>
-                <w:szCs w:val="20"/>
-              </w:rPr>
-              <w:t>When the user or integrator click on the Dashboard tab on the top navigation bar, the project card appears on Dashboard with “Draft” status.</w:t>
-            </w:r>
-          </w:p>
-        </w:tc>
-        <w:tc>
-          <w:tcPr>
-            <w:tcW w:w="1368" w:type="dxa"/>
-          </w:tcPr>
-          <w:p>
-            <w:pPr>
-              <w:pStyle w:val="Compact"/>
-              <w:rPr>
-                <w:sz w:val="20"/>
-                <w:szCs w:val="20"/>
-              </w:rPr>
-            </w:pPr>
-            <w:r>
-              <w:rPr>
-                <w:sz w:val="20"/>
-                <w:szCs w:val="20"/>
-              </w:rPr>
-              <w:t>Fail</w:t>
-            </w:r>
-          </w:p>
-        </w:tc>
-        <w:tc>
-          <w:tcPr>
-            <w:tcW w:w="1368" w:type="dxa"/>
-          </w:tcPr>
-          <w:p>
-            <w:pPr>
-              <w:pStyle w:val="Compact"/>
-              <w:rPr>
-                <w:sz w:val="20"/>
-                <w:szCs w:val="20"/>
-              </w:rPr>
-            </w:pPr>
-            <w:r>
-              <w:rPr>
-                <w:sz w:val="20"/>
-                <w:szCs w:val="20"/>
-              </w:rPr>
-              <w:t>There is not any selection button to save as draft. However</w:t>
-            </w:r>
-            <w:r>
-              <w:rPr>
-                <w:sz w:val="20"/>
-                <w:szCs w:val="20"/>
-              </w:rPr>
-              <w:t>,</w:t>
-            </w:r>
-            <w:r>
-              <w:rPr>
-                <w:sz w:val="20"/>
-                <w:szCs w:val="20"/>
-              </w:rPr>
-              <w:t xml:space="preserve"> the user or Integrator could proceed by clicking to the</w:t>
-            </w:r>
-            <w:r>
-              <w:rPr>
-                <w:sz w:val="20"/>
-                <w:szCs w:val="20"/>
-              </w:rPr>
-              <w:t xml:space="preserve"> d</w:t>
-            </w:r>
-            <w:r>
-              <w:rPr>
-                <w:sz w:val="20"/>
-                <w:szCs w:val="20"/>
-              </w:rPr>
-              <w:t>ashboard tab.</w:t>
+              <w:t>Same as TC1 B33: Action selection.</w:t>
             </w:r>
           </w:p>
         </w:tc>
@@ -7242,7 +7607,22 @@
           <w:sz w:val="20"/>
           <w:szCs w:val="20"/>
         </w:rPr>
+        <w:lastRenderedPageBreak/>
         <w:t>TC3: Blank Field &amp; Mandatory Validation</w:t>
+      </w:r>
+      <w:r>
+        <w:rPr>
+          <w:sz w:val="20"/>
+          <w:szCs w:val="20"/>
+        </w:rPr>
+        <w:t xml:space="preserve"> – AI Assisted</w:t>
+      </w:r>
+      <w:r>
+        <w:rPr>
+          <w:sz w:val="20"/>
+          <w:szCs w:val="20"/>
+        </w:rPr>
+        <w:t>/ Manual test</w:t>
       </w:r>
     </w:p>
     <w:p>
@@ -7492,7 +7872,6 @@
                 <w:sz w:val="20"/>
                 <w:szCs w:val="20"/>
               </w:rPr>
-              <w:lastRenderedPageBreak/>
               <w:t>1</w:t>
             </w:r>
           </w:p>
@@ -7588,34 +7967,160 @@
                 <w:szCs w:val="20"/>
               </w:rPr>
             </w:pPr>
-          </w:p>
-        </w:tc>
-        <w:tc>
-          <w:tcPr>
-            <w:tcW w:w="1131" w:type="dxa"/>
-          </w:tcPr>
-          <w:p>
-            <w:pPr>
-              <w:pStyle w:val="Compact"/>
-              <w:rPr>
-                <w:sz w:val="20"/>
-                <w:szCs w:val="20"/>
-              </w:rPr>
-            </w:pPr>
-          </w:p>
-        </w:tc>
-        <w:tc>
-          <w:tcPr>
-            <w:tcW w:w="1131" w:type="dxa"/>
-          </w:tcPr>
-          <w:p>
-            <w:pPr>
-              <w:pStyle w:val="Compact"/>
-              <w:rPr>
-                <w:sz w:val="20"/>
-                <w:szCs w:val="20"/>
-              </w:rPr>
-            </w:pPr>
+            <w:r>
+              <w:rPr>
+                <w:sz w:val="20"/>
+                <w:szCs w:val="20"/>
+              </w:rPr>
+              <w:t xml:space="preserve">(AI Assisted) </w:t>
+            </w:r>
+            <w:r>
+              <w:rPr>
+                <w:sz w:val="20"/>
+                <w:szCs w:val="20"/>
+              </w:rPr>
+              <w:t>In the chat box, the chat bot asks user about the Project Name.</w:t>
+            </w:r>
+            <w:r>
+              <w:rPr>
+                <w:sz w:val="20"/>
+                <w:szCs w:val="20"/>
+              </w:rPr>
+              <w:t xml:space="preserve"> (Manual) No response</w:t>
+            </w:r>
+            <w:r>
+              <w:rPr>
+                <w:sz w:val="20"/>
+                <w:szCs w:val="20"/>
+              </w:rPr>
+              <w:t xml:space="preserve"> </w:t>
+            </w:r>
+          </w:p>
+        </w:tc>
+        <w:tc>
+          <w:tcPr>
+            <w:tcW w:w="1131" w:type="dxa"/>
+          </w:tcPr>
+          <w:p>
+            <w:pPr>
+              <w:pStyle w:val="Compact"/>
+              <w:rPr>
+                <w:sz w:val="20"/>
+                <w:szCs w:val="20"/>
+              </w:rPr>
+            </w:pPr>
+            <w:r>
+              <w:rPr>
+                <w:sz w:val="20"/>
+                <w:szCs w:val="20"/>
+              </w:rPr>
+              <w:t>(AI Assisted</w:t>
+            </w:r>
+            <w:r>
+              <w:rPr>
+                <w:sz w:val="20"/>
+                <w:szCs w:val="20"/>
+              </w:rPr>
+              <w:t>/Manual</w:t>
+            </w:r>
+            <w:r>
+              <w:rPr>
+                <w:sz w:val="20"/>
+                <w:szCs w:val="20"/>
+              </w:rPr>
+              <w:t xml:space="preserve">) </w:t>
+            </w:r>
+            <w:r>
+              <w:rPr>
+                <w:sz w:val="20"/>
+                <w:szCs w:val="20"/>
+              </w:rPr>
+              <w:t>Fail</w:t>
+            </w:r>
+          </w:p>
+        </w:tc>
+        <w:tc>
+          <w:tcPr>
+            <w:tcW w:w="1131" w:type="dxa"/>
+          </w:tcPr>
+          <w:p>
+            <w:pPr>
+              <w:pStyle w:val="Compact"/>
+              <w:rPr>
+                <w:sz w:val="20"/>
+                <w:szCs w:val="20"/>
+              </w:rPr>
+            </w:pPr>
+            <w:r>
+              <w:rPr>
+                <w:sz w:val="20"/>
+                <w:szCs w:val="20"/>
+              </w:rPr>
+              <w:t>(AI Assisted) The app</w:t>
+            </w:r>
+            <w:r>
+              <w:rPr>
+                <w:sz w:val="20"/>
+                <w:szCs w:val="20"/>
+              </w:rPr>
+              <w:t xml:space="preserve"> did not </w:t>
+            </w:r>
+            <w:r>
+              <w:rPr>
+                <w:sz w:val="20"/>
+                <w:szCs w:val="20"/>
+              </w:rPr>
+              <w:t>display any</w:t>
+            </w:r>
+            <w:r>
+              <w:rPr>
+                <w:sz w:val="20"/>
+                <w:szCs w:val="20"/>
+              </w:rPr>
+              <w:t xml:space="preserve"> red warnings</w:t>
+            </w:r>
+            <w:r>
+              <w:rPr>
+                <w:sz w:val="20"/>
+                <w:szCs w:val="20"/>
+              </w:rPr>
+              <w:t xml:space="preserve"> sign</w:t>
+            </w:r>
+            <w:r>
+              <w:rPr>
+                <w:sz w:val="20"/>
+                <w:szCs w:val="20"/>
+              </w:rPr>
+              <w:t xml:space="preserve"> as expected.</w:t>
+            </w:r>
+            <w:r>
+              <w:rPr>
+                <w:sz w:val="20"/>
+                <w:szCs w:val="20"/>
+              </w:rPr>
+              <w:t xml:space="preserve"> (Manual) The system did not </w:t>
+            </w:r>
+            <w:r>
+              <w:rPr>
+                <w:sz w:val="20"/>
+                <w:szCs w:val="20"/>
+              </w:rPr>
+              <w:t>work</w:t>
+            </w:r>
+            <w:r>
+              <w:rPr>
+                <w:sz w:val="20"/>
+                <w:szCs w:val="20"/>
+              </w:rPr>
+              <w:t xml:space="preserve"> as expected</w:t>
+            </w:r>
+            <w:r>
+              <w:rPr>
+                <w:sz w:val="20"/>
+                <w:szCs w:val="20"/>
+              </w:rPr>
+              <w:t>.</w:t>
+            </w:r>
           </w:p>
         </w:tc>
       </w:tr>
@@ -7734,34 +8239,97 @@
                 <w:szCs w:val="20"/>
               </w:rPr>
             </w:pPr>
-          </w:p>
-        </w:tc>
-        <w:tc>
-          <w:tcPr>
-            <w:tcW w:w="1131" w:type="dxa"/>
-          </w:tcPr>
-          <w:p>
-            <w:pPr>
-              <w:pStyle w:val="Compact"/>
-              <w:rPr>
-                <w:sz w:val="20"/>
-                <w:szCs w:val="20"/>
-              </w:rPr>
-            </w:pPr>
-          </w:p>
-        </w:tc>
-        <w:tc>
-          <w:tcPr>
-            <w:tcW w:w="1131" w:type="dxa"/>
-          </w:tcPr>
-          <w:p>
-            <w:pPr>
-              <w:pStyle w:val="Compact"/>
-              <w:rPr>
-                <w:sz w:val="20"/>
-                <w:szCs w:val="20"/>
-              </w:rPr>
-            </w:pPr>
+            <w:r>
+              <w:rPr>
+                <w:sz w:val="20"/>
+                <w:szCs w:val="20"/>
+              </w:rPr>
+              <w:t>(AI Assisted) The chat bot asks user(Integrator) about the total number of different parts in the project.</w:t>
+            </w:r>
+            <w:r>
+              <w:rPr>
+                <w:sz w:val="20"/>
+                <w:szCs w:val="20"/>
+              </w:rPr>
+              <w:t xml:space="preserve"> (Manual) No response</w:t>
+            </w:r>
+          </w:p>
+        </w:tc>
+        <w:tc>
+          <w:tcPr>
+            <w:tcW w:w="1131" w:type="dxa"/>
+          </w:tcPr>
+          <w:p>
+            <w:pPr>
+              <w:pStyle w:val="Compact"/>
+              <w:rPr>
+                <w:sz w:val="20"/>
+                <w:szCs w:val="20"/>
+              </w:rPr>
+            </w:pPr>
+            <w:r>
+              <w:rPr>
+                <w:sz w:val="20"/>
+                <w:szCs w:val="20"/>
+              </w:rPr>
+              <w:t>(AI Assisted</w:t>
+            </w:r>
+            <w:r>
+              <w:rPr>
+                <w:sz w:val="20"/>
+                <w:szCs w:val="20"/>
+              </w:rPr>
+              <w:t>/Manual</w:t>
+            </w:r>
+            <w:r>
+              <w:rPr>
+                <w:sz w:val="20"/>
+                <w:szCs w:val="20"/>
+              </w:rPr>
+              <w:t>) Fail</w:t>
+            </w:r>
+          </w:p>
+        </w:tc>
+        <w:tc>
+          <w:tcPr>
+            <w:tcW w:w="1131" w:type="dxa"/>
+          </w:tcPr>
+          <w:p>
+            <w:pPr>
+              <w:pStyle w:val="Compact"/>
+              <w:rPr>
+                <w:sz w:val="20"/>
+                <w:szCs w:val="20"/>
+              </w:rPr>
+            </w:pPr>
+            <w:r>
+              <w:rPr>
+                <w:sz w:val="20"/>
+                <w:szCs w:val="20"/>
+              </w:rPr>
+              <w:t>(AI Assisted) The app did not display any red warnings as expected.</w:t>
+            </w:r>
+            <w:r>
+              <w:rPr>
+                <w:sz w:val="20"/>
+                <w:szCs w:val="20"/>
+              </w:rPr>
+              <w:t xml:space="preserve"> (Manual) The system did not </w:t>
+            </w:r>
+            <w:r>
+              <w:rPr>
+                <w:sz w:val="20"/>
+                <w:szCs w:val="20"/>
+              </w:rPr>
+              <w:t>work</w:t>
+            </w:r>
+            <w:r>
+              <w:rPr>
+                <w:sz w:val="20"/>
+                <w:szCs w:val="20"/>
+              </w:rPr>
+              <w:t xml:space="preserve"> as expected.</w:t>
+            </w:r>
           </w:p>
         </w:tc>
       </w:tr>
@@ -7880,34 +8448,111 @@
                 <w:szCs w:val="20"/>
               </w:rPr>
             </w:pPr>
-          </w:p>
-        </w:tc>
-        <w:tc>
-          <w:tcPr>
-            <w:tcW w:w="1131" w:type="dxa"/>
-          </w:tcPr>
-          <w:p>
-            <w:pPr>
-              <w:pStyle w:val="Compact"/>
-              <w:rPr>
-                <w:sz w:val="20"/>
-                <w:szCs w:val="20"/>
-              </w:rPr>
-            </w:pPr>
-          </w:p>
-        </w:tc>
-        <w:tc>
-          <w:tcPr>
-            <w:tcW w:w="1131" w:type="dxa"/>
-          </w:tcPr>
-          <w:p>
-            <w:pPr>
-              <w:pStyle w:val="Compact"/>
-              <w:rPr>
-                <w:sz w:val="20"/>
-                <w:szCs w:val="20"/>
-              </w:rPr>
-            </w:pPr>
+            <w:r>
+              <w:rPr>
+                <w:sz w:val="20"/>
+                <w:szCs w:val="20"/>
+              </w:rPr>
+              <w:t>(AI Assisted) The chat bot asks the user (Integrator) about the Bin Outer Dimensions (Length * Width * Height in mm)</w:t>
+            </w:r>
+            <w:r>
+              <w:rPr>
+                <w:sz w:val="20"/>
+                <w:szCs w:val="20"/>
+              </w:rPr>
+              <w:t>. (Manual) No response</w:t>
+            </w:r>
+          </w:p>
+        </w:tc>
+        <w:tc>
+          <w:tcPr>
+            <w:tcW w:w="1131" w:type="dxa"/>
+          </w:tcPr>
+          <w:p>
+            <w:pPr>
+              <w:pStyle w:val="Compact"/>
+              <w:rPr>
+                <w:sz w:val="20"/>
+                <w:szCs w:val="20"/>
+              </w:rPr>
+            </w:pPr>
+            <w:r>
+              <w:rPr>
+                <w:sz w:val="20"/>
+                <w:szCs w:val="20"/>
+              </w:rPr>
+              <w:t>(AI Assisted</w:t>
+            </w:r>
+            <w:r>
+              <w:rPr>
+                <w:sz w:val="20"/>
+                <w:szCs w:val="20"/>
+              </w:rPr>
+              <w:t>/Manual</w:t>
+            </w:r>
+            <w:r>
+              <w:rPr>
+                <w:sz w:val="20"/>
+                <w:szCs w:val="20"/>
+              </w:rPr>
+              <w:t>) Fail</w:t>
+            </w:r>
+          </w:p>
+        </w:tc>
+        <w:tc>
+          <w:tcPr>
+            <w:tcW w:w="1131" w:type="dxa"/>
+          </w:tcPr>
+          <w:p>
+            <w:pPr>
+              <w:pStyle w:val="Compact"/>
+              <w:rPr>
+                <w:sz w:val="20"/>
+                <w:szCs w:val="20"/>
+              </w:rPr>
+            </w:pPr>
+            <w:r>
+              <w:rPr>
+                <w:sz w:val="20"/>
+                <w:szCs w:val="20"/>
+              </w:rPr>
+              <w:t xml:space="preserve">(AI Assisted) No red </w:t>
+            </w:r>
+            <w:r>
+              <w:rPr>
+                <w:sz w:val="20"/>
+                <w:szCs w:val="20"/>
+              </w:rPr>
+              <w:t>warnings appeared</w:t>
+            </w:r>
+            <w:r>
+              <w:rPr>
+                <w:sz w:val="20"/>
+                <w:szCs w:val="20"/>
+              </w:rPr>
+              <w:t xml:space="preserve"> in the running application.</w:t>
+            </w:r>
+            <w:r>
+              <w:rPr>
+                <w:sz w:val="20"/>
+                <w:szCs w:val="20"/>
+              </w:rPr>
+              <w:t xml:space="preserve"> (Manual) The system did not </w:t>
+            </w:r>
+            <w:r>
+              <w:rPr>
+                <w:sz w:val="20"/>
+                <w:szCs w:val="20"/>
+              </w:rPr>
+              <w:t>work</w:t>
+            </w:r>
+            <w:r>
+              <w:rPr>
+                <w:sz w:val="20"/>
+                <w:szCs w:val="20"/>
+              </w:rPr>
+              <w:t xml:space="preserve"> as expected.</w:t>
+            </w:r>
           </w:p>
         </w:tc>
       </w:tr>
@@ -8026,34 +8671,147 @@
                 <w:szCs w:val="20"/>
               </w:rPr>
             </w:pPr>
-          </w:p>
-        </w:tc>
-        <w:tc>
-          <w:tcPr>
-            <w:tcW w:w="1131" w:type="dxa"/>
-          </w:tcPr>
-          <w:p>
-            <w:pPr>
-              <w:pStyle w:val="Compact"/>
-              <w:rPr>
-                <w:sz w:val="20"/>
-                <w:szCs w:val="20"/>
-              </w:rPr>
-            </w:pPr>
-          </w:p>
-        </w:tc>
-        <w:tc>
-          <w:tcPr>
-            <w:tcW w:w="1131" w:type="dxa"/>
-          </w:tcPr>
-          <w:p>
-            <w:pPr>
-              <w:pStyle w:val="Compact"/>
-              <w:rPr>
-                <w:sz w:val="20"/>
-                <w:szCs w:val="20"/>
-              </w:rPr>
-            </w:pPr>
+            <w:r>
+              <w:rPr>
+                <w:sz w:val="20"/>
+                <w:szCs w:val="20"/>
+              </w:rPr>
+              <w:t>(AI Assisted)</w:t>
+            </w:r>
+            <w:r>
+              <w:rPr>
+                <w:sz w:val="20"/>
+                <w:szCs w:val="20"/>
+              </w:rPr>
+              <w:t xml:space="preserve"> No warnings displayed in the application.</w:t>
+            </w:r>
+            <w:r>
+              <w:rPr>
+                <w:sz w:val="20"/>
+                <w:szCs w:val="20"/>
+              </w:rPr>
+              <w:t xml:space="preserve"> (Manual) No response.</w:t>
+            </w:r>
+            <w:r>
+              <w:rPr>
+                <w:sz w:val="20"/>
+                <w:szCs w:val="20"/>
+              </w:rPr>
+              <w:t xml:space="preserve"> </w:t>
+            </w:r>
+          </w:p>
+        </w:tc>
+        <w:tc>
+          <w:tcPr>
+            <w:tcW w:w="1131" w:type="dxa"/>
+          </w:tcPr>
+          <w:p>
+            <w:pPr>
+              <w:pStyle w:val="Compact"/>
+              <w:rPr>
+                <w:sz w:val="20"/>
+                <w:szCs w:val="20"/>
+              </w:rPr>
+            </w:pPr>
+            <w:r>
+              <w:rPr>
+                <w:sz w:val="20"/>
+                <w:szCs w:val="20"/>
+              </w:rPr>
+              <w:t>(AI Assisted</w:t>
+            </w:r>
+            <w:r>
+              <w:rPr>
+                <w:sz w:val="20"/>
+                <w:szCs w:val="20"/>
+              </w:rPr>
+              <w:t>/Manual</w:t>
+            </w:r>
+            <w:r>
+              <w:rPr>
+                <w:sz w:val="20"/>
+                <w:szCs w:val="20"/>
+              </w:rPr>
+              <w:t>) Fail</w:t>
+            </w:r>
+          </w:p>
+        </w:tc>
+        <w:tc>
+          <w:tcPr>
+            <w:tcW w:w="1131" w:type="dxa"/>
+          </w:tcPr>
+          <w:p>
+            <w:pPr>
+              <w:pStyle w:val="Compact"/>
+              <w:rPr>
+                <w:sz w:val="20"/>
+                <w:szCs w:val="20"/>
+              </w:rPr>
+            </w:pPr>
+            <w:r>
+              <w:rPr>
+                <w:sz w:val="20"/>
+                <w:szCs w:val="20"/>
+              </w:rPr>
+              <w:t>(AI Assisted)</w:t>
+            </w:r>
+            <w:r>
+              <w:rPr>
+                <w:sz w:val="20"/>
+                <w:szCs w:val="20"/>
+              </w:rPr>
+              <w:t xml:space="preserve"> Due to no similar response in the output,</w:t>
+            </w:r>
+            <w:r>
+              <w:rPr>
+                <w:sz w:val="20"/>
+                <w:szCs w:val="20"/>
+              </w:rPr>
+              <w:t xml:space="preserve"> </w:t>
+            </w:r>
+            <w:r>
+              <w:rPr>
+                <w:sz w:val="20"/>
+                <w:szCs w:val="20"/>
+              </w:rPr>
+              <w:t>t</w:t>
+            </w:r>
+            <w:r>
+              <w:rPr>
+                <w:sz w:val="20"/>
+                <w:szCs w:val="20"/>
+              </w:rPr>
+              <w:t xml:space="preserve">he output was not </w:t>
+            </w:r>
+            <w:r>
+              <w:rPr>
+                <w:sz w:val="20"/>
+                <w:szCs w:val="20"/>
+              </w:rPr>
+              <w:t>similar</w:t>
+            </w:r>
+            <w:r>
+              <w:rPr>
+                <w:sz w:val="20"/>
+                <w:szCs w:val="20"/>
+              </w:rPr>
+              <w:t xml:space="preserve"> as expected.</w:t>
+            </w:r>
+            <w:r>
+              <w:rPr>
+                <w:sz w:val="20"/>
+                <w:szCs w:val="20"/>
+              </w:rPr>
+              <w:t xml:space="preserve"> (Manual) The </w:t>
+            </w:r>
+            <w:r>
+              <w:rPr>
+                <w:sz w:val="20"/>
+                <w:szCs w:val="20"/>
+              </w:rPr>
+              <w:lastRenderedPageBreak/>
+              <w:t>system did not work as expected.</w:t>
+            </w:r>
           </w:p>
         </w:tc>
       </w:tr>
@@ -8077,6 +8835,7 @@
                 <w:sz w:val="20"/>
                 <w:szCs w:val="20"/>
               </w:rPr>
+              <w:lastRenderedPageBreak/>
               <w:t>5</w:t>
             </w:r>
           </w:p>
@@ -8172,34 +8931,97 @@
                 <w:szCs w:val="20"/>
               </w:rPr>
             </w:pPr>
-          </w:p>
-        </w:tc>
-        <w:tc>
-          <w:tcPr>
-            <w:tcW w:w="1131" w:type="dxa"/>
-          </w:tcPr>
-          <w:p>
-            <w:pPr>
-              <w:pStyle w:val="Compact"/>
-              <w:rPr>
-                <w:sz w:val="20"/>
-                <w:szCs w:val="20"/>
-              </w:rPr>
-            </w:pPr>
-          </w:p>
-        </w:tc>
-        <w:tc>
-          <w:tcPr>
-            <w:tcW w:w="1131" w:type="dxa"/>
-          </w:tcPr>
-          <w:p>
-            <w:pPr>
-              <w:pStyle w:val="Compact"/>
-              <w:rPr>
-                <w:sz w:val="20"/>
-                <w:szCs w:val="20"/>
-              </w:rPr>
-            </w:pPr>
+            <w:r>
+              <w:rPr>
+                <w:sz w:val="20"/>
+                <w:szCs w:val="20"/>
+              </w:rPr>
+              <w:t>(AI Assisted) No warnings displayed in the application.</w:t>
+            </w:r>
+            <w:r>
+              <w:rPr>
+                <w:sz w:val="20"/>
+                <w:szCs w:val="20"/>
+              </w:rPr>
+              <w:t xml:space="preserve"> (Manual) No particular response as expected.</w:t>
+            </w:r>
+          </w:p>
+        </w:tc>
+        <w:tc>
+          <w:tcPr>
+            <w:tcW w:w="1131" w:type="dxa"/>
+          </w:tcPr>
+          <w:p>
+            <w:pPr>
+              <w:pStyle w:val="Compact"/>
+              <w:rPr>
+                <w:sz w:val="20"/>
+                <w:szCs w:val="20"/>
+              </w:rPr>
+            </w:pPr>
+            <w:r>
+              <w:rPr>
+                <w:sz w:val="20"/>
+                <w:szCs w:val="20"/>
+              </w:rPr>
+              <w:t>(AI Assisted</w:t>
+            </w:r>
+            <w:r>
+              <w:rPr>
+                <w:sz w:val="20"/>
+                <w:szCs w:val="20"/>
+              </w:rPr>
+              <w:t>/Fail</w:t>
+            </w:r>
+            <w:r>
+              <w:rPr>
+                <w:sz w:val="20"/>
+                <w:szCs w:val="20"/>
+              </w:rPr>
+              <w:t>) Fail</w:t>
+            </w:r>
+          </w:p>
+        </w:tc>
+        <w:tc>
+          <w:tcPr>
+            <w:tcW w:w="1131" w:type="dxa"/>
+          </w:tcPr>
+          <w:p>
+            <w:pPr>
+              <w:pStyle w:val="Compact"/>
+              <w:rPr>
+                <w:sz w:val="20"/>
+                <w:szCs w:val="20"/>
+              </w:rPr>
+            </w:pPr>
+            <w:r>
+              <w:rPr>
+                <w:sz w:val="20"/>
+                <w:szCs w:val="20"/>
+              </w:rPr>
+              <w:t>(AI Assisted) Same as B13.</w:t>
+            </w:r>
+            <w:r>
+              <w:rPr>
+                <w:sz w:val="20"/>
+                <w:szCs w:val="20"/>
+              </w:rPr>
+              <w:t xml:space="preserve"> (Manual) </w:t>
+            </w:r>
+            <w:r>
+              <w:rPr>
+                <w:sz w:val="20"/>
+                <w:szCs w:val="20"/>
+              </w:rPr>
+              <w:t>The system does not work as expected</w:t>
+            </w:r>
+            <w:r>
+              <w:rPr>
+                <w:sz w:val="20"/>
+                <w:szCs w:val="20"/>
+              </w:rPr>
+              <w:t>.</w:t>
+            </w:r>
           </w:p>
         </w:tc>
       </w:tr>
@@ -8288,15 +9110,13 @@
               </w:rPr>
               <w:t xml:space="preserve">Form blocks navigation, displays validation summary, and scrolls focus </w:t>
             </w:r>
-            <w:proofErr w:type="gramStart"/>
-            <w:r>
-              <w:rPr>
-                <w:sz w:val="20"/>
-                <w:szCs w:val="20"/>
-              </w:rPr>
-              <w:t>to</w:t>
-            </w:r>
-            <w:proofErr w:type="gramEnd"/>
+            <w:r>
+              <w:rPr>
+                <w:sz w:val="20"/>
+                <w:szCs w:val="20"/>
+              </w:rPr>
+              <w:t>on</w:t>
+            </w:r>
             <w:r>
               <w:rPr>
                 <w:sz w:val="20"/>
@@ -8318,34 +9138,132 @@
                 <w:szCs w:val="20"/>
               </w:rPr>
             </w:pPr>
-          </w:p>
-        </w:tc>
-        <w:tc>
-          <w:tcPr>
-            <w:tcW w:w="1131" w:type="dxa"/>
-          </w:tcPr>
-          <w:p>
-            <w:pPr>
-              <w:pStyle w:val="Compact"/>
-              <w:rPr>
-                <w:sz w:val="20"/>
-                <w:szCs w:val="20"/>
-              </w:rPr>
-            </w:pPr>
-          </w:p>
-        </w:tc>
-        <w:tc>
-          <w:tcPr>
-            <w:tcW w:w="1131" w:type="dxa"/>
-          </w:tcPr>
-          <w:p>
-            <w:pPr>
-              <w:pStyle w:val="Compact"/>
-              <w:rPr>
-                <w:sz w:val="20"/>
-                <w:szCs w:val="20"/>
-              </w:rPr>
-            </w:pPr>
+            <w:r>
+              <w:rPr>
+                <w:sz w:val="20"/>
+                <w:szCs w:val="20"/>
+              </w:rPr>
+              <w:t>(AI Assisted</w:t>
+            </w:r>
+            <w:r>
+              <w:rPr>
+                <w:sz w:val="20"/>
+                <w:szCs w:val="20"/>
+              </w:rPr>
+              <w:t>/Manual</w:t>
+            </w:r>
+            <w:r>
+              <w:rPr>
+                <w:sz w:val="20"/>
+                <w:szCs w:val="20"/>
+              </w:rPr>
+              <w:t>) No button to save as draft.</w:t>
+            </w:r>
+            <w:r>
+              <w:rPr>
+                <w:sz w:val="20"/>
+                <w:szCs w:val="20"/>
+              </w:rPr>
+              <w:t xml:space="preserve"> </w:t>
+            </w:r>
+          </w:p>
+        </w:tc>
+        <w:tc>
+          <w:tcPr>
+            <w:tcW w:w="1131" w:type="dxa"/>
+          </w:tcPr>
+          <w:p>
+            <w:pPr>
+              <w:pStyle w:val="Compact"/>
+              <w:rPr>
+                <w:sz w:val="20"/>
+                <w:szCs w:val="20"/>
+              </w:rPr>
+            </w:pPr>
+            <w:r>
+              <w:rPr>
+                <w:sz w:val="20"/>
+                <w:szCs w:val="20"/>
+              </w:rPr>
+              <w:t>(AI Assisted</w:t>
+            </w:r>
+            <w:r>
+              <w:rPr>
+                <w:sz w:val="20"/>
+                <w:szCs w:val="20"/>
+              </w:rPr>
+              <w:t>/Manual</w:t>
+            </w:r>
+            <w:r>
+              <w:rPr>
+                <w:sz w:val="20"/>
+                <w:szCs w:val="20"/>
+              </w:rPr>
+              <w:t xml:space="preserve">) </w:t>
+            </w:r>
+            <w:r>
+              <w:rPr>
+                <w:sz w:val="20"/>
+                <w:szCs w:val="20"/>
+              </w:rPr>
+              <w:t>Fail</w:t>
+            </w:r>
+          </w:p>
+        </w:tc>
+        <w:tc>
+          <w:tcPr>
+            <w:tcW w:w="1131" w:type="dxa"/>
+          </w:tcPr>
+          <w:p>
+            <w:pPr>
+              <w:pStyle w:val="Compact"/>
+              <w:rPr>
+                <w:sz w:val="20"/>
+                <w:szCs w:val="20"/>
+              </w:rPr>
+            </w:pPr>
+            <w:r>
+              <w:rPr>
+                <w:sz w:val="20"/>
+                <w:szCs w:val="20"/>
+              </w:rPr>
+              <w:t>(AI Assisted</w:t>
+            </w:r>
+            <w:r>
+              <w:rPr>
+                <w:sz w:val="20"/>
+                <w:szCs w:val="20"/>
+              </w:rPr>
+              <w:t>/Manual</w:t>
+            </w:r>
+            <w:r>
+              <w:rPr>
+                <w:sz w:val="20"/>
+                <w:szCs w:val="20"/>
+              </w:rPr>
+              <w:t xml:space="preserve">) </w:t>
+            </w:r>
+            <w:r>
+              <w:rPr>
+                <w:sz w:val="20"/>
+                <w:szCs w:val="20"/>
+              </w:rPr>
+              <w:t xml:space="preserve">The Integrator </w:t>
+            </w:r>
+            <w:r>
+              <w:rPr>
+                <w:sz w:val="20"/>
+                <w:szCs w:val="20"/>
+              </w:rPr>
+              <w:t>must</w:t>
+            </w:r>
+            <w:r>
+              <w:rPr>
+                <w:sz w:val="20"/>
+                <w:szCs w:val="20"/>
+              </w:rPr>
+              <w:t xml:space="preserve"> click on dashboard tab on the navigation bar to check their draft project.</w:t>
+            </w:r>
           </w:p>
         </w:tc>
       </w:tr>
@@ -8719,34 +9637,55 @@
                 <w:szCs w:val="20"/>
               </w:rPr>
             </w:pPr>
-          </w:p>
-        </w:tc>
-        <w:tc>
-          <w:tcPr>
-            <w:tcW w:w="1131" w:type="dxa"/>
-          </w:tcPr>
-          <w:p>
-            <w:pPr>
-              <w:pStyle w:val="Compact"/>
-              <w:rPr>
-                <w:sz w:val="20"/>
-                <w:szCs w:val="20"/>
-              </w:rPr>
-            </w:pPr>
-          </w:p>
-        </w:tc>
-        <w:tc>
-          <w:tcPr>
-            <w:tcW w:w="1131" w:type="dxa"/>
-          </w:tcPr>
-          <w:p>
-            <w:pPr>
-              <w:pStyle w:val="Compact"/>
-              <w:rPr>
-                <w:sz w:val="20"/>
-                <w:szCs w:val="20"/>
-              </w:rPr>
-            </w:pPr>
+            <w:r>
+              <w:rPr>
+                <w:sz w:val="20"/>
+                <w:szCs w:val="20"/>
+              </w:rPr>
+              <w:t>Value is accepted without any warnings.</w:t>
+            </w:r>
+          </w:p>
+        </w:tc>
+        <w:tc>
+          <w:tcPr>
+            <w:tcW w:w="1131" w:type="dxa"/>
+          </w:tcPr>
+          <w:p>
+            <w:pPr>
+              <w:pStyle w:val="Compact"/>
+              <w:rPr>
+                <w:sz w:val="20"/>
+                <w:szCs w:val="20"/>
+              </w:rPr>
+            </w:pPr>
+            <w:r>
+              <w:rPr>
+                <w:sz w:val="20"/>
+                <w:szCs w:val="20"/>
+              </w:rPr>
+              <w:t>Pass</w:t>
+            </w:r>
+          </w:p>
+        </w:tc>
+        <w:tc>
+          <w:tcPr>
+            <w:tcW w:w="1131" w:type="dxa"/>
+          </w:tcPr>
+          <w:p>
+            <w:pPr>
+              <w:pStyle w:val="Compact"/>
+              <w:rPr>
+                <w:sz w:val="20"/>
+                <w:szCs w:val="20"/>
+              </w:rPr>
+            </w:pPr>
+            <w:r>
+              <w:rPr>
+                <w:sz w:val="20"/>
+                <w:szCs w:val="20"/>
+              </w:rPr>
+              <w:t>The minimum value is accepted without any warnings.</w:t>
+            </w:r>
           </w:p>
         </w:tc>
       </w:tr>
@@ -8791,15 +9730,7 @@
                 <w:sz w:val="20"/>
                 <w:szCs w:val="20"/>
               </w:rPr>
-              <w:t xml:space="preserve">B4: Expected </w:t>
-            </w:r>
-            <w:r>
-              <w:rPr>
-                <w:sz w:val="20"/>
-                <w:szCs w:val="20"/>
-              </w:rPr>
-              <w:lastRenderedPageBreak/>
-              <w:t>Parts</w:t>
+              <w:t>B4: Expected Parts</w:t>
             </w:r>
           </w:p>
         </w:tc>
@@ -8821,7 +9752,6 @@
                 <w:sz w:val="20"/>
                 <w:szCs w:val="20"/>
               </w:rPr>
-              <w:lastRenderedPageBreak/>
               <w:t>1</w:t>
             </w:r>
           </w:p>
@@ -8843,58 +9773,71 @@
                 <w:sz w:val="20"/>
                 <w:szCs w:val="20"/>
               </w:rPr>
-              <w:t xml:space="preserve">Value is </w:t>
-            </w:r>
-            <w:r>
-              <w:rPr>
-                <w:sz w:val="20"/>
-                <w:szCs w:val="20"/>
-              </w:rPr>
-              <w:lastRenderedPageBreak/>
-              <w:t>accepted.</w:t>
-            </w:r>
-          </w:p>
-        </w:tc>
-        <w:tc>
-          <w:tcPr>
-            <w:tcW w:w="1131" w:type="dxa"/>
-          </w:tcPr>
-          <w:p>
-            <w:pPr>
-              <w:pStyle w:val="Compact"/>
-              <w:rPr>
-                <w:sz w:val="20"/>
-                <w:szCs w:val="20"/>
-              </w:rPr>
-            </w:pPr>
-          </w:p>
-        </w:tc>
-        <w:tc>
-          <w:tcPr>
-            <w:tcW w:w="1131" w:type="dxa"/>
-          </w:tcPr>
-          <w:p>
-            <w:pPr>
-              <w:pStyle w:val="Compact"/>
-              <w:rPr>
-                <w:sz w:val="20"/>
-                <w:szCs w:val="20"/>
-              </w:rPr>
-            </w:pPr>
-          </w:p>
-        </w:tc>
-        <w:tc>
-          <w:tcPr>
-            <w:tcW w:w="1131" w:type="dxa"/>
-          </w:tcPr>
-          <w:p>
-            <w:pPr>
-              <w:pStyle w:val="Compact"/>
-              <w:rPr>
-                <w:sz w:val="20"/>
-                <w:szCs w:val="20"/>
-              </w:rPr>
-            </w:pPr>
+              <w:t>Value is accepted.</w:t>
+            </w:r>
+          </w:p>
+        </w:tc>
+        <w:tc>
+          <w:tcPr>
+            <w:tcW w:w="1131" w:type="dxa"/>
+          </w:tcPr>
+          <w:p>
+            <w:pPr>
+              <w:pStyle w:val="Compact"/>
+              <w:rPr>
+                <w:sz w:val="20"/>
+                <w:szCs w:val="20"/>
+              </w:rPr>
+            </w:pPr>
+            <w:r>
+              <w:rPr>
+                <w:sz w:val="20"/>
+                <w:szCs w:val="20"/>
+              </w:rPr>
+              <w:t>Value accepted.</w:t>
+            </w:r>
+          </w:p>
+        </w:tc>
+        <w:tc>
+          <w:tcPr>
+            <w:tcW w:w="1131" w:type="dxa"/>
+          </w:tcPr>
+          <w:p>
+            <w:pPr>
+              <w:pStyle w:val="Compact"/>
+              <w:rPr>
+                <w:sz w:val="20"/>
+                <w:szCs w:val="20"/>
+              </w:rPr>
+            </w:pPr>
+            <w:r>
+              <w:rPr>
+                <w:sz w:val="20"/>
+                <w:szCs w:val="20"/>
+              </w:rPr>
+              <w:t>Pass</w:t>
+            </w:r>
+          </w:p>
+        </w:tc>
+        <w:tc>
+          <w:tcPr>
+            <w:tcW w:w="1131" w:type="dxa"/>
+          </w:tcPr>
+          <w:p>
+            <w:pPr>
+              <w:pStyle w:val="Compact"/>
+              <w:rPr>
+                <w:sz w:val="20"/>
+                <w:szCs w:val="20"/>
+              </w:rPr>
+            </w:pPr>
+            <w:r>
+              <w:rPr>
+                <w:sz w:val="20"/>
+                <w:szCs w:val="20"/>
+              </w:rPr>
+              <w:t xml:space="preserve">The min value is accepted without any warnings. </w:t>
+            </w:r>
           </w:p>
         </w:tc>
       </w:tr>
@@ -8998,34 +9941,55 @@
                 <w:szCs w:val="20"/>
               </w:rPr>
             </w:pPr>
-          </w:p>
-        </w:tc>
-        <w:tc>
-          <w:tcPr>
-            <w:tcW w:w="1131" w:type="dxa"/>
-          </w:tcPr>
-          <w:p>
-            <w:pPr>
-              <w:pStyle w:val="Compact"/>
-              <w:rPr>
-                <w:sz w:val="20"/>
-                <w:szCs w:val="20"/>
-              </w:rPr>
-            </w:pPr>
-          </w:p>
-        </w:tc>
-        <w:tc>
-          <w:tcPr>
-            <w:tcW w:w="1131" w:type="dxa"/>
-          </w:tcPr>
-          <w:p>
-            <w:pPr>
-              <w:pStyle w:val="Compact"/>
-              <w:rPr>
-                <w:sz w:val="20"/>
-                <w:szCs w:val="20"/>
-              </w:rPr>
-            </w:pPr>
+            <w:r>
+              <w:rPr>
+                <w:sz w:val="20"/>
+                <w:szCs w:val="20"/>
+              </w:rPr>
+              <w:t>Value accepted.</w:t>
+            </w:r>
+          </w:p>
+        </w:tc>
+        <w:tc>
+          <w:tcPr>
+            <w:tcW w:w="1131" w:type="dxa"/>
+          </w:tcPr>
+          <w:p>
+            <w:pPr>
+              <w:pStyle w:val="Compact"/>
+              <w:rPr>
+                <w:sz w:val="20"/>
+                <w:szCs w:val="20"/>
+              </w:rPr>
+            </w:pPr>
+            <w:r>
+              <w:rPr>
+                <w:sz w:val="20"/>
+                <w:szCs w:val="20"/>
+              </w:rPr>
+              <w:t>Pass</w:t>
+            </w:r>
+          </w:p>
+        </w:tc>
+        <w:tc>
+          <w:tcPr>
+            <w:tcW w:w="1131" w:type="dxa"/>
+          </w:tcPr>
+          <w:p>
+            <w:pPr>
+              <w:pStyle w:val="Compact"/>
+              <w:rPr>
+                <w:sz w:val="20"/>
+                <w:szCs w:val="20"/>
+              </w:rPr>
+            </w:pPr>
+            <w:r>
+              <w:rPr>
+                <w:sz w:val="20"/>
+                <w:szCs w:val="20"/>
+              </w:rPr>
+              <w:t>The minimum value of bin dimensions of 100mm is accepted.</w:t>
+            </w:r>
           </w:p>
         </w:tc>
       </w:tr>
@@ -9049,6 +10013,7 @@
                 <w:sz w:val="20"/>
                 <w:szCs w:val="20"/>
               </w:rPr>
+              <w:lastRenderedPageBreak/>
               <w:t>4</w:t>
             </w:r>
           </w:p>
@@ -9136,34 +10101,55 @@
                 <w:szCs w:val="20"/>
               </w:rPr>
             </w:pPr>
-          </w:p>
-        </w:tc>
-        <w:tc>
-          <w:tcPr>
-            <w:tcW w:w="1131" w:type="dxa"/>
-          </w:tcPr>
-          <w:p>
-            <w:pPr>
-              <w:pStyle w:val="Compact"/>
-              <w:rPr>
-                <w:sz w:val="20"/>
-                <w:szCs w:val="20"/>
-              </w:rPr>
-            </w:pPr>
-          </w:p>
-        </w:tc>
-        <w:tc>
-          <w:tcPr>
-            <w:tcW w:w="1131" w:type="dxa"/>
-          </w:tcPr>
-          <w:p>
-            <w:pPr>
-              <w:pStyle w:val="Compact"/>
-              <w:rPr>
-                <w:sz w:val="20"/>
-                <w:szCs w:val="20"/>
-              </w:rPr>
-            </w:pPr>
+            <w:r>
+              <w:rPr>
+                <w:sz w:val="20"/>
+                <w:szCs w:val="20"/>
+              </w:rPr>
+              <w:t>Part name is accepted.</w:t>
+            </w:r>
+          </w:p>
+        </w:tc>
+        <w:tc>
+          <w:tcPr>
+            <w:tcW w:w="1131" w:type="dxa"/>
+          </w:tcPr>
+          <w:p>
+            <w:pPr>
+              <w:pStyle w:val="Compact"/>
+              <w:rPr>
+                <w:sz w:val="20"/>
+                <w:szCs w:val="20"/>
+              </w:rPr>
+            </w:pPr>
+            <w:r>
+              <w:rPr>
+                <w:sz w:val="20"/>
+                <w:szCs w:val="20"/>
+              </w:rPr>
+              <w:t>Pass</w:t>
+            </w:r>
+          </w:p>
+        </w:tc>
+        <w:tc>
+          <w:tcPr>
+            <w:tcW w:w="1131" w:type="dxa"/>
+          </w:tcPr>
+          <w:p>
+            <w:pPr>
+              <w:pStyle w:val="Compact"/>
+              <w:rPr>
+                <w:sz w:val="20"/>
+                <w:szCs w:val="20"/>
+              </w:rPr>
+            </w:pPr>
+            <w:r>
+              <w:rPr>
+                <w:sz w:val="20"/>
+                <w:szCs w:val="20"/>
+              </w:rPr>
+              <w:t>The minimum one-character Part Name is accepted.</w:t>
+            </w:r>
           </w:p>
         </w:tc>
       </w:tr>
@@ -9296,34 +10282,69 @@
                 <w:szCs w:val="20"/>
               </w:rPr>
             </w:pPr>
-          </w:p>
-        </w:tc>
-        <w:tc>
-          <w:tcPr>
-            <w:tcW w:w="1131" w:type="dxa"/>
-          </w:tcPr>
-          <w:p>
-            <w:pPr>
-              <w:pStyle w:val="Compact"/>
-              <w:rPr>
-                <w:sz w:val="20"/>
-                <w:szCs w:val="20"/>
-              </w:rPr>
-            </w:pPr>
-          </w:p>
-        </w:tc>
-        <w:tc>
-          <w:tcPr>
-            <w:tcW w:w="1131" w:type="dxa"/>
-          </w:tcPr>
-          <w:p>
-            <w:pPr>
-              <w:pStyle w:val="Compact"/>
-              <w:rPr>
-                <w:sz w:val="20"/>
-                <w:szCs w:val="20"/>
-              </w:rPr>
-            </w:pPr>
+            <w:r>
+              <w:rPr>
+                <w:sz w:val="20"/>
+                <w:szCs w:val="20"/>
+              </w:rPr>
+              <w:t>Minimum dimensions and weight are accepted.</w:t>
+            </w:r>
+          </w:p>
+        </w:tc>
+        <w:tc>
+          <w:tcPr>
+            <w:tcW w:w="1131" w:type="dxa"/>
+          </w:tcPr>
+          <w:p>
+            <w:pPr>
+              <w:pStyle w:val="Compact"/>
+              <w:rPr>
+                <w:sz w:val="20"/>
+                <w:szCs w:val="20"/>
+              </w:rPr>
+            </w:pPr>
+            <w:r>
+              <w:rPr>
+                <w:sz w:val="20"/>
+                <w:szCs w:val="20"/>
+              </w:rPr>
+              <w:t>Pass</w:t>
+            </w:r>
+          </w:p>
+        </w:tc>
+        <w:tc>
+          <w:tcPr>
+            <w:tcW w:w="1131" w:type="dxa"/>
+          </w:tcPr>
+          <w:p>
+            <w:pPr>
+              <w:pStyle w:val="Compact"/>
+              <w:rPr>
+                <w:sz w:val="20"/>
+                <w:szCs w:val="20"/>
+              </w:rPr>
+            </w:pPr>
+            <w:r>
+              <w:rPr>
+                <w:sz w:val="20"/>
+                <w:szCs w:val="20"/>
+              </w:rPr>
+              <w:t>The minimum dimensions and weight are accepte</w:t>
+            </w:r>
+            <w:r>
+              <w:rPr>
+                <w:sz w:val="20"/>
+                <w:szCs w:val="20"/>
+              </w:rPr>
+              <w:t>d</w:t>
+            </w:r>
+            <w:r>
+              <w:rPr>
+                <w:sz w:val="20"/>
+                <w:szCs w:val="20"/>
+              </w:rPr>
+              <w:t>.</w:t>
+            </w:r>
           </w:p>
         </w:tc>
       </w:tr>
@@ -9434,34 +10455,55 @@
                 <w:szCs w:val="20"/>
               </w:rPr>
             </w:pPr>
-          </w:p>
-        </w:tc>
-        <w:tc>
-          <w:tcPr>
-            <w:tcW w:w="1131" w:type="dxa"/>
-          </w:tcPr>
-          <w:p>
-            <w:pPr>
-              <w:pStyle w:val="Compact"/>
-              <w:rPr>
-                <w:sz w:val="20"/>
-                <w:szCs w:val="20"/>
-              </w:rPr>
-            </w:pPr>
-          </w:p>
-        </w:tc>
-        <w:tc>
-          <w:tcPr>
-            <w:tcW w:w="1131" w:type="dxa"/>
-          </w:tcPr>
-          <w:p>
-            <w:pPr>
-              <w:pStyle w:val="Compact"/>
-              <w:rPr>
-                <w:sz w:val="20"/>
-                <w:szCs w:val="20"/>
-              </w:rPr>
-            </w:pPr>
+            <w:r>
+              <w:rPr>
+                <w:sz w:val="20"/>
+                <w:szCs w:val="20"/>
+              </w:rPr>
+              <w:t>Minimum cycle time is accepted.</w:t>
+            </w:r>
+          </w:p>
+        </w:tc>
+        <w:tc>
+          <w:tcPr>
+            <w:tcW w:w="1131" w:type="dxa"/>
+          </w:tcPr>
+          <w:p>
+            <w:pPr>
+              <w:pStyle w:val="Compact"/>
+              <w:rPr>
+                <w:sz w:val="20"/>
+                <w:szCs w:val="20"/>
+              </w:rPr>
+            </w:pPr>
+            <w:r>
+              <w:rPr>
+                <w:sz w:val="20"/>
+                <w:szCs w:val="20"/>
+              </w:rPr>
+              <w:t>Pass</w:t>
+            </w:r>
+          </w:p>
+        </w:tc>
+        <w:tc>
+          <w:tcPr>
+            <w:tcW w:w="1131" w:type="dxa"/>
+          </w:tcPr>
+          <w:p>
+            <w:pPr>
+              <w:pStyle w:val="Compact"/>
+              <w:rPr>
+                <w:sz w:val="20"/>
+                <w:szCs w:val="20"/>
+              </w:rPr>
+            </w:pPr>
+            <w:r>
+              <w:rPr>
+                <w:sz w:val="20"/>
+                <w:szCs w:val="20"/>
+              </w:rPr>
+              <w:t>The minimum desired cycle time is accepted.</w:t>
+            </w:r>
           </w:p>
         </w:tc>
       </w:tr>
@@ -9499,6 +10541,13 @@
           <w:szCs w:val="20"/>
         </w:rPr>
         <w:t>TC5: Maximum Allowed Boundary Values</w:t>
+      </w:r>
+      <w:r>
+        <w:rPr>
+          <w:sz w:val="20"/>
+          <w:szCs w:val="20"/>
+        </w:rPr>
+        <w:t xml:space="preserve"> – AI Assisted</w:t>
       </w:r>
     </w:p>
     <w:p>
@@ -9835,34 +10884,63 @@
                 <w:szCs w:val="20"/>
               </w:rPr>
             </w:pPr>
-          </w:p>
-        </w:tc>
-        <w:tc>
-          <w:tcPr>
-            <w:tcW w:w="1131" w:type="dxa"/>
-          </w:tcPr>
-          <w:p>
-            <w:pPr>
-              <w:pStyle w:val="Compact"/>
-              <w:rPr>
-                <w:sz w:val="20"/>
-                <w:szCs w:val="20"/>
-              </w:rPr>
-            </w:pPr>
-          </w:p>
-        </w:tc>
-        <w:tc>
-          <w:tcPr>
-            <w:tcW w:w="1131" w:type="dxa"/>
-          </w:tcPr>
-          <w:p>
-            <w:pPr>
-              <w:pStyle w:val="Compact"/>
-              <w:rPr>
-                <w:sz w:val="20"/>
-                <w:szCs w:val="20"/>
-              </w:rPr>
-            </w:pPr>
+            <w:r>
+              <w:rPr>
+                <w:sz w:val="20"/>
+                <w:szCs w:val="20"/>
+              </w:rPr>
+              <w:t>Input field accepts text with verification to apply changes.</w:t>
+            </w:r>
+          </w:p>
+        </w:tc>
+        <w:tc>
+          <w:tcPr>
+            <w:tcW w:w="1131" w:type="dxa"/>
+          </w:tcPr>
+          <w:p>
+            <w:pPr>
+              <w:pStyle w:val="Compact"/>
+              <w:rPr>
+                <w:sz w:val="20"/>
+                <w:szCs w:val="20"/>
+              </w:rPr>
+            </w:pPr>
+            <w:r>
+              <w:rPr>
+                <w:sz w:val="20"/>
+                <w:szCs w:val="20"/>
+              </w:rPr>
+              <w:t>Pass</w:t>
+            </w:r>
+          </w:p>
+        </w:tc>
+        <w:tc>
+          <w:tcPr>
+            <w:tcW w:w="1131" w:type="dxa"/>
+          </w:tcPr>
+          <w:p>
+            <w:pPr>
+              <w:pStyle w:val="Compact"/>
+              <w:rPr>
+                <w:sz w:val="20"/>
+                <w:szCs w:val="20"/>
+              </w:rPr>
+            </w:pPr>
+            <w:r>
+              <w:rPr>
+                <w:sz w:val="20"/>
+                <w:szCs w:val="20"/>
+              </w:rPr>
+              <w:t>The max 250 characters project name is successfully stored in the database.</w:t>
+            </w:r>
+            <w:r>
+              <w:rPr>
+                <w:sz w:val="20"/>
+                <w:szCs w:val="20"/>
+              </w:rPr>
+              <w:br/>
+              <w:t>Note: The input field did not display characters remaining count.</w:t>
+            </w:r>
           </w:p>
         </w:tc>
       </w:tr>
@@ -9966,34 +11044,55 @@
                 <w:szCs w:val="20"/>
               </w:rPr>
             </w:pPr>
-          </w:p>
-        </w:tc>
-        <w:tc>
-          <w:tcPr>
-            <w:tcW w:w="1131" w:type="dxa"/>
-          </w:tcPr>
-          <w:p>
-            <w:pPr>
-              <w:pStyle w:val="Compact"/>
-              <w:rPr>
-                <w:sz w:val="20"/>
-                <w:szCs w:val="20"/>
-              </w:rPr>
-            </w:pPr>
-          </w:p>
-        </w:tc>
-        <w:tc>
-          <w:tcPr>
-            <w:tcW w:w="1131" w:type="dxa"/>
-          </w:tcPr>
-          <w:p>
-            <w:pPr>
-              <w:pStyle w:val="Compact"/>
-              <w:rPr>
-                <w:sz w:val="20"/>
-                <w:szCs w:val="20"/>
-              </w:rPr>
-            </w:pPr>
+            <w:r>
+              <w:rPr>
+                <w:sz w:val="20"/>
+                <w:szCs w:val="20"/>
+              </w:rPr>
+              <w:t>Maximum limit of parts is accepted.</w:t>
+            </w:r>
+          </w:p>
+        </w:tc>
+        <w:tc>
+          <w:tcPr>
+            <w:tcW w:w="1131" w:type="dxa"/>
+          </w:tcPr>
+          <w:p>
+            <w:pPr>
+              <w:pStyle w:val="Compact"/>
+              <w:rPr>
+                <w:sz w:val="20"/>
+                <w:szCs w:val="20"/>
+              </w:rPr>
+            </w:pPr>
+            <w:r>
+              <w:rPr>
+                <w:sz w:val="20"/>
+                <w:szCs w:val="20"/>
+              </w:rPr>
+              <w:t>Pass</w:t>
+            </w:r>
+          </w:p>
+        </w:tc>
+        <w:tc>
+          <w:tcPr>
+            <w:tcW w:w="1131" w:type="dxa"/>
+          </w:tcPr>
+          <w:p>
+            <w:pPr>
+              <w:pStyle w:val="Compact"/>
+              <w:rPr>
+                <w:sz w:val="20"/>
+                <w:szCs w:val="20"/>
+              </w:rPr>
+            </w:pPr>
+            <w:r>
+              <w:rPr>
+                <w:sz w:val="20"/>
+                <w:szCs w:val="20"/>
+              </w:rPr>
+              <w:t>The maximum number of total expected parts successfully stored in the database.</w:t>
+            </w:r>
           </w:p>
         </w:tc>
       </w:tr>
@@ -10038,7 +11137,15 @@
                 <w:sz w:val="20"/>
                 <w:szCs w:val="20"/>
               </w:rPr>
-              <w:t>B6-B8: Bin Dimensions</w:t>
+              <w:t xml:space="preserve">B6-B8: Bin </w:t>
+            </w:r>
+            <w:r>
+              <w:rPr>
+                <w:sz w:val="20"/>
+                <w:szCs w:val="20"/>
+              </w:rPr>
+              <w:lastRenderedPageBreak/>
+              <w:t>Dimensions</w:t>
             </w:r>
           </w:p>
         </w:tc>
@@ -10060,6 +11167,7 @@
                 <w:sz w:val="20"/>
                 <w:szCs w:val="20"/>
               </w:rPr>
+              <w:lastRenderedPageBreak/>
               <w:t>5000</w:t>
             </w:r>
           </w:p>
@@ -10081,50 +11189,97 @@
                 <w:sz w:val="20"/>
                 <w:szCs w:val="20"/>
               </w:rPr>
-              <w:t>Maximum dimension of 5000mm is accepted.</w:t>
-            </w:r>
-          </w:p>
-        </w:tc>
-        <w:tc>
-          <w:tcPr>
-            <w:tcW w:w="1131" w:type="dxa"/>
-          </w:tcPr>
-          <w:p>
-            <w:pPr>
-              <w:pStyle w:val="Compact"/>
-              <w:rPr>
-                <w:sz w:val="20"/>
-                <w:szCs w:val="20"/>
-              </w:rPr>
-            </w:pPr>
-          </w:p>
-        </w:tc>
-        <w:tc>
-          <w:tcPr>
-            <w:tcW w:w="1131" w:type="dxa"/>
-          </w:tcPr>
-          <w:p>
-            <w:pPr>
-              <w:pStyle w:val="Compact"/>
-              <w:rPr>
-                <w:sz w:val="20"/>
-                <w:szCs w:val="20"/>
-              </w:rPr>
-            </w:pPr>
-          </w:p>
-        </w:tc>
-        <w:tc>
-          <w:tcPr>
-            <w:tcW w:w="1131" w:type="dxa"/>
-          </w:tcPr>
-          <w:p>
-            <w:pPr>
-              <w:pStyle w:val="Compact"/>
-              <w:rPr>
-                <w:sz w:val="20"/>
-                <w:szCs w:val="20"/>
-              </w:rPr>
-            </w:pPr>
+              <w:t xml:space="preserve">Maximum </w:t>
+            </w:r>
+            <w:r>
+              <w:rPr>
+                <w:sz w:val="20"/>
+                <w:szCs w:val="20"/>
+              </w:rPr>
+              <w:lastRenderedPageBreak/>
+              <w:t>dimension of 5000mm is accepted.</w:t>
+            </w:r>
+          </w:p>
+        </w:tc>
+        <w:tc>
+          <w:tcPr>
+            <w:tcW w:w="1131" w:type="dxa"/>
+          </w:tcPr>
+          <w:p>
+            <w:pPr>
+              <w:pStyle w:val="Compact"/>
+              <w:rPr>
+                <w:sz w:val="20"/>
+                <w:szCs w:val="20"/>
+              </w:rPr>
+            </w:pPr>
+            <w:r>
+              <w:rPr>
+                <w:sz w:val="20"/>
+                <w:szCs w:val="20"/>
+              </w:rPr>
+              <w:lastRenderedPageBreak/>
+              <w:t xml:space="preserve">Maximum </w:t>
+            </w:r>
+            <w:r>
+              <w:rPr>
+                <w:sz w:val="20"/>
+                <w:szCs w:val="20"/>
+              </w:rPr>
+              <w:lastRenderedPageBreak/>
+              <w:t>dimension of 5000mm is accepted after the verification.</w:t>
+            </w:r>
+          </w:p>
+        </w:tc>
+        <w:tc>
+          <w:tcPr>
+            <w:tcW w:w="1131" w:type="dxa"/>
+          </w:tcPr>
+          <w:p>
+            <w:pPr>
+              <w:pStyle w:val="Compact"/>
+              <w:rPr>
+                <w:sz w:val="20"/>
+                <w:szCs w:val="20"/>
+              </w:rPr>
+            </w:pPr>
+            <w:r>
+              <w:rPr>
+                <w:sz w:val="20"/>
+                <w:szCs w:val="20"/>
+              </w:rPr>
+              <w:lastRenderedPageBreak/>
+              <w:t>Pass</w:t>
+            </w:r>
+          </w:p>
+        </w:tc>
+        <w:tc>
+          <w:tcPr>
+            <w:tcW w:w="1131" w:type="dxa"/>
+          </w:tcPr>
+          <w:p>
+            <w:pPr>
+              <w:pStyle w:val="Compact"/>
+              <w:rPr>
+                <w:sz w:val="20"/>
+                <w:szCs w:val="20"/>
+              </w:rPr>
+            </w:pPr>
+            <w:r>
+              <w:rPr>
+                <w:sz w:val="20"/>
+                <w:szCs w:val="20"/>
+              </w:rPr>
+              <w:t xml:space="preserve">The </w:t>
+            </w:r>
+            <w:r>
+              <w:rPr>
+                <w:sz w:val="20"/>
+                <w:szCs w:val="20"/>
+              </w:rPr>
+              <w:lastRenderedPageBreak/>
+              <w:t>maximum dimension of 5000mm is stored successfully in the database.</w:t>
+            </w:r>
           </w:p>
         </w:tc>
       </w:tr>
@@ -10235,34 +11390,55 @@
                 <w:szCs w:val="20"/>
               </w:rPr>
             </w:pPr>
-          </w:p>
-        </w:tc>
-        <w:tc>
-          <w:tcPr>
-            <w:tcW w:w="1131" w:type="dxa"/>
-          </w:tcPr>
-          <w:p>
-            <w:pPr>
-              <w:pStyle w:val="Compact"/>
-              <w:rPr>
-                <w:sz w:val="20"/>
-                <w:szCs w:val="20"/>
-              </w:rPr>
-            </w:pPr>
-          </w:p>
-        </w:tc>
-        <w:tc>
-          <w:tcPr>
-            <w:tcW w:w="1131" w:type="dxa"/>
-          </w:tcPr>
-          <w:p>
-            <w:pPr>
-              <w:pStyle w:val="Compact"/>
-              <w:rPr>
-                <w:sz w:val="20"/>
-                <w:szCs w:val="20"/>
-              </w:rPr>
-            </w:pPr>
+            <w:r>
+              <w:rPr>
+                <w:sz w:val="20"/>
+                <w:szCs w:val="20"/>
+              </w:rPr>
+              <w:t>Text field accepts up to 1000 characters without trimming.</w:t>
+            </w:r>
+          </w:p>
+        </w:tc>
+        <w:tc>
+          <w:tcPr>
+            <w:tcW w:w="1131" w:type="dxa"/>
+          </w:tcPr>
+          <w:p>
+            <w:pPr>
+              <w:pStyle w:val="Compact"/>
+              <w:rPr>
+                <w:sz w:val="20"/>
+                <w:szCs w:val="20"/>
+              </w:rPr>
+            </w:pPr>
+            <w:r>
+              <w:rPr>
+                <w:sz w:val="20"/>
+                <w:szCs w:val="20"/>
+              </w:rPr>
+              <w:t>Pass</w:t>
+            </w:r>
+          </w:p>
+        </w:tc>
+        <w:tc>
+          <w:tcPr>
+            <w:tcW w:w="1131" w:type="dxa"/>
+          </w:tcPr>
+          <w:p>
+            <w:pPr>
+              <w:pStyle w:val="Compact"/>
+              <w:rPr>
+                <w:sz w:val="20"/>
+                <w:szCs w:val="20"/>
+              </w:rPr>
+            </w:pPr>
+            <w:r>
+              <w:rPr>
+                <w:sz w:val="20"/>
+                <w:szCs w:val="20"/>
+              </w:rPr>
+              <w:t>The project notes text field of maximum 1000 characters successfully saved in the database.</w:t>
+            </w:r>
           </w:p>
         </w:tc>
       </w:tr>
@@ -10349,58 +11525,71 @@
                 <w:sz w:val="20"/>
                 <w:szCs w:val="20"/>
               </w:rPr>
-              <w:t xml:space="preserve">Multi-image drop zone accepts up to the maximum </w:t>
-            </w:r>
-            <w:r>
-              <w:rPr>
-                <w:sz w:val="20"/>
-                <w:szCs w:val="20"/>
-              </w:rPr>
-              <w:lastRenderedPageBreak/>
-              <w:t>permitted file uploads (e.g. 5).</w:t>
-            </w:r>
-          </w:p>
-        </w:tc>
-        <w:tc>
-          <w:tcPr>
-            <w:tcW w:w="1131" w:type="dxa"/>
-          </w:tcPr>
-          <w:p>
-            <w:pPr>
-              <w:pStyle w:val="Compact"/>
-              <w:rPr>
-                <w:sz w:val="20"/>
-                <w:szCs w:val="20"/>
-              </w:rPr>
-            </w:pPr>
-          </w:p>
-        </w:tc>
-        <w:tc>
-          <w:tcPr>
-            <w:tcW w:w="1131" w:type="dxa"/>
-          </w:tcPr>
-          <w:p>
-            <w:pPr>
-              <w:pStyle w:val="Compact"/>
-              <w:rPr>
-                <w:sz w:val="20"/>
-                <w:szCs w:val="20"/>
-              </w:rPr>
-            </w:pPr>
-          </w:p>
-        </w:tc>
-        <w:tc>
-          <w:tcPr>
-            <w:tcW w:w="1131" w:type="dxa"/>
-          </w:tcPr>
-          <w:p>
-            <w:pPr>
-              <w:pStyle w:val="Compact"/>
-              <w:rPr>
-                <w:sz w:val="20"/>
-                <w:szCs w:val="20"/>
-              </w:rPr>
-            </w:pPr>
+              <w:t>Multi-image drop zone accepts up to the maximum permitted file uploads (e.g. 5).</w:t>
+            </w:r>
+          </w:p>
+        </w:tc>
+        <w:tc>
+          <w:tcPr>
+            <w:tcW w:w="1131" w:type="dxa"/>
+          </w:tcPr>
+          <w:p>
+            <w:pPr>
+              <w:pStyle w:val="Compact"/>
+              <w:rPr>
+                <w:sz w:val="20"/>
+                <w:szCs w:val="20"/>
+              </w:rPr>
+            </w:pPr>
+            <w:r>
+              <w:rPr>
+                <w:sz w:val="20"/>
+                <w:szCs w:val="20"/>
+              </w:rPr>
+              <w:t>Multi-image (7 images uploaded) files are successfully stored in the database</w:t>
+            </w:r>
+          </w:p>
+        </w:tc>
+        <w:tc>
+          <w:tcPr>
+            <w:tcW w:w="1131" w:type="dxa"/>
+          </w:tcPr>
+          <w:p>
+            <w:pPr>
+              <w:pStyle w:val="Compact"/>
+              <w:rPr>
+                <w:sz w:val="20"/>
+                <w:szCs w:val="20"/>
+              </w:rPr>
+            </w:pPr>
+            <w:r>
+              <w:rPr>
+                <w:sz w:val="20"/>
+                <w:szCs w:val="20"/>
+              </w:rPr>
+              <w:t>Pass</w:t>
+            </w:r>
+          </w:p>
+        </w:tc>
+        <w:tc>
+          <w:tcPr>
+            <w:tcW w:w="1131" w:type="dxa"/>
+          </w:tcPr>
+          <w:p>
+            <w:pPr>
+              <w:pStyle w:val="Compact"/>
+              <w:rPr>
+                <w:sz w:val="20"/>
+                <w:szCs w:val="20"/>
+              </w:rPr>
+            </w:pPr>
+            <w:r>
+              <w:rPr>
+                <w:sz w:val="20"/>
+                <w:szCs w:val="20"/>
+              </w:rPr>
+              <w:t>The multi-images files are successfully saved in the database.</w:t>
+            </w:r>
           </w:p>
         </w:tc>
       </w:tr>
@@ -10511,34 +11700,69 @@
                 <w:szCs w:val="20"/>
               </w:rPr>
             </w:pPr>
-          </w:p>
-        </w:tc>
-        <w:tc>
-          <w:tcPr>
-            <w:tcW w:w="1131" w:type="dxa"/>
-          </w:tcPr>
-          <w:p>
-            <w:pPr>
-              <w:pStyle w:val="Compact"/>
-              <w:rPr>
-                <w:sz w:val="20"/>
-                <w:szCs w:val="20"/>
-              </w:rPr>
-            </w:pPr>
-          </w:p>
-        </w:tc>
-        <w:tc>
-          <w:tcPr>
-            <w:tcW w:w="1131" w:type="dxa"/>
-          </w:tcPr>
-          <w:p>
-            <w:pPr>
-              <w:pStyle w:val="Compact"/>
-              <w:rPr>
-                <w:sz w:val="20"/>
-                <w:szCs w:val="20"/>
-              </w:rPr>
-            </w:pPr>
+            <w:r>
+              <w:rPr>
+                <w:sz w:val="20"/>
+                <w:szCs w:val="20"/>
+              </w:rPr>
+              <w:t>Long 250 characters Part name is accepted.</w:t>
+            </w:r>
+          </w:p>
+        </w:tc>
+        <w:tc>
+          <w:tcPr>
+            <w:tcW w:w="1131" w:type="dxa"/>
+          </w:tcPr>
+          <w:p>
+            <w:pPr>
+              <w:pStyle w:val="Compact"/>
+              <w:rPr>
+                <w:sz w:val="20"/>
+                <w:szCs w:val="20"/>
+              </w:rPr>
+            </w:pPr>
+            <w:r>
+              <w:rPr>
+                <w:sz w:val="20"/>
+                <w:szCs w:val="20"/>
+              </w:rPr>
+              <w:t>Pass</w:t>
+            </w:r>
+          </w:p>
+        </w:tc>
+        <w:tc>
+          <w:tcPr>
+            <w:tcW w:w="1131" w:type="dxa"/>
+          </w:tcPr>
+          <w:p>
+            <w:pPr>
+              <w:pStyle w:val="Compact"/>
+              <w:rPr>
+                <w:sz w:val="20"/>
+                <w:szCs w:val="20"/>
+              </w:rPr>
+            </w:pPr>
+            <w:r>
+              <w:rPr>
+                <w:sz w:val="20"/>
+                <w:szCs w:val="20"/>
+              </w:rPr>
+              <w:t>The system successfully save the long 250 characters Part name in</w:t>
+            </w:r>
+            <w:r>
+              <w:rPr>
+                <w:sz w:val="20"/>
+                <w:szCs w:val="20"/>
+              </w:rPr>
+              <w:t>to</w:t>
+            </w:r>
+            <w:r>
+              <w:rPr>
+                <w:sz w:val="20"/>
+                <w:szCs w:val="20"/>
+              </w:rPr>
+              <w:t xml:space="preserve"> database.</w:t>
+            </w:r>
           </w:p>
         </w:tc>
       </w:tr>
@@ -10927,34 +12151,69 @@
                 <w:szCs w:val="20"/>
               </w:rPr>
             </w:pPr>
-          </w:p>
-        </w:tc>
-        <w:tc>
-          <w:tcPr>
-            <w:tcW w:w="1131" w:type="dxa"/>
-          </w:tcPr>
-          <w:p>
-            <w:pPr>
-              <w:pStyle w:val="Compact"/>
-              <w:rPr>
-                <w:sz w:val="20"/>
-                <w:szCs w:val="20"/>
-              </w:rPr>
-            </w:pPr>
-          </w:p>
-        </w:tc>
-        <w:tc>
-          <w:tcPr>
-            <w:tcW w:w="1131" w:type="dxa"/>
-          </w:tcPr>
-          <w:p>
-            <w:pPr>
-              <w:pStyle w:val="Compact"/>
-              <w:rPr>
-                <w:sz w:val="20"/>
-                <w:szCs w:val="20"/>
-              </w:rPr>
-            </w:pPr>
+            <w:r>
+              <w:rPr>
+                <w:sz w:val="20"/>
+                <w:szCs w:val="20"/>
+              </w:rPr>
+              <w:t>The project name</w:t>
+            </w:r>
+            <w:r>
+              <w:rPr>
+                <w:sz w:val="20"/>
+                <w:szCs w:val="20"/>
+              </w:rPr>
+              <w:t xml:space="preserve"> is</w:t>
+            </w:r>
+            <w:r>
+              <w:rPr>
+                <w:sz w:val="20"/>
+                <w:szCs w:val="20"/>
+              </w:rPr>
+              <w:t xml:space="preserve"> accepted.</w:t>
+            </w:r>
+          </w:p>
+        </w:tc>
+        <w:tc>
+          <w:tcPr>
+            <w:tcW w:w="1131" w:type="dxa"/>
+          </w:tcPr>
+          <w:p>
+            <w:pPr>
+              <w:pStyle w:val="Compact"/>
+              <w:rPr>
+                <w:sz w:val="20"/>
+                <w:szCs w:val="20"/>
+              </w:rPr>
+            </w:pPr>
+            <w:r>
+              <w:rPr>
+                <w:sz w:val="20"/>
+                <w:szCs w:val="20"/>
+              </w:rPr>
+              <w:t>Fail</w:t>
+            </w:r>
+          </w:p>
+        </w:tc>
+        <w:tc>
+          <w:tcPr>
+            <w:tcW w:w="1131" w:type="dxa"/>
+          </w:tcPr>
+          <w:p>
+            <w:pPr>
+              <w:pStyle w:val="Compact"/>
+              <w:rPr>
+                <w:sz w:val="20"/>
+                <w:szCs w:val="20"/>
+              </w:rPr>
+            </w:pPr>
+            <w:r>
+              <w:rPr>
+                <w:sz w:val="20"/>
+                <w:szCs w:val="20"/>
+              </w:rPr>
+              <w:t>The Project name field did not work as expected.</w:t>
+            </w:r>
           </w:p>
         </w:tc>
       </w:tr>
@@ -11065,7 +12324,16 @@
                 <w:sz w:val="20"/>
                 <w:szCs w:val="20"/>
               </w:rPr>
-              <w:t>"Number of parts must be between 1 and 10"</w:t>
+              <w:t xml:space="preserve">"Number of </w:t>
+            </w:r>
+            <w:r>
+              <w:rPr>
+                <w:rStyle w:val="VerbatimChar"/>
+                <w:sz w:val="20"/>
+                <w:szCs w:val="20"/>
+              </w:rPr>
+              <w:lastRenderedPageBreak/>
+              <w:t>parts must be between 1 and 10"</w:t>
             </w:r>
             <w:r>
               <w:rPr>
@@ -11088,34 +12356,78 @@
                 <w:szCs w:val="20"/>
               </w:rPr>
             </w:pPr>
-          </w:p>
-        </w:tc>
-        <w:tc>
-          <w:tcPr>
-            <w:tcW w:w="1131" w:type="dxa"/>
-          </w:tcPr>
-          <w:p>
-            <w:pPr>
-              <w:pStyle w:val="Compact"/>
-              <w:rPr>
-                <w:sz w:val="20"/>
-                <w:szCs w:val="20"/>
-              </w:rPr>
-            </w:pPr>
-          </w:p>
-        </w:tc>
-        <w:tc>
-          <w:tcPr>
-            <w:tcW w:w="1131" w:type="dxa"/>
-          </w:tcPr>
-          <w:p>
-            <w:pPr>
-              <w:pStyle w:val="Compact"/>
-              <w:rPr>
-                <w:sz w:val="20"/>
-                <w:szCs w:val="20"/>
-              </w:rPr>
-            </w:pPr>
+            <w:r>
+              <w:rPr>
+                <w:sz w:val="20"/>
+                <w:szCs w:val="20"/>
+              </w:rPr>
+              <w:lastRenderedPageBreak/>
+              <w:t xml:space="preserve">The expected parts field </w:t>
+            </w:r>
+            <w:r>
+              <w:rPr>
+                <w:sz w:val="20"/>
+                <w:szCs w:val="20"/>
+              </w:rPr>
+              <w:t>is</w:t>
+            </w:r>
+            <w:r>
+              <w:rPr>
+                <w:sz w:val="20"/>
+                <w:szCs w:val="20"/>
+              </w:rPr>
+              <w:t xml:space="preserve"> accepted.</w:t>
+            </w:r>
+          </w:p>
+        </w:tc>
+        <w:tc>
+          <w:tcPr>
+            <w:tcW w:w="1131" w:type="dxa"/>
+          </w:tcPr>
+          <w:p>
+            <w:pPr>
+              <w:pStyle w:val="Compact"/>
+              <w:rPr>
+                <w:sz w:val="20"/>
+                <w:szCs w:val="20"/>
+              </w:rPr>
+            </w:pPr>
+            <w:r>
+              <w:rPr>
+                <w:sz w:val="20"/>
+                <w:szCs w:val="20"/>
+              </w:rPr>
+              <w:t>Fail</w:t>
+            </w:r>
+          </w:p>
+        </w:tc>
+        <w:tc>
+          <w:tcPr>
+            <w:tcW w:w="1131" w:type="dxa"/>
+          </w:tcPr>
+          <w:p>
+            <w:pPr>
+              <w:pStyle w:val="Compact"/>
+              <w:rPr>
+                <w:sz w:val="20"/>
+                <w:szCs w:val="20"/>
+              </w:rPr>
+            </w:pPr>
+            <w:r>
+              <w:rPr>
+                <w:sz w:val="20"/>
+                <w:szCs w:val="20"/>
+              </w:rPr>
+              <w:t xml:space="preserve">The expected part did not throw any </w:t>
+            </w:r>
+            <w:r>
+              <w:rPr>
+                <w:sz w:val="20"/>
+                <w:szCs w:val="20"/>
+              </w:rPr>
+              <w:lastRenderedPageBreak/>
+              <w:t>errors on invalid inputs.</w:t>
+            </w:r>
           </w:p>
         </w:tc>
       </w:tr>
@@ -11249,34 +12561,97 @@
                 <w:szCs w:val="20"/>
               </w:rPr>
             </w:pPr>
-          </w:p>
-        </w:tc>
-        <w:tc>
-          <w:tcPr>
-            <w:tcW w:w="1131" w:type="dxa"/>
-          </w:tcPr>
-          <w:p>
-            <w:pPr>
-              <w:pStyle w:val="Compact"/>
-              <w:rPr>
-                <w:sz w:val="20"/>
-                <w:szCs w:val="20"/>
-              </w:rPr>
-            </w:pPr>
-          </w:p>
-        </w:tc>
-        <w:tc>
-          <w:tcPr>
-            <w:tcW w:w="1131" w:type="dxa"/>
-          </w:tcPr>
-          <w:p>
-            <w:pPr>
-              <w:pStyle w:val="Compact"/>
-              <w:rPr>
-                <w:sz w:val="20"/>
-                <w:szCs w:val="20"/>
-              </w:rPr>
-            </w:pPr>
+            <w:r>
+              <w:rPr>
+                <w:sz w:val="20"/>
+                <w:szCs w:val="20"/>
+              </w:rPr>
+              <w:t xml:space="preserve">Bin dimensions </w:t>
+            </w:r>
+            <w:r>
+              <w:rPr>
+                <w:sz w:val="20"/>
+                <w:szCs w:val="20"/>
+              </w:rPr>
+              <w:t>are</w:t>
+            </w:r>
+            <w:r>
+              <w:rPr>
+                <w:sz w:val="20"/>
+                <w:szCs w:val="20"/>
+              </w:rPr>
+              <w:t xml:space="preserve"> accepted.</w:t>
+            </w:r>
+          </w:p>
+        </w:tc>
+        <w:tc>
+          <w:tcPr>
+            <w:tcW w:w="1131" w:type="dxa"/>
+          </w:tcPr>
+          <w:p>
+            <w:pPr>
+              <w:pStyle w:val="Compact"/>
+              <w:rPr>
+                <w:sz w:val="20"/>
+                <w:szCs w:val="20"/>
+              </w:rPr>
+            </w:pPr>
+            <w:r>
+              <w:rPr>
+                <w:sz w:val="20"/>
+                <w:szCs w:val="20"/>
+              </w:rPr>
+              <w:t>Fail</w:t>
+            </w:r>
+          </w:p>
+        </w:tc>
+        <w:tc>
+          <w:tcPr>
+            <w:tcW w:w="1131" w:type="dxa"/>
+          </w:tcPr>
+          <w:p>
+            <w:pPr>
+              <w:pStyle w:val="Compact"/>
+              <w:rPr>
+                <w:sz w:val="20"/>
+                <w:szCs w:val="20"/>
+              </w:rPr>
+            </w:pPr>
+            <w:r>
+              <w:rPr>
+                <w:sz w:val="20"/>
+                <w:szCs w:val="20"/>
+              </w:rPr>
+              <w:t>The Bin Outer Dimensions (mm) field did no</w:t>
+            </w:r>
+            <w:r>
+              <w:rPr>
+                <w:sz w:val="20"/>
+                <w:szCs w:val="20"/>
+              </w:rPr>
+              <w:t>t throw any error</w:t>
+            </w:r>
+            <w:r>
+              <w:rPr>
+                <w:sz w:val="20"/>
+                <w:szCs w:val="20"/>
+              </w:rPr>
+              <w:t xml:space="preserve"> as expected</w:t>
+            </w:r>
+            <w:r>
+              <w:rPr>
+                <w:sz w:val="20"/>
+                <w:szCs w:val="20"/>
+              </w:rPr>
+              <w:t xml:space="preserve"> on invalid value</w:t>
+            </w:r>
+            <w:r>
+              <w:rPr>
+                <w:sz w:val="20"/>
+                <w:szCs w:val="20"/>
+              </w:rPr>
+              <w:t>.</w:t>
+            </w:r>
           </w:p>
         </w:tc>
       </w:tr>
@@ -11395,34 +12770,55 @@
                 <w:szCs w:val="20"/>
               </w:rPr>
             </w:pPr>
-          </w:p>
-        </w:tc>
-        <w:tc>
-          <w:tcPr>
-            <w:tcW w:w="1131" w:type="dxa"/>
-          </w:tcPr>
-          <w:p>
-            <w:pPr>
-              <w:pStyle w:val="Compact"/>
-              <w:rPr>
-                <w:sz w:val="20"/>
-                <w:szCs w:val="20"/>
-              </w:rPr>
-            </w:pPr>
-          </w:p>
-        </w:tc>
-        <w:tc>
-          <w:tcPr>
-            <w:tcW w:w="1131" w:type="dxa"/>
-          </w:tcPr>
-          <w:p>
-            <w:pPr>
-              <w:pStyle w:val="Compact"/>
-              <w:rPr>
-                <w:sz w:val="20"/>
-                <w:szCs w:val="20"/>
-              </w:rPr>
-            </w:pPr>
+            <w:r>
+              <w:rPr>
+                <w:sz w:val="20"/>
+                <w:szCs w:val="20"/>
+              </w:rPr>
+              <w:t>Part Weight is accepted.</w:t>
+            </w:r>
+          </w:p>
+        </w:tc>
+        <w:tc>
+          <w:tcPr>
+            <w:tcW w:w="1131" w:type="dxa"/>
+          </w:tcPr>
+          <w:p>
+            <w:pPr>
+              <w:pStyle w:val="Compact"/>
+              <w:rPr>
+                <w:sz w:val="20"/>
+                <w:szCs w:val="20"/>
+              </w:rPr>
+            </w:pPr>
+            <w:r>
+              <w:rPr>
+                <w:sz w:val="20"/>
+                <w:szCs w:val="20"/>
+              </w:rPr>
+              <w:t>Fail</w:t>
+            </w:r>
+          </w:p>
+        </w:tc>
+        <w:tc>
+          <w:tcPr>
+            <w:tcW w:w="1131" w:type="dxa"/>
+          </w:tcPr>
+          <w:p>
+            <w:pPr>
+              <w:pStyle w:val="Compact"/>
+              <w:rPr>
+                <w:sz w:val="20"/>
+                <w:szCs w:val="20"/>
+              </w:rPr>
+            </w:pPr>
+            <w:r>
+              <w:rPr>
+                <w:sz w:val="20"/>
+                <w:szCs w:val="20"/>
+              </w:rPr>
+              <w:t>The part weight did not throw any error as expected on invalid input data.</w:t>
+            </w:r>
           </w:p>
         </w:tc>
       </w:tr>
@@ -11556,34 +12952,69 @@
                 <w:szCs w:val="20"/>
               </w:rPr>
             </w:pPr>
-          </w:p>
-        </w:tc>
-        <w:tc>
-          <w:tcPr>
-            <w:tcW w:w="1131" w:type="dxa"/>
-          </w:tcPr>
-          <w:p>
-            <w:pPr>
-              <w:pStyle w:val="Compact"/>
-              <w:rPr>
-                <w:sz w:val="20"/>
-                <w:szCs w:val="20"/>
-              </w:rPr>
-            </w:pPr>
-          </w:p>
-        </w:tc>
-        <w:tc>
-          <w:tcPr>
-            <w:tcW w:w="1131" w:type="dxa"/>
-          </w:tcPr>
-          <w:p>
-            <w:pPr>
-              <w:pStyle w:val="Compact"/>
-              <w:rPr>
-                <w:sz w:val="20"/>
-                <w:szCs w:val="20"/>
-              </w:rPr>
-            </w:pPr>
+            <w:r>
+              <w:rPr>
+                <w:sz w:val="20"/>
+                <w:szCs w:val="20"/>
+              </w:rPr>
+              <w:t>Cycle Time is accepted with negative values.</w:t>
+            </w:r>
+          </w:p>
+        </w:tc>
+        <w:tc>
+          <w:tcPr>
+            <w:tcW w:w="1131" w:type="dxa"/>
+          </w:tcPr>
+          <w:p>
+            <w:pPr>
+              <w:pStyle w:val="Compact"/>
+              <w:rPr>
+                <w:sz w:val="20"/>
+                <w:szCs w:val="20"/>
+              </w:rPr>
+            </w:pPr>
+            <w:r>
+              <w:rPr>
+                <w:sz w:val="20"/>
+                <w:szCs w:val="20"/>
+              </w:rPr>
+              <w:t>Fail</w:t>
+            </w:r>
+          </w:p>
+        </w:tc>
+        <w:tc>
+          <w:tcPr>
+            <w:tcW w:w="1131" w:type="dxa"/>
+          </w:tcPr>
+          <w:p>
+            <w:pPr>
+              <w:pStyle w:val="Compact"/>
+              <w:rPr>
+                <w:sz w:val="20"/>
+                <w:szCs w:val="20"/>
+              </w:rPr>
+            </w:pPr>
+            <w:r>
+              <w:rPr>
+                <w:sz w:val="20"/>
+                <w:szCs w:val="20"/>
+              </w:rPr>
+              <w:t>The cycle time field did not</w:t>
+            </w:r>
+            <w:r>
+              <w:rPr>
+                <w:sz w:val="20"/>
+                <w:szCs w:val="20"/>
+              </w:rPr>
+              <w:t xml:space="preserve"> throw any error response on invalid input data</w:t>
+            </w:r>
+            <w:r>
+              <w:rPr>
+                <w:sz w:val="20"/>
+                <w:szCs w:val="20"/>
+              </w:rPr>
+              <w:t xml:space="preserve"> as expected. </w:t>
+            </w:r>
           </w:p>
         </w:tc>
       </w:tr>
@@ -11607,7 +13038,6 @@
                 <w:sz w:val="20"/>
                 <w:szCs w:val="20"/>
               </w:rPr>
-              <w:lastRenderedPageBreak/>
               <w:t>6</w:t>
             </w:r>
           </w:p>
@@ -11687,34 +13117,62 @@
                 <w:szCs w:val="20"/>
               </w:rPr>
             </w:pPr>
-          </w:p>
-        </w:tc>
-        <w:tc>
-          <w:tcPr>
-            <w:tcW w:w="1131" w:type="dxa"/>
-          </w:tcPr>
-          <w:p>
-            <w:pPr>
-              <w:pStyle w:val="Compact"/>
-              <w:rPr>
-                <w:sz w:val="20"/>
-                <w:szCs w:val="20"/>
-              </w:rPr>
-            </w:pPr>
-          </w:p>
-        </w:tc>
-        <w:tc>
-          <w:tcPr>
-            <w:tcW w:w="1131" w:type="dxa"/>
-          </w:tcPr>
-          <w:p>
-            <w:pPr>
-              <w:pStyle w:val="Compact"/>
-              <w:rPr>
-                <w:sz w:val="20"/>
-                <w:szCs w:val="20"/>
-              </w:rPr>
-            </w:pPr>
+            <w:r>
+              <w:rPr>
+                <w:sz w:val="20"/>
+                <w:szCs w:val="20"/>
+              </w:rPr>
+              <w:t>No ‘Save as draft’ button to save it as draft.</w:t>
+            </w:r>
+          </w:p>
+        </w:tc>
+        <w:tc>
+          <w:tcPr>
+            <w:tcW w:w="1131" w:type="dxa"/>
+          </w:tcPr>
+          <w:p>
+            <w:pPr>
+              <w:pStyle w:val="Compact"/>
+              <w:rPr>
+                <w:sz w:val="20"/>
+                <w:szCs w:val="20"/>
+              </w:rPr>
+            </w:pPr>
+            <w:r>
+              <w:rPr>
+                <w:sz w:val="20"/>
+                <w:szCs w:val="20"/>
+              </w:rPr>
+              <w:t>Fail</w:t>
+            </w:r>
+          </w:p>
+        </w:tc>
+        <w:tc>
+          <w:tcPr>
+            <w:tcW w:w="1131" w:type="dxa"/>
+          </w:tcPr>
+          <w:p>
+            <w:pPr>
+              <w:pStyle w:val="Compact"/>
+              <w:rPr>
+                <w:sz w:val="20"/>
+                <w:szCs w:val="20"/>
+              </w:rPr>
+            </w:pPr>
+            <w:r>
+              <w:rPr>
+                <w:sz w:val="20"/>
+                <w:szCs w:val="20"/>
+              </w:rPr>
+              <w:t>Save draft action button is not there to save the project as draft.</w:t>
+            </w:r>
+            <w:r>
+              <w:rPr>
+                <w:sz w:val="20"/>
+                <w:szCs w:val="20"/>
+              </w:rPr>
+              <w:t xml:space="preserve"> However, the Integrator User could save it as draft by clicking at Dashboard tab located at the navigation bar.</w:t>
+            </w:r>
           </w:p>
         </w:tc>
       </w:tr>
@@ -11802,6 +13260,7 @@
           <w:sz w:val="20"/>
           <w:szCs w:val="20"/>
         </w:rPr>
+        <w:lastRenderedPageBreak/>
         <w:t>Purpose</w:t>
       </w:r>
       <w:r>
@@ -12051,14 +13510,15 @@
                 <w:sz w:val="20"/>
                 <w:szCs w:val="20"/>
               </w:rPr>
-              <w:t>.txt</w:t>
-            </w:r>
-            <w:r>
-              <w:rPr>
-                <w:sz w:val="20"/>
-                <w:szCs w:val="20"/>
-              </w:rPr>
-              <w:t>)</w:t>
+              <w:t>.</w:t>
+            </w:r>
+            <w:r>
+              <w:rPr>
+                <w:rStyle w:val="VerbatimChar"/>
+                <w:sz w:val="20"/>
+                <w:szCs w:val="20"/>
+              </w:rPr>
+              <w:t>pdf)</w:t>
             </w:r>
           </w:p>
         </w:tc>
@@ -12103,34 +13563,55 @@
                 <w:szCs w:val="20"/>
               </w:rPr>
             </w:pPr>
-          </w:p>
-        </w:tc>
-        <w:tc>
-          <w:tcPr>
-            <w:tcW w:w="1131" w:type="dxa"/>
-          </w:tcPr>
-          <w:p>
-            <w:pPr>
-              <w:pStyle w:val="Compact"/>
-              <w:rPr>
-                <w:sz w:val="20"/>
-                <w:szCs w:val="20"/>
-              </w:rPr>
-            </w:pPr>
-          </w:p>
-        </w:tc>
-        <w:tc>
-          <w:tcPr>
-            <w:tcW w:w="1131" w:type="dxa"/>
-          </w:tcPr>
-          <w:p>
-            <w:pPr>
-              <w:pStyle w:val="Compact"/>
-              <w:rPr>
-                <w:sz w:val="20"/>
-                <w:szCs w:val="20"/>
-              </w:rPr>
-            </w:pPr>
+            <w:r>
+              <w:rPr>
+                <w:sz w:val="20"/>
+                <w:szCs w:val="20"/>
+              </w:rPr>
+              <w:t>The application rejected the (.pdf) file and verified with empty data.</w:t>
+            </w:r>
+          </w:p>
+        </w:tc>
+        <w:tc>
+          <w:tcPr>
+            <w:tcW w:w="1131" w:type="dxa"/>
+          </w:tcPr>
+          <w:p>
+            <w:pPr>
+              <w:pStyle w:val="Compact"/>
+              <w:rPr>
+                <w:sz w:val="20"/>
+                <w:szCs w:val="20"/>
+              </w:rPr>
+            </w:pPr>
+            <w:r>
+              <w:rPr>
+                <w:sz w:val="20"/>
+                <w:szCs w:val="20"/>
+              </w:rPr>
+              <w:t>Fail</w:t>
+            </w:r>
+          </w:p>
+        </w:tc>
+        <w:tc>
+          <w:tcPr>
+            <w:tcW w:w="1131" w:type="dxa"/>
+          </w:tcPr>
+          <w:p>
+            <w:pPr>
+              <w:pStyle w:val="Compact"/>
+              <w:rPr>
+                <w:sz w:val="20"/>
+                <w:szCs w:val="20"/>
+              </w:rPr>
+            </w:pPr>
+            <w:r>
+              <w:rPr>
+                <w:sz w:val="20"/>
+                <w:szCs w:val="20"/>
+              </w:rPr>
+              <w:t>The invalid files are got rejected during verification process without displaying any error message. The oversized file (4.86 MB) can be uploaded successfully.</w:t>
+            </w:r>
           </w:p>
         </w:tc>
       </w:tr>
@@ -12241,34 +13722,69 @@
                 <w:szCs w:val="20"/>
               </w:rPr>
             </w:pPr>
-          </w:p>
-        </w:tc>
-        <w:tc>
-          <w:tcPr>
-            <w:tcW w:w="1131" w:type="dxa"/>
-          </w:tcPr>
-          <w:p>
-            <w:pPr>
-              <w:pStyle w:val="Compact"/>
-              <w:rPr>
-                <w:sz w:val="20"/>
-                <w:szCs w:val="20"/>
-              </w:rPr>
-            </w:pPr>
-          </w:p>
-        </w:tc>
-        <w:tc>
-          <w:tcPr>
-            <w:tcW w:w="1131" w:type="dxa"/>
-          </w:tcPr>
-          <w:p>
-            <w:pPr>
-              <w:pStyle w:val="Compact"/>
-              <w:rPr>
-                <w:sz w:val="20"/>
-                <w:szCs w:val="20"/>
-              </w:rPr>
-            </w:pPr>
+            <w:r>
+              <w:rPr>
+                <w:sz w:val="20"/>
+                <w:szCs w:val="20"/>
+              </w:rPr>
+              <w:t>System blocks the upload and alerts in the console: “Fail to load resource”.</w:t>
+            </w:r>
+          </w:p>
+        </w:tc>
+        <w:tc>
+          <w:tcPr>
+            <w:tcW w:w="1131" w:type="dxa"/>
+          </w:tcPr>
+          <w:p>
+            <w:pPr>
+              <w:pStyle w:val="Compact"/>
+              <w:rPr>
+                <w:sz w:val="20"/>
+                <w:szCs w:val="20"/>
+              </w:rPr>
+            </w:pPr>
+            <w:r>
+              <w:rPr>
+                <w:sz w:val="20"/>
+                <w:szCs w:val="20"/>
+              </w:rPr>
+              <w:t>Pass</w:t>
+            </w:r>
+          </w:p>
+        </w:tc>
+        <w:tc>
+          <w:tcPr>
+            <w:tcW w:w="1131" w:type="dxa"/>
+          </w:tcPr>
+          <w:p>
+            <w:pPr>
+              <w:pStyle w:val="Compact"/>
+              <w:rPr>
+                <w:sz w:val="20"/>
+                <w:szCs w:val="20"/>
+              </w:rPr>
+            </w:pPr>
+            <w:r>
+              <w:rPr>
+                <w:sz w:val="20"/>
+                <w:szCs w:val="20"/>
+              </w:rPr>
+              <w:t xml:space="preserve">The system did not </w:t>
+            </w:r>
+            <w:r>
+              <w:rPr>
+                <w:sz w:val="20"/>
+                <w:szCs w:val="20"/>
+              </w:rPr>
+              <w:t>allow</w:t>
+            </w:r>
+            <w:r>
+              <w:rPr>
+                <w:sz w:val="20"/>
+                <w:szCs w:val="20"/>
+              </w:rPr>
+              <w:t xml:space="preserve"> the corrupt/0-byte image to be saved in the database.</w:t>
+            </w:r>
           </w:p>
         </w:tc>
       </w:tr>
@@ -12358,15 +13874,13 @@
                 <w:szCs w:val="20"/>
               </w:rPr>
             </w:pPr>
-            <w:proofErr w:type="gramStart"/>
-            <w:r>
-              <w:rPr>
-                <w:sz w:val="20"/>
-                <w:szCs w:val="20"/>
-              </w:rPr>
-              <w:t>Drop</w:t>
-            </w:r>
-            <w:proofErr w:type="gramEnd"/>
+            <w:r>
+              <w:rPr>
+                <w:sz w:val="20"/>
+                <w:szCs w:val="20"/>
+              </w:rPr>
+              <w:t>Drops</w:t>
+            </w:r>
             <w:r>
               <w:rPr>
                 <w:sz w:val="20"/>
@@ -12388,34 +13902,83 @@
                 <w:szCs w:val="20"/>
               </w:rPr>
             </w:pPr>
-          </w:p>
-        </w:tc>
-        <w:tc>
-          <w:tcPr>
-            <w:tcW w:w="1131" w:type="dxa"/>
-          </w:tcPr>
-          <w:p>
-            <w:pPr>
-              <w:pStyle w:val="Compact"/>
-              <w:rPr>
-                <w:sz w:val="20"/>
-                <w:szCs w:val="20"/>
-              </w:rPr>
-            </w:pPr>
-          </w:p>
-        </w:tc>
-        <w:tc>
-          <w:tcPr>
-            <w:tcW w:w="1131" w:type="dxa"/>
-          </w:tcPr>
-          <w:p>
-            <w:pPr>
-              <w:pStyle w:val="Compact"/>
-              <w:rPr>
-                <w:sz w:val="20"/>
-                <w:szCs w:val="20"/>
-              </w:rPr>
-            </w:pPr>
+            <w:r>
+              <w:rPr>
+                <w:sz w:val="20"/>
+                <w:szCs w:val="20"/>
+              </w:rPr>
+              <w:t>Drops zone blocks file, shows error message in the console. Store previously uploaded</w:t>
+            </w:r>
+            <w:r>
+              <w:rPr>
+                <w:sz w:val="20"/>
+                <w:szCs w:val="20"/>
+              </w:rPr>
+              <w:t xml:space="preserve"> </w:t>
+            </w:r>
+            <w:r>
+              <w:rPr>
+                <w:sz w:val="20"/>
+                <w:szCs w:val="20"/>
+              </w:rPr>
+              <w:t>old PNG or JPG file to the cell photos instead.</w:t>
+            </w:r>
+          </w:p>
+        </w:tc>
+        <w:tc>
+          <w:tcPr>
+            <w:tcW w:w="1131" w:type="dxa"/>
+          </w:tcPr>
+          <w:p>
+            <w:pPr>
+              <w:pStyle w:val="Compact"/>
+              <w:rPr>
+                <w:sz w:val="20"/>
+                <w:szCs w:val="20"/>
+              </w:rPr>
+            </w:pPr>
+            <w:r>
+              <w:rPr>
+                <w:sz w:val="20"/>
+                <w:szCs w:val="20"/>
+              </w:rPr>
+              <w:t>Pass</w:t>
+            </w:r>
+          </w:p>
+        </w:tc>
+        <w:tc>
+          <w:tcPr>
+            <w:tcW w:w="1131" w:type="dxa"/>
+          </w:tcPr>
+          <w:p>
+            <w:pPr>
+              <w:pStyle w:val="Compact"/>
+              <w:rPr>
+                <w:sz w:val="20"/>
+                <w:szCs w:val="20"/>
+              </w:rPr>
+            </w:pPr>
+            <w:r>
+              <w:rPr>
+                <w:sz w:val="20"/>
+                <w:szCs w:val="20"/>
+              </w:rPr>
+              <w:t>The system does not allow Integrator to upload  the STL file with size larger than 200 KB instead the system upload previously uploaded</w:t>
+            </w:r>
+            <w:r>
+              <w:rPr>
+                <w:sz w:val="20"/>
+                <w:szCs w:val="20"/>
+              </w:rPr>
+              <w:t xml:space="preserve"> old</w:t>
+            </w:r>
+            <w:r>
+              <w:rPr>
+                <w:sz w:val="20"/>
+                <w:szCs w:val="20"/>
+              </w:rPr>
+              <w:t xml:space="preserve"> PNG or JPG file</w:t>
+            </w:r>
           </w:p>
         </w:tc>
       </w:tr>
@@ -12525,7 +14088,7 @@
                 <w:sz w:val="20"/>
                 <w:szCs w:val="20"/>
               </w:rPr>
-              <w:t xml:space="preserve">"Image size exceeds the maximum limit of </w:t>
+              <w:t xml:space="preserve">"Image size exceeds the maximum </w:t>
             </w:r>
             <w:r>
               <w:rPr>
@@ -12534,50 +14097,97 @@
                 <w:szCs w:val="20"/>
               </w:rPr>
               <w:lastRenderedPageBreak/>
-              <w:t>5MB."</w:t>
-            </w:r>
-          </w:p>
-        </w:tc>
-        <w:tc>
-          <w:tcPr>
-            <w:tcW w:w="1131" w:type="dxa"/>
-          </w:tcPr>
-          <w:p>
-            <w:pPr>
-              <w:pStyle w:val="Compact"/>
-              <w:rPr>
-                <w:sz w:val="20"/>
-                <w:szCs w:val="20"/>
-              </w:rPr>
-            </w:pPr>
-          </w:p>
-        </w:tc>
-        <w:tc>
-          <w:tcPr>
-            <w:tcW w:w="1131" w:type="dxa"/>
-          </w:tcPr>
-          <w:p>
-            <w:pPr>
-              <w:pStyle w:val="Compact"/>
-              <w:rPr>
-                <w:sz w:val="20"/>
-                <w:szCs w:val="20"/>
-              </w:rPr>
-            </w:pPr>
-          </w:p>
-        </w:tc>
-        <w:tc>
-          <w:tcPr>
-            <w:tcW w:w="1131" w:type="dxa"/>
-          </w:tcPr>
-          <w:p>
-            <w:pPr>
-              <w:pStyle w:val="Compact"/>
-              <w:rPr>
-                <w:sz w:val="20"/>
-                <w:szCs w:val="20"/>
-              </w:rPr>
-            </w:pPr>
+              <w:t>limit of 5MB."</w:t>
+            </w:r>
+          </w:p>
+        </w:tc>
+        <w:tc>
+          <w:tcPr>
+            <w:tcW w:w="1131" w:type="dxa"/>
+          </w:tcPr>
+          <w:p>
+            <w:pPr>
+              <w:pStyle w:val="Compact"/>
+              <w:rPr>
+                <w:sz w:val="20"/>
+                <w:szCs w:val="20"/>
+              </w:rPr>
+            </w:pPr>
+            <w:r>
+              <w:rPr>
+                <w:rFonts w:ascii="Segoe UI Emoji" w:hAnsi="Segoe UI Emoji" w:cs="Segoe UI Emoji"/>
+                <w:sz w:val="20"/>
+                <w:szCs w:val="20"/>
+              </w:rPr>
+              <w:lastRenderedPageBreak/>
+              <w:t>⚠️</w:t>
+            </w:r>
+            <w:r>
+              <w:rPr>
+                <w:sz w:val="20"/>
+                <w:szCs w:val="20"/>
+              </w:rPr>
+              <w:t xml:space="preserve"> AI error: {"error":{"code":400,"message":"The input token count exceeds the maximum </w:t>
+            </w:r>
+            <w:r>
+              <w:rPr>
+                <w:sz w:val="20"/>
+                <w:szCs w:val="20"/>
+              </w:rPr>
+              <w:lastRenderedPageBreak/>
+              <w:t>number of tokens allowed 1048576.","status":"INVALID_ARGUMENT"}}</w:t>
+            </w:r>
+          </w:p>
+        </w:tc>
+        <w:tc>
+          <w:tcPr>
+            <w:tcW w:w="1131" w:type="dxa"/>
+          </w:tcPr>
+          <w:p>
+            <w:pPr>
+              <w:pStyle w:val="Compact"/>
+              <w:rPr>
+                <w:sz w:val="20"/>
+                <w:szCs w:val="20"/>
+              </w:rPr>
+            </w:pPr>
+            <w:r>
+              <w:rPr>
+                <w:sz w:val="20"/>
+                <w:szCs w:val="20"/>
+              </w:rPr>
+              <w:lastRenderedPageBreak/>
+              <w:t>Fail</w:t>
+            </w:r>
+          </w:p>
+        </w:tc>
+        <w:tc>
+          <w:tcPr>
+            <w:tcW w:w="1131" w:type="dxa"/>
+          </w:tcPr>
+          <w:p>
+            <w:pPr>
+              <w:pStyle w:val="Compact"/>
+              <w:rPr>
+                <w:sz w:val="20"/>
+                <w:szCs w:val="20"/>
+              </w:rPr>
+            </w:pPr>
+            <w:r>
+              <w:rPr>
+                <w:sz w:val="20"/>
+                <w:szCs w:val="20"/>
+              </w:rPr>
+              <w:t xml:space="preserve">The test interrupted due to input token count exceeded the maximum number of </w:t>
+            </w:r>
+            <w:r>
+              <w:rPr>
+                <w:sz w:val="20"/>
+                <w:szCs w:val="20"/>
+              </w:rPr>
+              <w:lastRenderedPageBreak/>
+              <w:t>tokens allowed.</w:t>
+            </w:r>
           </w:p>
         </w:tc>
       </w:tr>
@@ -12674,15 +14284,13 @@
         </w:rPr>
         <w:t>: Verify that once a draft is submitted, it becomes locked and cannot be edited by the owner (External Partner</w:t>
       </w:r>
-      <w:proofErr w:type="gramStart"/>
       <w:r>
         <w:rPr>
           <w:sz w:val="20"/>
           <w:szCs w:val="20"/>
         </w:rPr>
-        <w:t>), but</w:t>
+        <w:t>) but</w:t>
       </w:r>
-      <w:proofErr w:type="gramEnd"/>
       <w:r>
         <w:rPr>
           <w:sz w:val="20"/>
@@ -12998,34 +14606,87 @@
                 <w:szCs w:val="20"/>
               </w:rPr>
             </w:pPr>
-          </w:p>
-        </w:tc>
-        <w:tc>
-          <w:tcPr>
-            <w:tcW w:w="1131" w:type="dxa"/>
-          </w:tcPr>
-          <w:p>
-            <w:pPr>
-              <w:pStyle w:val="Compact"/>
-              <w:rPr>
-                <w:sz w:val="20"/>
-                <w:szCs w:val="20"/>
-              </w:rPr>
-            </w:pPr>
-          </w:p>
-        </w:tc>
-        <w:tc>
-          <w:tcPr>
-            <w:tcW w:w="1131" w:type="dxa"/>
-          </w:tcPr>
-          <w:p>
-            <w:pPr>
-              <w:pStyle w:val="Compact"/>
-              <w:rPr>
-                <w:sz w:val="20"/>
-                <w:szCs w:val="20"/>
-              </w:rPr>
-            </w:pPr>
+            <w:r>
+              <w:rPr>
+                <w:sz w:val="20"/>
+                <w:szCs w:val="20"/>
+              </w:rPr>
+              <w:t xml:space="preserve">The ‘Submit’ button of the Parter UI is converted to ‘Submitted (Click to </w:t>
+            </w:r>
+            <w:proofErr w:type="spellStart"/>
+            <w:r>
+              <w:rPr>
+                <w:sz w:val="20"/>
+                <w:szCs w:val="20"/>
+              </w:rPr>
+              <w:t>Unsubmit</w:t>
+            </w:r>
+            <w:proofErr w:type="spellEnd"/>
+            <w:r>
+              <w:rPr>
+                <w:sz w:val="20"/>
+                <w:szCs w:val="20"/>
+              </w:rPr>
+              <w:t xml:space="preserve">)’. The card status in the dashboard displays the project being submitted. </w:t>
+            </w:r>
+          </w:p>
+        </w:tc>
+        <w:tc>
+          <w:tcPr>
+            <w:tcW w:w="1131" w:type="dxa"/>
+          </w:tcPr>
+          <w:p>
+            <w:pPr>
+              <w:pStyle w:val="Compact"/>
+              <w:rPr>
+                <w:sz w:val="20"/>
+                <w:szCs w:val="20"/>
+              </w:rPr>
+            </w:pPr>
+            <w:r>
+              <w:rPr>
+                <w:sz w:val="20"/>
+                <w:szCs w:val="20"/>
+              </w:rPr>
+              <w:t>Pass</w:t>
+            </w:r>
+          </w:p>
+        </w:tc>
+        <w:tc>
+          <w:tcPr>
+            <w:tcW w:w="1131" w:type="dxa"/>
+          </w:tcPr>
+          <w:p>
+            <w:pPr>
+              <w:pStyle w:val="Compact"/>
+              <w:rPr>
+                <w:sz w:val="20"/>
+                <w:szCs w:val="20"/>
+              </w:rPr>
+            </w:pPr>
+            <w:r>
+              <w:rPr>
+                <w:sz w:val="20"/>
+                <w:szCs w:val="20"/>
+              </w:rPr>
+              <w:t xml:space="preserve">The app locks the project and </w:t>
+            </w:r>
+            <w:proofErr w:type="spellStart"/>
+            <w:r>
+              <w:rPr>
+                <w:sz w:val="20"/>
+                <w:szCs w:val="20"/>
+              </w:rPr>
+              <w:t>conver</w:t>
+            </w:r>
+            <w:proofErr w:type="spellEnd"/>
+            <w:r>
+              <w:rPr>
+                <w:sz w:val="20"/>
+                <w:szCs w:val="20"/>
+              </w:rPr>
+              <w:t xml:space="preserve"> the project card as submitted in the dashboard overview.</w:t>
+            </w:r>
           </w:p>
         </w:tc>
       </w:tr>
@@ -13137,34 +14798,55 @@
                 <w:szCs w:val="20"/>
               </w:rPr>
             </w:pPr>
-          </w:p>
-        </w:tc>
-        <w:tc>
-          <w:tcPr>
-            <w:tcW w:w="1131" w:type="dxa"/>
-          </w:tcPr>
-          <w:p>
-            <w:pPr>
-              <w:pStyle w:val="Compact"/>
-              <w:rPr>
-                <w:sz w:val="20"/>
-                <w:szCs w:val="20"/>
-              </w:rPr>
-            </w:pPr>
-          </w:p>
-        </w:tc>
-        <w:tc>
-          <w:tcPr>
-            <w:tcW w:w="1131" w:type="dxa"/>
-          </w:tcPr>
-          <w:p>
-            <w:pPr>
-              <w:pStyle w:val="Compact"/>
-              <w:rPr>
-                <w:sz w:val="20"/>
-                <w:szCs w:val="20"/>
-              </w:rPr>
-            </w:pPr>
+            <w:r>
+              <w:rPr>
+                <w:sz w:val="20"/>
+                <w:szCs w:val="20"/>
+              </w:rPr>
+              <w:t>Form input fields are disabled (read-only) where as “Save Draft” and “Submit” buttons are hidden.</w:t>
+            </w:r>
+          </w:p>
+        </w:tc>
+        <w:tc>
+          <w:tcPr>
+            <w:tcW w:w="1131" w:type="dxa"/>
+          </w:tcPr>
+          <w:p>
+            <w:pPr>
+              <w:pStyle w:val="Compact"/>
+              <w:rPr>
+                <w:sz w:val="20"/>
+                <w:szCs w:val="20"/>
+              </w:rPr>
+            </w:pPr>
+            <w:r>
+              <w:rPr>
+                <w:sz w:val="20"/>
+                <w:szCs w:val="20"/>
+              </w:rPr>
+              <w:t>Pass</w:t>
+            </w:r>
+          </w:p>
+        </w:tc>
+        <w:tc>
+          <w:tcPr>
+            <w:tcW w:w="1131" w:type="dxa"/>
+          </w:tcPr>
+          <w:p>
+            <w:pPr>
+              <w:pStyle w:val="Compact"/>
+              <w:rPr>
+                <w:sz w:val="20"/>
+                <w:szCs w:val="20"/>
+              </w:rPr>
+            </w:pPr>
+            <w:r>
+              <w:rPr>
+                <w:sz w:val="20"/>
+                <w:szCs w:val="20"/>
+              </w:rPr>
+              <w:t>The system disabled all input fields and hides “Save Draft” and “Submit” buttons.</w:t>
+            </w:r>
           </w:p>
         </w:tc>
       </w:tr>
@@ -13262,15 +14944,13 @@
               </w:rPr>
               <w:t xml:space="preserve">Submitted project </w:t>
             </w:r>
-            <w:proofErr w:type="gramStart"/>
-            <w:r>
-              <w:rPr>
-                <w:sz w:val="20"/>
-                <w:szCs w:val="20"/>
-              </w:rPr>
-              <w:t>card is</w:t>
-            </w:r>
-            <w:proofErr w:type="gramEnd"/>
+            <w:r>
+              <w:rPr>
+                <w:sz w:val="20"/>
+                <w:szCs w:val="20"/>
+              </w:rPr>
+              <w:t>cards are</w:t>
+            </w:r>
             <w:r>
               <w:rPr>
                 <w:sz w:val="20"/>
@@ -13292,34 +14972,55 @@
                 <w:szCs w:val="20"/>
               </w:rPr>
             </w:pPr>
-          </w:p>
-        </w:tc>
-        <w:tc>
-          <w:tcPr>
-            <w:tcW w:w="1131" w:type="dxa"/>
-          </w:tcPr>
-          <w:p>
-            <w:pPr>
-              <w:pStyle w:val="Compact"/>
-              <w:rPr>
-                <w:sz w:val="20"/>
-                <w:szCs w:val="20"/>
-              </w:rPr>
-            </w:pPr>
-          </w:p>
-        </w:tc>
-        <w:tc>
-          <w:tcPr>
-            <w:tcW w:w="1131" w:type="dxa"/>
-          </w:tcPr>
-          <w:p>
-            <w:pPr>
-              <w:pStyle w:val="Compact"/>
-              <w:rPr>
-                <w:sz w:val="20"/>
-                <w:szCs w:val="20"/>
-              </w:rPr>
-            </w:pPr>
+            <w:r>
+              <w:rPr>
+                <w:sz w:val="20"/>
+                <w:szCs w:val="20"/>
+              </w:rPr>
+              <w:t>Submitted project cards are visible on the Engineer’s evaluator dashboard.</w:t>
+            </w:r>
+          </w:p>
+        </w:tc>
+        <w:tc>
+          <w:tcPr>
+            <w:tcW w:w="1131" w:type="dxa"/>
+          </w:tcPr>
+          <w:p>
+            <w:pPr>
+              <w:pStyle w:val="Compact"/>
+              <w:rPr>
+                <w:sz w:val="20"/>
+                <w:szCs w:val="20"/>
+              </w:rPr>
+            </w:pPr>
+            <w:r>
+              <w:rPr>
+                <w:sz w:val="20"/>
+                <w:szCs w:val="20"/>
+              </w:rPr>
+              <w:t>Pass</w:t>
+            </w:r>
+          </w:p>
+        </w:tc>
+        <w:tc>
+          <w:tcPr>
+            <w:tcW w:w="1131" w:type="dxa"/>
+          </w:tcPr>
+          <w:p>
+            <w:pPr>
+              <w:pStyle w:val="Compact"/>
+              <w:rPr>
+                <w:sz w:val="20"/>
+                <w:szCs w:val="20"/>
+              </w:rPr>
+            </w:pPr>
+            <w:r>
+              <w:rPr>
+                <w:sz w:val="20"/>
+                <w:szCs w:val="20"/>
+              </w:rPr>
+              <w:t>The system displays all types of project cards on the Engineer’s evaluator dashboard.</w:t>
+            </w:r>
           </w:p>
         </w:tc>
       </w:tr>
@@ -13424,7 +15125,15 @@
                 <w:sz w:val="20"/>
                 <w:szCs w:val="20"/>
               </w:rPr>
-              <w:t xml:space="preserve">Engineer succeeds in self-assigning the project. </w:t>
+              <w:t xml:space="preserve">Engineer succeeds in </w:t>
+            </w:r>
+            <w:r>
+              <w:rPr>
+                <w:sz w:val="20"/>
+                <w:szCs w:val="20"/>
+              </w:rPr>
+              <w:lastRenderedPageBreak/>
+              <w:t xml:space="preserve">self-assigning the project. </w:t>
             </w:r>
             <w:r>
               <w:rPr>
@@ -13455,34 +15164,73 @@
                 <w:szCs w:val="20"/>
               </w:rPr>
             </w:pPr>
-          </w:p>
-        </w:tc>
-        <w:tc>
-          <w:tcPr>
-            <w:tcW w:w="1131" w:type="dxa"/>
-          </w:tcPr>
-          <w:p>
-            <w:pPr>
-              <w:pStyle w:val="Compact"/>
-              <w:rPr>
-                <w:sz w:val="20"/>
-                <w:szCs w:val="20"/>
-              </w:rPr>
-            </w:pPr>
-          </w:p>
-        </w:tc>
-        <w:tc>
-          <w:tcPr>
-            <w:tcW w:w="1131" w:type="dxa"/>
-          </w:tcPr>
-          <w:p>
-            <w:pPr>
-              <w:pStyle w:val="Compact"/>
-              <w:rPr>
-                <w:sz w:val="20"/>
-                <w:szCs w:val="20"/>
-              </w:rPr>
-            </w:pPr>
+            <w:r>
+              <w:rPr>
+                <w:sz w:val="20"/>
+                <w:szCs w:val="20"/>
+              </w:rPr>
+              <w:lastRenderedPageBreak/>
+              <w:t xml:space="preserve">Engineer succeeds in </w:t>
+            </w:r>
+            <w:r>
+              <w:rPr>
+                <w:sz w:val="20"/>
+                <w:szCs w:val="20"/>
+              </w:rPr>
+              <w:lastRenderedPageBreak/>
+              <w:t>self-assigning the project.</w:t>
+            </w:r>
+          </w:p>
+        </w:tc>
+        <w:tc>
+          <w:tcPr>
+            <w:tcW w:w="1131" w:type="dxa"/>
+          </w:tcPr>
+          <w:p>
+            <w:pPr>
+              <w:pStyle w:val="Compact"/>
+              <w:rPr>
+                <w:sz w:val="20"/>
+                <w:szCs w:val="20"/>
+              </w:rPr>
+            </w:pPr>
+            <w:r>
+              <w:rPr>
+                <w:sz w:val="20"/>
+                <w:szCs w:val="20"/>
+              </w:rPr>
+              <w:lastRenderedPageBreak/>
+              <w:t>Pass</w:t>
+            </w:r>
+          </w:p>
+        </w:tc>
+        <w:tc>
+          <w:tcPr>
+            <w:tcW w:w="1131" w:type="dxa"/>
+          </w:tcPr>
+          <w:p>
+            <w:pPr>
+              <w:pStyle w:val="Compact"/>
+              <w:rPr>
+                <w:sz w:val="20"/>
+                <w:szCs w:val="20"/>
+              </w:rPr>
+            </w:pPr>
+            <w:r>
+              <w:rPr>
+                <w:sz w:val="20"/>
+                <w:szCs w:val="20"/>
+              </w:rPr>
+              <w:t xml:space="preserve">The engineer or evaluator </w:t>
+            </w:r>
+            <w:r>
+              <w:rPr>
+                <w:sz w:val="20"/>
+                <w:szCs w:val="20"/>
+              </w:rPr>
+              <w:lastRenderedPageBreak/>
+              <w:t>could successfully self-assign the project card.</w:t>
+            </w:r>
           </w:p>
         </w:tc>
       </w:tr>
@@ -14190,7 +15938,6 @@
   <w:style w:type="character" w:default="1" w:styleId="DefaultParagraphFont">
     <w:name w:val="Default Paragraph Font"/>
     <w:uiPriority w:val="1"/>
-    <w:semiHidden/>
     <w:unhideWhenUsed/>
   </w:style>
   <w:style w:type="table" w:default="1" w:styleId="TableNormal">
